--- a/downloads/workbook/ai-1-week-34.docx
+++ b/downloads/workbook/ai-1-week-34.docx
@@ -1292,6 +1292,178 @@
         <w:t>Project connection: Add sorter boundary cases, missing fields and relevant user conditions to the test plan before making fairness claims.</w:t>
       </w:r>
     </w:p>
+    <w:p>
+      <w:pPr>
+        <w:pStyle w:val="Heading1"/>
+      </w:pPr>
+      <w:r>
+        <w:t>19. Project portfolio milestone</w:t>
+      </w:r>
+    </w:p>
+    <w:p>
+      <w:r>
+        <w:t>Project: Helpful Classroom Sorter</w:t>
+      </w:r>
+    </w:p>
+    <w:p>
+      <w:r>
+        <w:t>Current milestone: Present and defend. Demonstrate the system, explain one failure and justify the next improvement with evidence.</w:t>
+      </w:r>
+    </w:p>
+    <w:p>
+      <w:r>
+        <w:t>Add sorter boundary cases, missing fields and relevant user conditions to the test plan before making fairness claims.</w:t>
+      </w:r>
+    </w:p>
+    <w:tbl>
+      <w:tblPr>
+        <w:tblStyle w:val="LightShading-Accent1"/>
+        <w:tblW w:type="auto" w:w="0"/>
+        <w:tblLook w:firstColumn="1" w:firstRow="1" w:lastColumn="0" w:lastRow="0" w:noHBand="0" w:noVBand="1" w:val="04A0"/>
+      </w:tblPr>
+      <w:tblGrid>
+        <w:gridCol w:w="5112"/>
+        <w:gridCol w:w="5112"/>
+      </w:tblGrid>
+      <w:tr>
+        <w:trPr>
+          <w:tblHeader/>
+        </w:trPr>
+        <w:tc>
+          <w:tcPr>
+            <w:tcW w:type="dxa" w:w="5112"/>
+          </w:tcPr>
+          <w:p>
+            <w:r>
+              <w:t>Evidence to keep</w:t>
+            </w:r>
+          </w:p>
+        </w:tc>
+        <w:tc>
+          <w:tcPr>
+            <w:tcW w:type="dxa" w:w="5112"/>
+          </w:tcPr>
+          <w:p>
+            <w:r>
+              <w:t>My record</w:t>
+            </w:r>
+          </w:p>
+        </w:tc>
+      </w:tr>
+      <w:tr>
+        <w:tc>
+          <w:tcPr>
+            <w:tcW w:type="dxa" w:w="5112"/>
+          </w:tcPr>
+          <w:p>
+            <w:r>
+              <w:t>This week’s input and deciding step</w:t>
+            </w:r>
+          </w:p>
+        </w:tc>
+        <w:tc>
+          <w:tcPr>
+            <w:tcW w:type="dxa" w:w="5112"/>
+          </w:tcPr>
+          <w:p>
+            <w:r/>
+          </w:p>
+        </w:tc>
+      </w:tr>
+      <w:tr>
+        <w:tc>
+          <w:tcPr>
+            <w:tcW w:type="dxa" w:w="5112"/>
+          </w:tcPr>
+          <w:p>
+            <w:r>
+              <w:t>Prediction and actual result (or labelled paper trace)</w:t>
+            </w:r>
+          </w:p>
+        </w:tc>
+        <w:tc>
+          <w:tcPr>
+            <w:tcW w:type="dxa" w:w="5112"/>
+          </w:tcPr>
+          <w:p>
+            <w:r/>
+          </w:p>
+        </w:tc>
+      </w:tr>
+      <w:tr>
+        <w:tc>
+          <w:tcPr>
+            <w:tcW w:type="dxa" w:w="5112"/>
+          </w:tcPr>
+          <w:p>
+            <w:r>
+              <w:t>One change since the previous checkpoint and why</w:t>
+            </w:r>
+          </w:p>
+        </w:tc>
+        <w:tc>
+          <w:tcPr>
+            <w:tcW w:type="dxa" w:w="5112"/>
+          </w:tcPr>
+          <w:p>
+            <w:r/>
+          </w:p>
+        </w:tc>
+      </w:tr>
+      <w:tr>
+        <w:tc>
+          <w:tcPr>
+            <w:tcW w:type="dxa" w:w="5112"/>
+          </w:tcPr>
+          <w:p>
+            <w:r>
+              <w:t>One error or limit and the next test</w:t>
+            </w:r>
+          </w:p>
+        </w:tc>
+        <w:tc>
+          <w:tcPr>
+            <w:tcW w:type="dxa" w:w="5112"/>
+          </w:tcPr>
+          <w:p>
+            <w:r/>
+          </w:p>
+        </w:tc>
+      </w:tr>
+    </w:tbl>
+    <w:p>
+      <w:pPr>
+        <w:pStyle w:val="Heading3"/>
+      </w:pPr>
+      <w:r>
+        <w:t>Explain what this week adds to your project. Reuse last week’s record rather than starting again.</w:t>
+      </w:r>
+    </w:p>
+    <w:p>
+      <w:r>
+        <w:t>________________________________________________________________</w:t>
+      </w:r>
+    </w:p>
+    <w:p>
+      <w:r>
+        <w:t>________________________________________________________________</w:t>
+      </w:r>
+    </w:p>
+    <w:p>
+      <w:r>
+        <w:t>________________________________________________________________</w:t>
+      </w:r>
+    </w:p>
+    <w:p>
+      <w:r>
+        <w:t>________________________________________________________________</w:t>
+      </w:r>
+    </w:p>
+    <w:p>
+      <w:r>
+        <w:t>________________________________________________________________</w:t>
+      </w:r>
+    </w:p>
     <w:sectPr>
       <w:pgSz w:w="12240" w:h="15840"/>
       <w:pgMar w:top="936" w:right="1008" w:bottom="936" w:left="1008" w:header="720" w:footer="720" w:gutter="0"/>

--- a/downloads/workbook/ai-1-week-34.docx
+++ b/downloads/workbook/ai-1-week-34.docx
@@ -1464,6 +1464,240 @@
         <w:t>________________________________________________________________</w:t>
       </w:r>
     </w:p>
+    <w:p>
+      <w:pPr>
+        <w:pStyle w:val="Heading1"/>
+      </w:pPr>
+      <w:r>
+        <w:t>20. Supported practice and learning evidence</w:t>
+      </w:r>
+    </w:p>
+    <w:p>
+      <w:r>
+        <w:t>Use this supported practice once, in the browser or on paper. Keep the reserved independent assessment for a separate first attempt before teacher feedback.</w:t>
+      </w:r>
+    </w:p>
+    <w:p>
+      <w:r>
+        <w:t>A fictional craft-book chooser accepts requests for whole available minutes from 0 to 20.</w:t>
+      </w:r>
+    </w:p>
+    <w:p>
+      <w:pPr>
+        <w:pStyle w:val="Heading3"/>
+      </w:pPr>
+      <w:r>
+        <w:t>Practice 1: explain the deciding evidence</w:t>
+      </w:r>
+    </w:p>
+    <w:p>
+      <w:r>
+        <w:t>Which labelled step matches this detail? Record each user condition tested; do not invent unrun outcomes.</w:t>
+      </w:r>
+    </w:p>
+    <w:p>
+      <w:r>
+        <w:t>1. Near a boundary</w:t>
+      </w:r>
+    </w:p>
+    <w:p>
+      <w:r>
+        <w:t>2. Invalid inputs</w:t>
+      </w:r>
+    </w:p>
+    <w:p>
+      <w:r>
+        <w:t>3. Coverage record</w:t>
+      </w:r>
+    </w:p>
+    <w:p>
+      <w:r>
+        <w:t>4. Valid extremes</w:t>
+      </w:r>
+    </w:p>
+    <w:p>
+      <w:pPr>
+        <w:pStyle w:val="Heading3"/>
+      </w:pPr>
+      <w:r>
+        <w:t>My selected conclusion, deciding fact and explanation</w:t>
+      </w:r>
+    </w:p>
+    <w:p>
+      <w:r>
+        <w:t>________________________________________________________________</w:t>
+      </w:r>
+    </w:p>
+    <w:p>
+      <w:r>
+        <w:t>________________________________________________________________</w:t>
+      </w:r>
+    </w:p>
+    <w:p>
+      <w:r>
+        <w:t>________________________________________________________________</w:t>
+      </w:r>
+    </w:p>
+    <w:p>
+      <w:r>
+        <w:t>________________________________________________________________</w:t>
+      </w:r>
+    </w:p>
+    <w:p>
+      <w:r>
+        <w:t>________________________________________________________________</w:t>
+      </w:r>
+    </w:p>
+    <w:p>
+      <w:r>
+        <w:t>Hint if needed: Read the steps in the pictorial case. Match the supplied detail to the stage that performs or records it.</w:t>
+      </w:r>
+    </w:p>
+    <w:p>
+      <w:r>
+        <w:t>After your attempt, compare with the supported explanation: Coverage record Record each user condition tested; do not invent unrun outcomes. Adjacent values below, at and above 6 expose an accidental strict inequality. Zero is valid even though no activity fits. The top valid input does not require selecting the longest activity: catalogue order still controls selection. Coverage also asks whose conditions were tested, which cannot be inferred from these numbers alone.</w:t>
+      </w:r>
+    </w:p>
+    <w:p>
+      <w:pPr>
+        <w:pStyle w:val="Heading3"/>
+      </w:pPr>
+      <w:r>
+        <w:t>Practice 2: explain the deciding evidence</w:t>
+      </w:r>
+    </w:p>
+    <w:p>
+      <w:r>
+        <w:t>Changed-case practice: Faulty code uses duration strictly below available time. Which conclusion is supported by the supplied facts?</w:t>
+      </w:r>
+    </w:p>
+    <w:p>
+      <w:r>
+        <w:t>1. This one example guarantees correct results for every future input.</w:t>
+      </w:r>
+    </w:p>
+    <w:p>
+      <w:r>
+        <w:t>2. We can decide the result without examining the changed input or the procedure.</w:t>
+      </w:r>
+    </w:p>
+    <w:p>
+      <w:r>
+        <w:t>3. Request 6 now wrongly returns none.</w:t>
+      </w:r>
+    </w:p>
+    <w:p>
+      <w:pPr>
+        <w:pStyle w:val="Heading3"/>
+      </w:pPr>
+      <w:r>
+        <w:t>My selected conclusion, deciding fact and explanation</w:t>
+      </w:r>
+    </w:p>
+    <w:p>
+      <w:r>
+        <w:t>________________________________________________________________</w:t>
+      </w:r>
+    </w:p>
+    <w:p>
+      <w:r>
+        <w:t>________________________________________________________________</w:t>
+      </w:r>
+    </w:p>
+    <w:p>
+      <w:r>
+        <w:t>________________________________________________________________</w:t>
+      </w:r>
+    </w:p>
+    <w:p>
+      <w:r>
+        <w:t>________________________________________________________________</w:t>
+      </w:r>
+    </w:p>
+    <w:p>
+      <w:r>
+        <w:t>________________________________________________________________</w:t>
+      </w:r>
+    </w:p>
+    <w:p>
+      <w:r>
+        <w:t>Hint if needed: Use the changed condition and the deciding step in the pictorial trace. The answer must say what follows from those facts.</w:t>
+      </w:r>
+    </w:p>
+    <w:p>
+      <w:r>
+        <w:t>After your attempt, compare with the supported explanation: Request 6 now wrongly returns none. A’s duration equals the available time and should be eligible under at most.</w:t>
+      </w:r>
+    </w:p>
+    <w:p>
+      <w:pPr>
+        <w:pStyle w:val="Heading3"/>
+      </w:pPr>
+      <w:r>
+        <w:t>Repair a missing building block</w:t>
+      </w:r>
+    </w:p>
+    <w:p>
+      <w:r>
+        <w:t>Review Test Normal Cases (ai-1/33). Goal: Plan routine cases with expected results derived from the requirements. Short practice: Why is none correct for 8 but incorrect for 6? Use both capacity cards.. Return to this week and explain what you changed.</w:t>
+      </w:r>
+    </w:p>
+    <w:p>
+      <w:r>
+        <w:t>Review Design the Decision Process (ai-1/31). Goal: Design a decision process that covers valid, invalid and no-match requests. Short practice: Where does the first original rejection occur, and why is K3 not originally selected?. Return to this week and explain what you changed.</w:t>
+      </w:r>
+    </w:p>
+    <w:p>
+      <w:r>
+        <w:t>Review Humans Set Boundaries (ai-1/28). Goal: Distinguish a system’s capability, the correctness of its output and permission to take an action. Short practice: Which original proposal is authorised? Why do the other two need separate approval?. Return to this week and explain what you changed.</w:t>
+      </w:r>
+    </w:p>
+    <w:p>
+      <w:pPr>
+        <w:pStyle w:val="Heading3"/>
+      </w:pPr>
+      <w:r>
+        <w:t>Keep your completed work</w:t>
+      </w:r>
+    </w:p>
+    <w:p>
+      <w:r>
+        <w:t>Use Download completed work in the hosted lesson to export your answers, reflections, practice feedback and code-run evidence. Open the HTML copy to read or print it. Drafts stay in this browser when storage is available; clear drafts on a shared device.</w:t>
+      </w:r>
+    </w:p>
+    <w:p>
+      <w:pPr>
+        <w:pStyle w:val="Heading3"/>
+      </w:pPr>
+      <w:r>
+        <w:t>What I repaired, the evidence I kept and the next test</w:t>
+      </w:r>
+    </w:p>
+    <w:p>
+      <w:r>
+        <w:t>________________________________________________________________</w:t>
+      </w:r>
+    </w:p>
+    <w:p>
+      <w:r>
+        <w:t>________________________________________________________________</w:t>
+      </w:r>
+    </w:p>
+    <w:p>
+      <w:r>
+        <w:t>________________________________________________________________</w:t>
+      </w:r>
+    </w:p>
+    <w:p>
+      <w:r>
+        <w:t>________________________________________________________________</w:t>
+      </w:r>
+    </w:p>
+    <w:p>
+      <w:r>
+        <w:t>________________________________________________________________</w:t>
+      </w:r>
+    </w:p>
     <w:sectPr>
       <w:pgSz w:w="12240" w:h="15840"/>
       <w:pgMar w:top="936" w:right="1008" w:bottom="936" w:left="1008" w:header="720" w:footer="720" w:gutter="0"/>

--- a/downloads/workbook/ai-1-week-34.docx
+++ b/downloads/workbook/ai-1-week-34.docx
@@ -30,6 +30,17 @@
     </w:p>
     <w:p>
       <w:r>
+        <w:t>Record your starting explanation for Test Edge Cases and Fairness before opening notes. Show any later correction separately.</w:t>
+      </w:r>
+    </w:p>
+    <w:p>
+      <w:pPr>
+        <w:spacing w:line="336" w:lineRule="auto" w:after="180"/>
+      </w:pPr>
+      <w:r>
+        <w:rPr>
+          <w:b w:val="0"/>
+        </w:rPr>
         <w:t>Try the recall before opening notes. Then use a different colour or a labelled second line to correct your explanation.</w:t>
       </w:r>
     </w:p>
@@ -42,7 +53,13 @@
       </w:r>
     </w:p>
     <w:p>
-      <w:r>
+      <w:pPr>
+        <w:spacing w:line="336" w:lineRule="auto" w:after="180"/>
+      </w:pPr>
+      <w:r>
+        <w:rPr>
+          <w:b w:val="0"/>
+        </w:rPr>
         <w:t>Without opening the old lesson, explain one key idea from Test Normal Cases. Give an example and a mistake that the idea helps you avoid.</w:t>
       </w:r>
     </w:p>
@@ -78,8 +95,26 @@
       </w:r>
     </w:p>
     <w:p>
-      <w:r>
-        <w:t>Without opening the old lesson, explain one key idea from Design the Decision Process. Give an example and a mistake that the idea helps you avoid.</w:t>
+      <w:pPr>
+        <w:spacing w:line="336" w:lineRule="auto" w:after="180"/>
+      </w:pPr>
+      <w:r>
+        <w:rPr>
+          <w:b w:val="0"/>
+        </w:rPr>
+        <w:t xml:space="preserve">Without opening the old lesson, explain one key idea from Design the Decision </w:t>
+      </w:r>
+      <w:r>
+        <w:rPr>
+          <w:b/>
+        </w:rPr>
+        <w:t>Process</w:t>
+      </w:r>
+      <w:r>
+        <w:rPr>
+          <w:b w:val="0"/>
+        </w:rPr>
+        <w:t>. Give an example and a mistake that the idea helps you avoid.</w:t>
       </w:r>
     </w:p>
     <w:p>
@@ -114,7 +149,13 @@
       </w:r>
     </w:p>
     <w:p>
-      <w:r>
+      <w:pPr>
+        <w:spacing w:line="336" w:lineRule="auto" w:after="180"/>
+      </w:pPr>
+      <w:r>
+        <w:rPr>
+          <w:b w:val="0"/>
+        </w:rPr>
         <w:t>Without opening the old lesson, explain one key idea from Humans Set Boundaries. Give an example and a mistake that the idea helps you avoid.</w:t>
       </w:r>
     </w:p>
@@ -151,7 +192,30 @@
     </w:p>
     <w:p>
       <w:r>
-        <w:t>Use W2: Check the validation boundary for Testing boundaries and varied conditions. Record the answer once; the lesson and workbook refer to the same attempt.</w:t>
+        <w:t>Complete the supported Test Edge Cases and Fairness trace and record the first step you can explain without help.</w:t>
+      </w:r>
+    </w:p>
+    <w:p>
+      <w:pPr>
+        <w:spacing w:line="336" w:lineRule="auto" w:after="180"/>
+      </w:pPr>
+      <w:r>
+        <w:rPr>
+          <w:b w:val="0"/>
+        </w:rPr>
+        <w:t xml:space="preserve">Use W2: Check the validation </w:t>
+      </w:r>
+      <w:r>
+        <w:rPr>
+          <w:b/>
+        </w:rPr>
+        <w:t>boundary</w:t>
+      </w:r>
+      <w:r>
+        <w:rPr>
+          <w:b w:val="0"/>
+        </w:rPr>
+        <w:t xml:space="preserve"> for Testing boundaries and varied conditions. Record the answer once; the lesson and workbook refer to the same attempt.</w:t>
       </w:r>
     </w:p>
     <w:tbl>
@@ -279,7 +343,29 @@
     </w:p>
     <w:p>
       <w:r>
-        <w:t>Use the worked case for Testing boundaries and varied conditions. Proposed explanation: “At the limit means outside the rule”. Decide whether this explanation is supported. Point to the step or supplied fact that decides; explain your repair if needed.</w:t>
+        <w:t>Check the proposed Test Edge Cases and Fairness explanation against the supplied facts before discussing it.</w:t>
+      </w:r>
+    </w:p>
+    <w:p>
+      <w:pPr>
+        <w:spacing w:line="336" w:lineRule="auto" w:after="180"/>
+      </w:pPr>
+      <w:r>
+        <w:rPr>
+          <w:b w:val="0"/>
+        </w:rPr>
+        <w:t>Use the worked case for Testing boundaries and varied conditions. Proposed explanation: “At the limit means outside the rule”. Decide whether this explanation is supported.</w:t>
+      </w:r>
+    </w:p>
+    <w:p>
+      <w:pPr>
+        <w:spacing w:line="336" w:lineRule="auto" w:after="180"/>
+      </w:pPr>
+      <w:r>
+        <w:rPr>
+          <w:b w:val="0"/>
+        </w:rPr>
+        <w:t>Point to the step or supplied fact that decides; explain your repair if needed.</w:t>
       </w:r>
     </w:p>
     <w:p>
@@ -319,6 +405,11 @@
       </w:r>
     </w:p>
     <w:p>
+      <w:r>
+        <w:t>Write one first attempt at the reserved independent case before feedback. Repeated copies of that case refer to the same recorded attempt.</w:t>
+      </w:r>
+    </w:p>
+    <w:p>
       <w:pPr>
         <w:pStyle w:val="Heading3"/>
       </w:pPr>
@@ -327,8 +418,60 @@
       </w:r>
     </w:p>
     <w:p>
-      <w:r>
-        <w:t>A new equipment selector lists E1 first, capacity 4; E2 second, capacity 8. Valid group size is a whole number from 1 to 10. Choose the first item whose capacity is at least the group size, or no match; invalid input needs clarification. A faulty version uses capacity strictly greater than group size. Independently give correct and faulty outputs for groups 3, 4 and 5, then for group 8. Explain the defect and give the correct response to group 0. No booking occurs.</w:t>
+      <w:pPr>
+        <w:spacing w:line="336" w:lineRule="auto" w:after="180"/>
+      </w:pPr>
+      <w:r>
+        <w:rPr>
+          <w:b w:val="0"/>
+        </w:rPr>
+        <w:t>A new equipment selector lists E1 first, capacity 4; E2 second, capacity 8. Valid group size is a whole number from 1 to 10.</w:t>
+      </w:r>
+    </w:p>
+    <w:p>
+      <w:pPr>
+        <w:spacing w:line="336" w:lineRule="auto" w:after="180"/>
+      </w:pPr>
+      <w:r>
+        <w:rPr>
+          <w:b w:val="0"/>
+        </w:rPr>
+        <w:t xml:space="preserve">Choose the first item whose capacity is at least the group size, or no match; </w:t>
+      </w:r>
+      <w:r>
+        <w:rPr>
+          <w:b/>
+        </w:rPr>
+        <w:t>invalid input</w:t>
+      </w:r>
+      <w:r>
+        <w:rPr>
+          <w:b w:val="0"/>
+        </w:rPr>
+        <w:t xml:space="preserve"> needs clarification. A faulty version uses capacity strictly greater than group size.</w:t>
+      </w:r>
+    </w:p>
+    <w:p>
+      <w:pPr>
+        <w:spacing w:line="336" w:lineRule="auto" w:after="180"/>
+      </w:pPr>
+      <w:r>
+        <w:rPr>
+          <w:b w:val="0"/>
+        </w:rPr>
+        <w:t xml:space="preserve">Independently give correct and faulty </w:t>
+      </w:r>
+      <w:r>
+        <w:rPr>
+          <w:b/>
+        </w:rPr>
+        <w:t>output</w:t>
+      </w:r>
+      <w:r>
+        <w:rPr>
+          <w:b w:val="0"/>
+        </w:rPr>
+        <w:t>s for groups 3, 4 and 5, then for group 8. Explain the defect and give the correct response to group 0. No booking occurs.</w:t>
       </w:r>
     </w:p>
     <w:p>
@@ -375,7 +518,13 @@
       </w:r>
     </w:p>
     <w:p>
-      <w:r>
+      <w:pPr>
+        <w:spacing w:line="336" w:lineRule="auto" w:after="180"/>
+      </w:pPr>
+      <w:r>
+        <w:rPr>
+          <w:b w:val="0"/>
+        </w:rPr>
         <w:t>Attempt this case before feedback. Record any help. Earlier examples below are further practice; a case already practised with feedback cannot establish fresh transfer.</w:t>
       </w:r>
     </w:p>
@@ -389,6 +538,17 @@
     </w:p>
     <w:p>
       <w:r>
+        <w:t>Connect the Test Edge Cases and Fairness target to a trace and a justified conclusion.</w:t>
+      </w:r>
+    </w:p>
+    <w:p>
+      <w:pPr>
+        <w:spacing w:line="336" w:lineRule="auto" w:after="180"/>
+      </w:pPr>
+      <w:r>
+        <w:rPr>
+          <w:b w:val="0"/>
+        </w:rPr>
         <w:t>Before testing, define outcomes for clean paper, metal foil, mixed packaging and an unreadable card. The team later changes mixed packaging's expected result to match its sorter. Explain the evaluation problem.</w:t>
       </w:r>
     </w:p>
@@ -402,17 +562,46 @@
     </w:p>
     <w:p>
       <w:r>
+        <w:t>Solve the supplied Test Edge Cases and Fairness case and show the deciding evidence.</w:t>
+      </w:r>
+    </w:p>
+    <w:p>
+      <w:pPr>
+        <w:spacing w:line="336" w:lineRule="auto" w:after="180"/>
+      </w:pPr>
+      <w:r>
+        <w:rPr>
+          <w:b w:val="0"/>
+        </w:rPr>
         <w:t>A sorter handles clean paper but fails on crumpled paper and mixed packaging.</w:t>
       </w:r>
     </w:p>
     <w:p>
-      <w:r>
+      <w:pPr>
+        <w:spacing w:line="336" w:lineRule="auto" w:after="180"/>
+      </w:pPr>
+      <w:r>
+        <w:rPr>
+          <w:b w:val="0"/>
+        </w:rPr>
         <w:t>Design revealing tests.</w:t>
       </w:r>
     </w:p>
     <w:p>
-      <w:r>
-        <w:t>Show your trace, calculation or evidence</w:t>
+      <w:pPr>
+        <w:spacing w:line="336" w:lineRule="auto" w:after="180"/>
+      </w:pPr>
+      <w:r>
+        <w:rPr>
+          <w:b w:val="0"/>
+        </w:rPr>
+        <w:t xml:space="preserve">Show your trace, calculation or </w:t>
+      </w:r>
+      <w:r>
+        <w:rPr>
+          <w:b/>
+        </w:rPr>
+        <w:t>evidence</w:t>
       </w:r>
     </w:p>
     <w:p>
@@ -458,11 +647,29 @@
     </w:p>
     <w:p>
       <w:r>
+        <w:t>Apply the procedure to the changed case and record why the conclusion follows.</w:t>
+      </w:r>
+    </w:p>
+    <w:p>
+      <w:pPr>
+        <w:spacing w:line="336" w:lineRule="auto" w:after="180"/>
+        <w:shd w:fill="F5F1FB"/>
+      </w:pPr>
+      <w:r>
+        <w:rPr>
+          <w:b w:val="0"/>
+        </w:rPr>
         <w:t>A sorter works on clear photos. Test a blurred pencil, a dim book and an unfamiliar lunch box. What makes these useful tests?</w:t>
       </w:r>
     </w:p>
     <w:p>
-      <w:r>
+      <w:pPr>
+        <w:spacing w:line="336" w:lineRule="auto" w:after="180"/>
+      </w:pPr>
+      <w:r>
+        <w:rPr>
+          <w:b w:val="0"/>
+        </w:rPr>
         <w:t>My independent answer and reason</w:t>
       </w:r>
     </w:p>
@@ -517,7 +724,42 @@
     </w:p>
     <w:p>
       <w:r>
-        <w:t>Create a changed input, boundary case or missing-information case. Write the expected answer or safe response before testing.</w:t>
+        <w:t>Specify a changed input, expected result and observation separately.</w:t>
+      </w:r>
+    </w:p>
+    <w:p>
+      <w:pPr>
+        <w:spacing w:line="336" w:lineRule="auto" w:after="180"/>
+      </w:pPr>
+      <w:r>
+        <w:rPr>
+          <w:b w:val="0"/>
+        </w:rPr>
+        <w:t xml:space="preserve">Create a changed </w:t>
+      </w:r>
+      <w:r>
+        <w:rPr>
+          <w:b/>
+        </w:rPr>
+        <w:t>input</w:t>
+      </w:r>
+      <w:r>
+        <w:rPr>
+          <w:b w:val="0"/>
+        </w:rPr>
+        <w:t xml:space="preserve">, </w:t>
+      </w:r>
+      <w:r>
+        <w:rPr>
+          <w:b/>
+        </w:rPr>
+        <w:t>boundary</w:t>
+      </w:r>
+      <w:r>
+        <w:rPr>
+          <w:b w:val="0"/>
+        </w:rPr>
+        <w:t xml:space="preserve"> case or missing-information case. Write the expected answer or safe response before testing.</w:t>
       </w:r>
     </w:p>
     <w:tbl>
@@ -646,12 +888,41 @@
     </w:p>
     <w:p>
       <w:r>
+        <w:t>Justify what Test Edge Cases and Fairness adds to Helpful Classroom Sorter and keep the evidence.</w:t>
+      </w:r>
+    </w:p>
+    <w:p>
+      <w:pPr>
+        <w:spacing w:line="336" w:lineRule="auto" w:after="180"/>
+      </w:pPr>
+      <w:r>
+        <w:rPr>
+          <w:b w:val="0"/>
+        </w:rPr>
         <w:t>Expand the sorter test suite with edge, missing-data, and fairness cases plus expected safe behavior.</w:t>
       </w:r>
     </w:p>
     <w:p>
-      <w:r>
-        <w:t>The project change and evidence I will keep</w:t>
+      <w:pPr>
+        <w:spacing w:line="336" w:lineRule="auto" w:after="180"/>
+      </w:pPr>
+      <w:r>
+        <w:rPr>
+          <w:b w:val="0"/>
+        </w:rPr>
+        <w:t xml:space="preserve">The project change and </w:t>
+      </w:r>
+      <w:r>
+        <w:rPr>
+          <w:b/>
+        </w:rPr>
+        <w:t>evidence</w:t>
+      </w:r>
+      <w:r>
+        <w:rPr>
+          <w:b w:val="0"/>
+        </w:rPr>
+        <w:t xml:space="preserve"> I will keep</w:t>
       </w:r>
     </w:p>
     <w:p>
@@ -697,11 +968,54 @@
     </w:p>
     <w:p>
       <w:r>
-        <w:t>I can explain the mechanism. I can show evidence. I can handle a changed case. I can name a limit. Mark each as not yet, with help or independently, and attach supporting work.</w:t>
-      </w:r>
-    </w:p>
-    <w:p>
-      <w:r>
+        <w:t>Judge explanation, evidence, transfer and limits separately; attach the work behind your judgement.</w:t>
+      </w:r>
+    </w:p>
+    <w:p>
+      <w:pPr>
+        <w:pStyle w:val="ListBullet"/>
+      </w:pPr>
+      <w:r>
+        <w:t>I can explain the mechanism.</w:t>
+      </w:r>
+    </w:p>
+    <w:p>
+      <w:pPr>
+        <w:pStyle w:val="ListBullet"/>
+      </w:pPr>
+      <w:r>
+        <w:t>I can show evidence.</w:t>
+      </w:r>
+    </w:p>
+    <w:p>
+      <w:pPr>
+        <w:pStyle w:val="ListBullet"/>
+      </w:pPr>
+      <w:r>
+        <w:t>I can handle a changed case.</w:t>
+      </w:r>
+    </w:p>
+    <w:p>
+      <w:pPr>
+        <w:pStyle w:val="ListBullet"/>
+      </w:pPr>
+      <w:r>
+        <w:t>I can name a limit.</w:t>
+      </w:r>
+    </w:p>
+    <w:p>
+      <w:r>
+        <w:t>Mark each as not yet, with help or independently, and attach supporting work.</w:t>
+      </w:r>
+    </w:p>
+    <w:p>
+      <w:pPr>
+        <w:spacing w:line="336" w:lineRule="auto" w:after="180"/>
+      </w:pPr>
+      <w:r>
+        <w:rPr>
+          <w:b w:val="0"/>
+        </w:rPr>
         <w:t>Teacher review ____________________  Next step ____________________</w:t>
       </w:r>
     </w:p>
@@ -715,6 +1029,17 @@
     </w:p>
     <w:p>
       <w:r>
+        <w:t>Use this earlier case as transfer practice. A case already discussed with feedback is not fresh assessment evidence.</w:t>
+      </w:r>
+    </w:p>
+    <w:p>
+      <w:pPr>
+        <w:spacing w:line="336" w:lineRule="auto" w:after="180"/>
+      </w:pPr>
+      <w:r>
+        <w:rPr>
+          <w:b w:val="0"/>
+        </w:rPr>
         <w:t>Before testing, define outcomes for clean paper, metal foil, mixed packaging and an unreadable card. The team later changes mixed packaging's expected result to match its sorter. Explain the evaluation problem.</w:t>
       </w:r>
     </w:p>
@@ -762,7 +1087,13 @@
       </w:r>
     </w:p>
     <w:p>
-      <w:r>
+      <w:pPr>
+        <w:spacing w:line="336" w:lineRule="auto" w:after="180"/>
+      </w:pPr>
+      <w:r>
+        <w:rPr>
+          <w:b w:val="0"/>
+        </w:rPr>
         <w:t>Record support used: none, hint or teacher explanation.</w:t>
       </w:r>
     </w:p>
@@ -776,7 +1107,53 @@
     </w:p>
     <w:p>
       <w:r>
-        <w:t>For catalogue B version 1, write expected outputs and reasons for 9 Yes, 10 Yes and 11 Yes. Explain why keeping quiet and catalogue fixed helps examine the time boundary. Predict what the faulty strictly-less-than S comparison does for 10 Yes.</w:t>
+        <w:t>Plan the equality tests. Apply the supplied Test Edge Cases and Fairness facts and keep your reasoning.</w:t>
+      </w:r>
+    </w:p>
+    <w:p>
+      <w:pPr>
+        <w:spacing w:line="336" w:lineRule="auto" w:after="180"/>
+      </w:pPr>
+      <w:r>
+        <w:rPr>
+          <w:b w:val="0"/>
+        </w:rPr>
+        <w:t xml:space="preserve">For catalogue B version 1, write expected </w:t>
+      </w:r>
+      <w:r>
+        <w:rPr>
+          <w:b/>
+        </w:rPr>
+        <w:t>output</w:t>
+      </w:r>
+      <w:r>
+        <w:rPr>
+          <w:b w:val="0"/>
+        </w:rPr>
+        <w:t xml:space="preserve">s and reasons for 9 Yes, 10 Yes and 11 Yes. Explain why keeping quiet and catalogue fixed helps examine the time </w:t>
+      </w:r>
+      <w:r>
+        <w:rPr>
+          <w:b/>
+        </w:rPr>
+        <w:t>boundary</w:t>
+      </w:r>
+      <w:r>
+        <w:rPr>
+          <w:b w:val="0"/>
+        </w:rPr>
+        <w:t>.</w:t>
+      </w:r>
+    </w:p>
+    <w:p>
+      <w:pPr>
+        <w:spacing w:line="336" w:lineRule="auto" w:after="180"/>
+      </w:pPr>
+      <w:r>
+        <w:rPr>
+          <w:b w:val="0"/>
+        </w:rPr>
+        <w:t>Predict what the faulty strictly-less-than S comparison does for 10 Yes.</w:t>
       </w:r>
     </w:p>
     <w:p>
@@ -827,7 +1204,43 @@
     </w:p>
     <w:p>
       <w:r>
-        <w:t>Classify these requests before searching: 0 Yes, 30 Yes, 31 Yes, blank minutes with Yes, 10.5 Yes, and 10 Maybe. Give each expected output or clarification and explain whether any candidate should be checked. Why must zero not be treated like a blank?</w:t>
+        <w:t>Check the validation boundary. Apply the supplied Test Edge Cases and Fairness facts and keep your reasoning.</w:t>
+      </w:r>
+    </w:p>
+    <w:p>
+      <w:pPr>
+        <w:spacing w:line="336" w:lineRule="auto" w:after="180"/>
+        <w:shd w:fill="F5F1FB"/>
+      </w:pPr>
+      <w:r>
+        <w:rPr>
+          <w:b w:val="0"/>
+        </w:rPr>
+        <w:t xml:space="preserve">Classify these requests before searching: 0 Yes, 30 Yes, 31 Yes, blank minutes with Yes, 10.5 Yes, and 10 Maybe. Give each expected </w:t>
+      </w:r>
+      <w:r>
+        <w:rPr>
+          <w:b/>
+        </w:rPr>
+        <w:t>output</w:t>
+      </w:r>
+      <w:r>
+        <w:rPr>
+          <w:b w:val="0"/>
+        </w:rPr>
+        <w:t xml:space="preserve"> or clarification and explain whether any candidate should be checked.</w:t>
+      </w:r>
+    </w:p>
+    <w:p>
+      <w:pPr>
+        <w:spacing w:line="336" w:lineRule="auto" w:after="180"/>
+        <w:shd w:fill="F5F1FB"/>
+      </w:pPr>
+      <w:r>
+        <w:rPr>
+          <w:b w:val="0"/>
+        </w:rPr>
+        <w:t>Why must zero not be treated like a blank?</w:t>
       </w:r>
     </w:p>
     <w:p>
@@ -878,7 +1291,29 @@
     </w:p>
     <w:p>
       <w:r>
-        <w:t>Copy B version 1 and change only B1’s duration to 20, labelling it B version 2. Write the expected result for 12 Yes, then run your saved P1 and the manual baseline on this copy. Record the actual traces separately. Explain why an answer checked against B version 1 would not be a fair judgement of this run.</w:t>
+        <w:t>Run a labelled catalogue variation. Apply the supplied Test Edge Cases and Fairness facts and keep your reasoning.</w:t>
+      </w:r>
+    </w:p>
+    <w:p>
+      <w:pPr>
+        <w:spacing w:line="336" w:lineRule="auto" w:after="180"/>
+      </w:pPr>
+      <w:r>
+        <w:rPr>
+          <w:b w:val="0"/>
+        </w:rPr>
+        <w:t>Copy B version 1 and change only B1’s duration to 20, labelling it B version 2. Write the expected result for 12 Yes, then run your saved P1 and the manual baseline on this copy. Record the actual traces separately.</w:t>
+      </w:r>
+    </w:p>
+    <w:p>
+      <w:pPr>
+        <w:spacing w:line="336" w:lineRule="auto" w:after="180"/>
+      </w:pPr>
+      <w:r>
+        <w:rPr>
+          <w:b w:val="0"/>
+        </w:rPr>
+        <w:t>Explain why an answer checked against B version 1 would not be a fair judgement of this run.</w:t>
       </w:r>
     </w:p>
     <w:p>
@@ -929,7 +1364,64 @@
     </w:p>
     <w:p>
       <w:r>
-        <w:t>A new equipment selector lists E1 first, capacity 4; E2 second, capacity 8. Valid group size is a whole number from 1 to 10. Choose the first item whose capacity is at least the group size, or no match; invalid input needs clarification. A faulty version uses capacity strictly greater than group size. Independently give correct and faulty outputs for groups 3, 4 and 5, then for group 8. Explain the defect and give the correct response to group 0. No booking occurs.</w:t>
+        <w:t>Attempt before feedback. If this repeats the selected independent case, reuse that first attempt; otherwise keep a separate record. Find an independent capacity boundary. Apply the supplied Test Edge Cases and Fairness facts and keep your reasoning.</w:t>
+      </w:r>
+    </w:p>
+    <w:p>
+      <w:pPr>
+        <w:spacing w:line="336" w:lineRule="auto" w:after="180"/>
+      </w:pPr>
+      <w:r>
+        <w:rPr>
+          <w:b w:val="0"/>
+        </w:rPr>
+        <w:t>A new equipment selector lists E1 first, capacity 4; E2 second, capacity 8. Valid group size is a whole number from 1 to 10.</w:t>
+      </w:r>
+    </w:p>
+    <w:p>
+      <w:pPr>
+        <w:spacing w:line="336" w:lineRule="auto" w:after="180"/>
+      </w:pPr>
+      <w:r>
+        <w:rPr>
+          <w:b w:val="0"/>
+        </w:rPr>
+        <w:t xml:space="preserve">Choose the first item whose capacity is at least the group size, or no match; </w:t>
+      </w:r>
+      <w:r>
+        <w:rPr>
+          <w:b/>
+        </w:rPr>
+        <w:t>invalid input</w:t>
+      </w:r>
+      <w:r>
+        <w:rPr>
+          <w:b w:val="0"/>
+        </w:rPr>
+        <w:t xml:space="preserve"> needs clarification. A faulty version uses capacity strictly greater than group size.</w:t>
+      </w:r>
+    </w:p>
+    <w:p>
+      <w:pPr>
+        <w:spacing w:line="336" w:lineRule="auto" w:after="180"/>
+      </w:pPr>
+      <w:r>
+        <w:rPr>
+          <w:b w:val="0"/>
+        </w:rPr>
+        <w:t xml:space="preserve">Independently give correct and faulty </w:t>
+      </w:r>
+      <w:r>
+        <w:rPr>
+          <w:b/>
+        </w:rPr>
+        <w:t>output</w:t>
+      </w:r>
+      <w:r>
+        <w:rPr>
+          <w:b w:val="0"/>
+        </w:rPr>
+        <w:t>s for groups 3, 4 and 5, then for group 8. Explain the defect and give the correct response to group 0. No booking occurs.</w:t>
       </w:r>
     </w:p>
     <w:p>
@@ -990,7 +1482,29 @@
     </w:p>
     <w:p>
       <w:r>
-        <w:t>A team runs 15 No on B version 3, gets B4, but records “B version 1” and calls B4 correct. Explain the documentation error and the expected result under each catalogue. State what must stay the same in a fair prototype-versus-baseline comparison and why a test not yet run cannot be counted as a pass.</w:t>
+        <w:t>Audit what changed in the test. Apply the supplied Test Edge Cases and Fairness facts and keep your reasoning.</w:t>
+      </w:r>
+    </w:p>
+    <w:p>
+      <w:pPr>
+        <w:spacing w:line="336" w:lineRule="auto" w:after="180"/>
+      </w:pPr>
+      <w:r>
+        <w:rPr>
+          <w:b w:val="0"/>
+        </w:rPr>
+        <w:t>A team runs 15 No on B version 3, gets B4, but records “B version 1” and calls B4 correct. Explain the documentation error and the expected result under each catalogue.</w:t>
+      </w:r>
+    </w:p>
+    <w:p>
+      <w:pPr>
+        <w:spacing w:line="336" w:lineRule="auto" w:after="180"/>
+      </w:pPr>
+      <w:r>
+        <w:rPr>
+          <w:b w:val="0"/>
+        </w:rPr>
+        <w:t>State what must stay the same in a fair prototype-versus-baseline comparison and why a test not yet run cannot be counted as a pass.</w:t>
       </w:r>
     </w:p>
     <w:p>
@@ -1037,6 +1551,11 @@
       </w:pPr>
       <w:r>
         <w:t>17. Feedback, return check and learning record</w:t>
+      </w:r>
+    </w:p>
+    <w:p>
+      <w:r>
+        <w:t>Record the first repaired step and a different case to revisit after a delay.</w:t>
       </w:r>
     </w:p>
     <w:tbl>
@@ -1176,7 +1695,13 @@
       </w:tr>
     </w:tbl>
     <w:p>
-      <w:r>
+      <w:pPr>
+        <w:spacing w:line="336" w:lineRule="auto" w:after="180"/>
+      </w:pPr>
+      <w:r>
+        <w:rPr>
+          <w:b w:val="0"/>
+        </w:rPr>
         <w:t>Revisit this idea with your teacher after a delay. Familiarity is different from explaining and using it on a changed case.</w:t>
       </w:r>
     </w:p>
@@ -1190,16 +1715,39 @@
     </w:p>
     <w:p>
       <w:r>
+        <w:t>A fictional craft-book chooser accepts requests for whole available minutes from 0 to 20. Explain the labelled step before checking the changed condition.</w:t>
+      </w:r>
+    </w:p>
+    <w:p>
+      <w:pPr>
+        <w:spacing w:line="336" w:lineRule="auto" w:after="180"/>
+      </w:pPr>
+      <w:r>
+        <w:rPr>
+          <w:b w:val="0"/>
+        </w:rPr>
         <w:t>A fictional craft-book chooser accepts requests for whole available minutes from 0 to 20.</w:t>
       </w:r>
     </w:p>
     <w:p>
-      <w:r>
+      <w:pPr>
+        <w:spacing w:line="336" w:lineRule="auto" w:after="180"/>
+      </w:pPr>
+      <w:r>
+        <w:rPr>
+          <w:b w:val="0"/>
+        </w:rPr>
         <w:t>Booklet A takes 6 minutes; B takes 12. Return first duration at most available time.</w:t>
       </w:r>
     </w:p>
     <w:p>
-      <w:r>
+      <w:pPr>
+        <w:spacing w:line="336" w:lineRule="auto" w:after="180"/>
+      </w:pPr>
+      <w:r>
+        <w:rPr>
+          <w:b w:val="0"/>
+        </w:rPr>
         <w:t>Check 5,6,7; also 0,20,21 and blank. Same catalogue applies to every user.</w:t>
       </w:r>
     </w:p>
@@ -1240,8 +1788,27 @@
       </w:r>
     </w:p>
     <w:p>
-      <w:r>
-        <w:t>Which single boundary run most directly detects the strict-comparison bug, and why?</w:t>
+      <w:pPr>
+        <w:spacing w:line="336" w:lineRule="auto" w:after="180"/>
+        <w:shd w:fill="F5F1FB"/>
+      </w:pPr>
+      <w:r>
+        <w:rPr>
+          <w:b w:val="0"/>
+        </w:rPr>
+        <w:t xml:space="preserve">Which single </w:t>
+      </w:r>
+      <w:r>
+        <w:rPr>
+          <w:b/>
+        </w:rPr>
+        <w:t>boundary</w:t>
+      </w:r>
+      <w:r>
+        <w:rPr>
+          <w:b w:val="0"/>
+        </w:rPr>
+        <w:t xml:space="preserve"> run most directly detects the strict-comparison bug, and why?</w:t>
       </w:r>
     </w:p>
     <w:p>
@@ -1283,13 +1850,58 @@
       </w:r>
     </w:p>
     <w:p>
-      <w:r>
-        <w:t>Support used: alone / hint / worked example. This record is practice evidence.</w:t>
-      </w:r>
-    </w:p>
-    <w:p>
-      <w:r>
-        <w:t>Project connection: Add sorter boundary cases, missing fields and relevant user conditions to the test plan before making fairness claims.</w:t>
+      <w:pPr>
+        <w:pStyle w:val="Heading3"/>
+      </w:pPr>
+      <w:r>
+        <w:t>Record the help used</w:t>
+      </w:r>
+    </w:p>
+    <w:p>
+      <w:pPr>
+        <w:spacing w:line="336" w:lineRule="auto" w:after="180"/>
+        <w:shd w:fill="F1F6F8"/>
+      </w:pPr>
+      <w:r>
+        <w:rPr>
+          <w:b w:val="0"/>
+        </w:rPr>
+        <w:t xml:space="preserve">Support used: alone / hint / worked example. This record is practice </w:t>
+      </w:r>
+      <w:r>
+        <w:rPr>
+          <w:b/>
+        </w:rPr>
+        <w:t>evidence</w:t>
+      </w:r>
+      <w:r>
+        <w:rPr>
+          <w:b w:val="0"/>
+        </w:rPr>
+        <w:t>.</w:t>
+      </w:r>
+    </w:p>
+    <w:p>
+      <w:pPr>
+        <w:spacing w:line="336" w:lineRule="auto" w:after="180"/>
+      </w:pPr>
+      <w:r>
+        <w:rPr>
+          <w:b w:val="0"/>
+        </w:rPr>
+        <w:t xml:space="preserve">Project connection: Add sorter </w:t>
+      </w:r>
+      <w:r>
+        <w:rPr>
+          <w:b/>
+        </w:rPr>
+        <w:t>boundary</w:t>
+      </w:r>
+      <w:r>
+        <w:rPr>
+          <w:b w:val="0"/>
+        </w:rPr>
+        <w:t xml:space="preserve"> cases, missing fields and relevant user conditions to the test plan before making fairness claims.</w:t>
       </w:r>
     </w:p>
     <w:p>
@@ -1302,17 +1914,64 @@
     </w:p>
     <w:p>
       <w:r>
+        <w:t>Keep this week’s input, deciding step, result and limit together in the Helpful Classroom Sorter record.</w:t>
+      </w:r>
+    </w:p>
+    <w:p>
+      <w:pPr>
+        <w:spacing w:line="336" w:lineRule="auto" w:after="180"/>
+      </w:pPr>
+      <w:r>
+        <w:rPr>
+          <w:b w:val="0"/>
+        </w:rPr>
         <w:t>Project: Helpful Classroom Sorter</w:t>
       </w:r>
     </w:p>
     <w:p>
-      <w:r>
-        <w:t>Current milestone: Present and defend. Demonstrate the system, explain one failure and justify the next improvement with evidence.</w:t>
-      </w:r>
-    </w:p>
-    <w:p>
-      <w:r>
-        <w:t>Add sorter boundary cases, missing fields and relevant user conditions to the test plan before making fairness claims.</w:t>
+      <w:pPr>
+        <w:spacing w:line="336" w:lineRule="auto" w:after="180"/>
+      </w:pPr>
+      <w:r>
+        <w:rPr>
+          <w:b w:val="0"/>
+        </w:rPr>
+        <w:t xml:space="preserve">Current milestone: Present and defend. Demonstrate the system, explain one failure and justify the next improvement with </w:t>
+      </w:r>
+      <w:r>
+        <w:rPr>
+          <w:b/>
+        </w:rPr>
+        <w:t>evidence</w:t>
+      </w:r>
+      <w:r>
+        <w:rPr>
+          <w:b w:val="0"/>
+        </w:rPr>
+        <w:t>.</w:t>
+      </w:r>
+    </w:p>
+    <w:p>
+      <w:pPr>
+        <w:spacing w:line="336" w:lineRule="auto" w:after="180"/>
+      </w:pPr>
+      <w:r>
+        <w:rPr>
+          <w:b w:val="0"/>
+        </w:rPr>
+        <w:t xml:space="preserve">Add sorter </w:t>
+      </w:r>
+      <w:r>
+        <w:rPr>
+          <w:b/>
+        </w:rPr>
+        <w:t>boundary</w:t>
+      </w:r>
+      <w:r>
+        <w:rPr>
+          <w:b w:val="0"/>
+        </w:rPr>
+        <w:t xml:space="preserve"> cases, missing fields and relevant user conditions to the test plan before making fairness claims.</w:t>
       </w:r>
     </w:p>
     <w:tbl>
@@ -1474,11 +2133,28 @@
     </w:p>
     <w:p>
       <w:r>
+        <w:t>Try the supported questions before comparing with hints and feedback. Record what you repaired and the evidence you retained.</w:t>
+      </w:r>
+    </w:p>
+    <w:p>
+      <w:pPr>
+        <w:spacing w:line="336" w:lineRule="auto" w:after="180"/>
+      </w:pPr>
+      <w:r>
+        <w:rPr>
+          <w:b w:val="0"/>
+        </w:rPr>
         <w:t>Use this supported practice once, in the browser or on paper. Keep the reserved independent assessment for a separate first attempt before teacher feedback.</w:t>
       </w:r>
     </w:p>
     <w:p>
-      <w:r>
+      <w:pPr>
+        <w:spacing w:line="336" w:lineRule="auto" w:after="180"/>
+      </w:pPr>
+      <w:r>
+        <w:rPr>
+          <w:b w:val="0"/>
+        </w:rPr>
         <w:t>A fictional craft-book chooser accepts requests for whole available minutes from 0 to 20.</w:t>
       </w:r>
     </w:p>
@@ -1491,27 +2167,79 @@
       </w:r>
     </w:p>
     <w:p>
-      <w:r>
+      <w:pPr>
+        <w:spacing w:line="336" w:lineRule="auto" w:after="180"/>
+      </w:pPr>
+      <w:r>
+        <w:rPr>
+          <w:b w:val="0"/>
+        </w:rPr>
         <w:t>Which labelled step matches this detail? Record each user condition tested; do not invent unrun outcomes.</w:t>
       </w:r>
     </w:p>
     <w:p>
-      <w:r>
-        <w:t>1. Near a boundary</w:t>
-      </w:r>
-    </w:p>
-    <w:p>
-      <w:r>
-        <w:t>2. Invalid inputs</w:t>
-      </w:r>
-    </w:p>
-    <w:p>
-      <w:r>
+      <w:pPr>
+        <w:spacing w:line="336" w:lineRule="auto" w:after="180"/>
+        <w:shd w:fill="F4F9FC"/>
+      </w:pPr>
+      <w:r>
+        <w:rPr>
+          <w:b w:val="0"/>
+        </w:rPr>
+        <w:t xml:space="preserve">1. Near a </w:t>
+      </w:r>
+      <w:r>
+        <w:rPr>
+          <w:b/>
+        </w:rPr>
+        <w:t>boundary</w:t>
+      </w:r>
+    </w:p>
+    <w:p>
+      <w:pPr>
+        <w:spacing w:line="336" w:lineRule="auto" w:after="180"/>
+        <w:shd w:fill="F4F9FC"/>
+      </w:pPr>
+      <w:r>
+        <w:rPr>
+          <w:b w:val="0"/>
+        </w:rPr>
+        <w:t xml:space="preserve">2. </w:t>
+      </w:r>
+      <w:r>
+        <w:rPr>
+          <w:b/>
+        </w:rPr>
+        <w:t>Invalid input</w:t>
+      </w:r>
+      <w:r>
+        <w:rPr>
+          <w:b w:val="0"/>
+        </w:rPr>
+        <w:t>s</w:t>
+      </w:r>
+    </w:p>
+    <w:p>
+      <w:pPr>
+        <w:spacing w:line="336" w:lineRule="auto" w:after="180"/>
+        <w:shd w:fill="F4F9FC"/>
+      </w:pPr>
+      <w:r>
+        <w:rPr>
+          <w:b w:val="0"/>
+        </w:rPr>
         <w:t>3. Coverage record</w:t>
       </w:r>
     </w:p>
     <w:p>
-      <w:r>
+      <w:pPr>
+        <w:spacing w:line="336" w:lineRule="auto" w:after="180"/>
+        <w:shd w:fill="F4F9FC"/>
+      </w:pPr>
+      <w:r>
+        <w:rPr>
+          <w:b w:val="0"/>
+        </w:rPr>
         <w:t>4. Valid extremes</w:t>
       </w:r>
     </w:p>
@@ -1549,40 +2277,166 @@
       </w:r>
     </w:p>
     <w:p>
-      <w:r>
+      <w:pPr>
+        <w:pStyle w:val="Heading3"/>
+      </w:pPr>
+      <w:r>
+        <w:t>Hint · try first</w:t>
+      </w:r>
+    </w:p>
+    <w:p>
+      <w:pPr>
+        <w:spacing w:line="336" w:lineRule="auto" w:after="180"/>
+        <w:shd w:fill="F1F6F8"/>
+      </w:pPr>
+      <w:r>
+        <w:rPr>
+          <w:b w:val="0"/>
+        </w:rPr>
         <w:t>Hint if needed: Read the steps in the pictorial case. Match the supplied detail to the stage that performs or records it.</w:t>
       </w:r>
     </w:p>
     <w:p>
-      <w:r>
-        <w:t>After your attempt, compare with the supported explanation: Coverage record Record each user condition tested; do not invent unrun outcomes. Adjacent values below, at and above 6 expose an accidental strict inequality. Zero is valid even though no activity fits. The top valid input does not require selecting the longest activity: catalogue order still controls selection. Coverage also asks whose conditions were tested, which cannot be inferred from these numbers alone.</w:t>
-      </w:r>
-    </w:p>
-    <w:p>
       <w:pPr>
         <w:pStyle w:val="Heading3"/>
       </w:pPr>
       <w:r>
+        <w:t>Feedback · compare after trying</w:t>
+      </w:r>
+    </w:p>
+    <w:p>
+      <w:pPr>
+        <w:spacing w:line="336" w:lineRule="auto" w:after="180"/>
+        <w:shd w:fill="F1F6FC"/>
+      </w:pPr>
+      <w:r>
+        <w:rPr>
+          <w:b w:val="0"/>
+        </w:rPr>
+        <w:t>After your attempt, compare with the supported explanation: Coverage record Record each user condition tested; do not invent unrun outcomes. Adjacent values below, at and above 6 expose an accidental strict inequality.</w:t>
+      </w:r>
+    </w:p>
+    <w:p>
+      <w:pPr>
+        <w:spacing w:line="336" w:lineRule="auto" w:after="180"/>
+        <w:shd w:fill="F1F6FC"/>
+      </w:pPr>
+      <w:r>
+        <w:rPr>
+          <w:b w:val="0"/>
+        </w:rPr>
+        <w:t xml:space="preserve">Zero is valid even though no activity fits. The top valid </w:t>
+      </w:r>
+      <w:r>
+        <w:rPr>
+          <w:b/>
+        </w:rPr>
+        <w:t>input</w:t>
+      </w:r>
+      <w:r>
+        <w:rPr>
+          <w:b w:val="0"/>
+        </w:rPr>
+        <w:t xml:space="preserve"> does not require selecting the longest activity: catalogue order still controls selection.</w:t>
+      </w:r>
+    </w:p>
+    <w:p>
+      <w:pPr>
+        <w:spacing w:line="336" w:lineRule="auto" w:after="180"/>
+        <w:shd w:fill="F1F6FC"/>
+      </w:pPr>
+      <w:r>
+        <w:rPr>
+          <w:b w:val="0"/>
+        </w:rPr>
+        <w:t>Coverage also asks whose conditions were tested, which cannot be inferred from these numbers alone.</w:t>
+      </w:r>
+    </w:p>
+    <w:p>
+      <w:pPr>
+        <w:pStyle w:val="Heading3"/>
+      </w:pPr>
+      <w:r>
         <w:t>Practice 2: explain the deciding evidence</w:t>
       </w:r>
     </w:p>
     <w:p>
-      <w:r>
+      <w:pPr>
+        <w:pStyle w:val="Heading3"/>
+      </w:pPr>
+      <w:r>
+        <w:t>Changed case · predict first</w:t>
+      </w:r>
+    </w:p>
+    <w:p>
+      <w:pPr>
+        <w:spacing w:line="336" w:lineRule="auto" w:after="180"/>
+        <w:shd w:fill="F5F1FB"/>
+      </w:pPr>
+      <w:r>
+        <w:rPr>
+          <w:b w:val="0"/>
+        </w:rPr>
         <w:t>Changed-case practice: Faulty code uses duration strictly below available time. Which conclusion is supported by the supplied facts?</w:t>
       </w:r>
     </w:p>
     <w:p>
-      <w:r>
-        <w:t>1. This one example guarantees correct results for every future input.</w:t>
-      </w:r>
-    </w:p>
-    <w:p>
-      <w:r>
-        <w:t>2. We can decide the result without examining the changed input or the procedure.</w:t>
-      </w:r>
-    </w:p>
-    <w:p>
-      <w:r>
+      <w:pPr>
+        <w:spacing w:line="336" w:lineRule="auto" w:after="180"/>
+        <w:shd w:fill="F4F9FC"/>
+      </w:pPr>
+      <w:r>
+        <w:rPr>
+          <w:b w:val="0"/>
+        </w:rPr>
+        <w:t xml:space="preserve">1. This one example guarantees correct results for every future </w:t>
+      </w:r>
+      <w:r>
+        <w:rPr>
+          <w:b/>
+        </w:rPr>
+        <w:t>input</w:t>
+      </w:r>
+      <w:r>
+        <w:rPr>
+          <w:b w:val="0"/>
+        </w:rPr>
+        <w:t>.</w:t>
+      </w:r>
+    </w:p>
+    <w:p>
+      <w:pPr>
+        <w:spacing w:line="336" w:lineRule="auto" w:after="180"/>
+        <w:shd w:fill="F4F9FC"/>
+      </w:pPr>
+      <w:r>
+        <w:rPr>
+          <w:b w:val="0"/>
+        </w:rPr>
+        <w:t xml:space="preserve">2. We can decide the result without examining the changed </w:t>
+      </w:r>
+      <w:r>
+        <w:rPr>
+          <w:b/>
+        </w:rPr>
+        <w:t>input</w:t>
+      </w:r>
+      <w:r>
+        <w:rPr>
+          <w:b w:val="0"/>
+        </w:rPr>
+        <w:t xml:space="preserve"> or the procedure.</w:t>
+      </w:r>
+    </w:p>
+    <w:p>
+      <w:pPr>
+        <w:spacing w:line="336" w:lineRule="auto" w:after="180"/>
+        <w:shd w:fill="F4F9FC"/>
+      </w:pPr>
+      <w:r>
+        <w:rPr>
+          <w:b w:val="0"/>
+        </w:rPr>
         <w:t>3. Request 6 now wrongly returns none.</w:t>
       </w:r>
     </w:p>
@@ -1620,12 +2474,42 @@
       </w:r>
     </w:p>
     <w:p>
-      <w:r>
+      <w:pPr>
+        <w:pStyle w:val="Heading3"/>
+      </w:pPr>
+      <w:r>
+        <w:t>Hint · try first</w:t>
+      </w:r>
+    </w:p>
+    <w:p>
+      <w:pPr>
+        <w:spacing w:line="336" w:lineRule="auto" w:after="180"/>
+        <w:shd w:fill="F1F6F8"/>
+      </w:pPr>
+      <w:r>
+        <w:rPr>
+          <w:b w:val="0"/>
+        </w:rPr>
         <w:t>Hint if needed: Use the changed condition and the deciding step in the pictorial trace. The answer must say what follows from those facts.</w:t>
       </w:r>
     </w:p>
     <w:p>
-      <w:r>
+      <w:pPr>
+        <w:pStyle w:val="Heading3"/>
+      </w:pPr>
+      <w:r>
+        <w:t>Feedback · compare after trying</w:t>
+      </w:r>
+    </w:p>
+    <w:p>
+      <w:pPr>
+        <w:spacing w:line="336" w:lineRule="auto" w:after="180"/>
+        <w:shd w:fill="F1F6FC"/>
+      </w:pPr>
+      <w:r>
+        <w:rPr>
+          <w:b w:val="0"/>
+        </w:rPr>
         <w:t>After your attempt, compare with the supported explanation: Request 6 now wrongly returns none. A’s duration equals the available time and should be eligible under at most.</w:t>
       </w:r>
     </w:p>
@@ -1638,18 +2522,105 @@
       </w:r>
     </w:p>
     <w:p>
-      <w:r>
-        <w:t>Review Test Normal Cases (ai-1/33). Goal: Plan routine cases with expected results derived from the requirements. Short practice: Why is none correct for 8 but incorrect for 6? Use both capacity cards.. Return to this week and explain what you changed.</w:t>
-      </w:r>
-    </w:p>
-    <w:p>
-      <w:r>
-        <w:t>Review Design the Decision Process (ai-1/31). Goal: Design a decision process that covers valid, invalid and no-match requests. Short practice: Where does the first original rejection occur, and why is K3 not originally selected?. Return to this week and explain what you changed.</w:t>
-      </w:r>
-    </w:p>
-    <w:p>
-      <w:r>
-        <w:t>Review Humans Set Boundaries (ai-1/28). Goal: Distinguish a system’s capability, the correctness of its output and permission to take an action. Short practice: Which original proposal is authorised? Why do the other two need separate approval?. Return to this week and explain what you changed.</w:t>
+      <w:pPr>
+        <w:spacing w:line="336" w:lineRule="auto" w:after="180"/>
+      </w:pPr>
+      <w:r>
+        <w:rPr>
+          <w:b w:val="0"/>
+        </w:rPr>
+        <w:t>Review Test Normal Cases (ai-1/33). Goal: Plan routine cases with expected results derived from the requirements. Short practice: Why is none correct for 8 but incorrect for 6? Use both capacity cards..</w:t>
+      </w:r>
+    </w:p>
+    <w:p>
+      <w:pPr>
+        <w:spacing w:line="336" w:lineRule="auto" w:after="180"/>
+      </w:pPr>
+      <w:r>
+        <w:rPr>
+          <w:b w:val="0"/>
+        </w:rPr>
+        <w:t>Return to this week and explain what you changed.</w:t>
+      </w:r>
+    </w:p>
+    <w:p>
+      <w:pPr>
+        <w:spacing w:line="336" w:lineRule="auto" w:after="180"/>
+      </w:pPr>
+      <w:r>
+        <w:rPr>
+          <w:b w:val="0"/>
+        </w:rPr>
+        <w:t xml:space="preserve">Review Design the Decision </w:t>
+      </w:r>
+      <w:r>
+        <w:rPr>
+          <w:b/>
+        </w:rPr>
+        <w:t>Process</w:t>
+      </w:r>
+      <w:r>
+        <w:rPr>
+          <w:b w:val="0"/>
+        </w:rPr>
+        <w:t xml:space="preserve"> (ai-1/31). Goal: Design a decision </w:t>
+      </w:r>
+      <w:r>
+        <w:rPr>
+          <w:b/>
+        </w:rPr>
+        <w:t>process</w:t>
+      </w:r>
+      <w:r>
+        <w:rPr>
+          <w:b w:val="0"/>
+        </w:rPr>
+        <w:t xml:space="preserve"> that covers valid, invalid and no-match requests.</w:t>
+      </w:r>
+    </w:p>
+    <w:p>
+      <w:pPr>
+        <w:spacing w:line="336" w:lineRule="auto" w:after="180"/>
+      </w:pPr>
+      <w:r>
+        <w:rPr>
+          <w:b w:val="0"/>
+        </w:rPr>
+        <w:t>Short practice: Where does the first original rejection occur, and why is K3 not originally selected?. Return to this week and explain what you changed.</w:t>
+      </w:r>
+    </w:p>
+    <w:p>
+      <w:pPr>
+        <w:spacing w:line="336" w:lineRule="auto" w:after="180"/>
+      </w:pPr>
+      <w:r>
+        <w:rPr>
+          <w:b w:val="0"/>
+        </w:rPr>
+        <w:t xml:space="preserve">Review Humans Set Boundaries (ai-1/28). Goal: Distinguish a system’s capability, the correctness of its </w:t>
+      </w:r>
+      <w:r>
+        <w:rPr>
+          <w:b/>
+        </w:rPr>
+        <w:t>output</w:t>
+      </w:r>
+      <w:r>
+        <w:rPr>
+          <w:b w:val="0"/>
+        </w:rPr>
+        <w:t xml:space="preserve"> and permission to take an action. Short practice: Which original proposal is authorised?</w:t>
+      </w:r>
+    </w:p>
+    <w:p>
+      <w:pPr>
+        <w:spacing w:line="336" w:lineRule="auto" w:after="180"/>
+      </w:pPr>
+      <w:r>
+        <w:rPr>
+          <w:b w:val="0"/>
+        </w:rPr>
+        <w:t>Why do the other two need separate approval?. Return to this week and explain what you changed.</w:t>
       </w:r>
     </w:p>
     <w:p>
@@ -1661,8 +2632,37 @@
       </w:r>
     </w:p>
     <w:p>
-      <w:r>
-        <w:t>Use Download completed work in the hosted lesson to export your answers, reflections, practice feedback and code-run evidence. Open the HTML copy to read or print it. Drafts stay in this browser when storage is available; clear drafts on a shared device.</w:t>
+      <w:pPr>
+        <w:spacing w:line="336" w:lineRule="auto" w:after="180"/>
+      </w:pPr>
+      <w:r>
+        <w:rPr>
+          <w:b w:val="0"/>
+        </w:rPr>
+        <w:t xml:space="preserve">Use Download completed work in the hosted lesson to export your answers, reflections, practice feedback and code-run </w:t>
+      </w:r>
+      <w:r>
+        <w:rPr>
+          <w:b/>
+        </w:rPr>
+        <w:t>evidence</w:t>
+      </w:r>
+      <w:r>
+        <w:rPr>
+          <w:b w:val="0"/>
+        </w:rPr>
+        <w:t>. Open the HTML copy to read or print it.</w:t>
+      </w:r>
+    </w:p>
+    <w:p>
+      <w:pPr>
+        <w:spacing w:line="336" w:lineRule="auto" w:after="180"/>
+      </w:pPr>
+      <w:r>
+        <w:rPr>
+          <w:b w:val="0"/>
+        </w:rPr>
+        <w:t>Drafts stay in this browser when storage is available; clear drafts on a shared device.</w:t>
       </w:r>
     </w:p>
     <w:p>
@@ -1676,6 +2676,775 @@
     <w:p>
       <w:r>
         <w:t>________________________________________________________________</w:t>
+      </w:r>
+    </w:p>
+    <w:p>
+      <w:r>
+        <w:t>________________________________________________________________</w:t>
+      </w:r>
+    </w:p>
+    <w:p>
+      <w:r>
+        <w:t>________________________________________________________________</w:t>
+      </w:r>
+    </w:p>
+    <w:p>
+      <w:r>
+        <w:t>________________________________________________________________</w:t>
+      </w:r>
+    </w:p>
+    <w:p>
+      <w:r>
+        <w:t>________________________________________________________________</w:t>
+      </w:r>
+    </w:p>
+    <w:p>
+      <w:pPr>
+        <w:pStyle w:val="Heading1"/>
+      </w:pPr>
+      <w:r>
+        <w:t>21. Visual concept journey</w:t>
+      </w:r>
+    </w:p>
+    <w:p>
+      <w:r>
+        <w:t>Explain each Test Edge Cases and Fairness picture from its labels, then record a relevant limit.</w:t>
+      </w:r>
+    </w:p>
+    <w:p>
+      <w:pPr>
+        <w:pStyle w:val="Heading3"/>
+      </w:pPr>
+      <w:r>
+        <w:t>01. Test Edge Cases and Fairness: the case</w:t>
+      </w:r>
+    </w:p>
+    <w:p>
+      <w:r>
+        <w:drawing>
+          <wp:inline xmlns:a="http://schemas.openxmlformats.org/drawingml/2006/main" xmlns:pic="http://schemas.openxmlformats.org/drawingml/2006/picture">
+            <wp:extent cx="5486400" cy="2843784"/>
+            <wp:docPr id="2" name="Picture 2" descr="A fictional craft-book chooser accepts requests for whole available minutes from 0 to 20. Supplied facts: Booklet A takes 6 minutes; B takes 12. Return first duration at most available time. Check 5,6,7; also 0,20,21 and blank. Same catalogue applies to every user."/>
+            <wp:cNvGraphicFramePr>
+              <a:graphicFrameLocks noChangeAspect="1"/>
+            </wp:cNvGraphicFramePr>
+            <a:graphic>
+              <a:graphicData uri="http://schemas.openxmlformats.org/drawingml/2006/picture">
+                <pic:pic>
+                  <pic:nvPicPr>
+                    <pic:cNvPr id="0" name="academy-story-ai-1-34-01.png"/>
+                    <pic:cNvPicPr/>
+                  </pic:nvPicPr>
+                  <pic:blipFill>
+                    <a:blip r:embed="rId10"/>
+                    <a:stretch>
+                      <a:fillRect/>
+                    </a:stretch>
+                  </pic:blipFill>
+                  <pic:spPr>
+                    <a:xfrm>
+                      <a:off x="0" y="0"/>
+                      <a:ext cx="5486400" cy="2843784"/>
+                    </a:xfrm>
+                    <a:prstGeom prst="rect"/>
+                  </pic:spPr>
+                </pic:pic>
+              </a:graphicData>
+            </a:graphic>
+          </wp:inline>
+        </w:drawing>
+      </w:r>
+    </w:p>
+    <w:p>
+      <w:pPr>
+        <w:spacing w:line="336" w:lineRule="auto" w:after="180"/>
+      </w:pPr>
+      <w:r>
+        <w:rPr>
+          <w:b w:val="0"/>
+        </w:rPr>
+        <w:t>A fictional craft-book chooser accepts requests for whole available minutes from 0 to 20. Supplied facts: Booklet A takes 6 minutes; B takes 12. Return first duration at most available time.</w:t>
+      </w:r>
+    </w:p>
+    <w:p>
+      <w:pPr>
+        <w:spacing w:line="336" w:lineRule="auto" w:after="180"/>
+      </w:pPr>
+      <w:r>
+        <w:rPr>
+          <w:b w:val="0"/>
+        </w:rPr>
+        <w:t>Check 5,6,7; also 0,20,21 and blank. Same catalogue applies to every user.</w:t>
+      </w:r>
+    </w:p>
+    <w:p>
+      <w:pPr>
+        <w:spacing w:line="336" w:lineRule="auto" w:after="180"/>
+        <w:shd w:fill="F5F1FB"/>
+      </w:pPr>
+      <w:r>
+        <w:rPr>
+          <w:b w:val="0"/>
+        </w:rPr>
+        <w:t>Point to the given fact that matters most. Explain why it matters.</w:t>
+      </w:r>
+    </w:p>
+    <w:p>
+      <w:pPr>
+        <w:pStyle w:val="Heading3"/>
+      </w:pPr>
+      <w:r>
+        <w:t>My picture explanation, deciding evidence and one limit</w:t>
+      </w:r>
+    </w:p>
+    <w:p>
+      <w:r>
+        <w:t>________________________________________________________________</w:t>
+      </w:r>
+    </w:p>
+    <w:p>
+      <w:r>
+        <w:t>________________________________________________________________</w:t>
+      </w:r>
+    </w:p>
+    <w:p>
+      <w:r>
+        <w:t>________________________________________________________________</w:t>
+      </w:r>
+    </w:p>
+    <w:p>
+      <w:r>
+        <w:t>________________________________________________________________</w:t>
+      </w:r>
+    </w:p>
+    <w:p>
+      <w:pPr>
+        <w:pStyle w:val="Heading3"/>
+      </w:pPr>
+      <w:r>
+        <w:t>02. Follow the deciding steps</w:t>
+      </w:r>
+    </w:p>
+    <w:p>
+      <w:r>
+        <w:drawing>
+          <wp:inline xmlns:a="http://schemas.openxmlformats.org/drawingml/2006/main" xmlns:pic="http://schemas.openxmlformats.org/drawingml/2006/picture">
+            <wp:extent cx="5486400" cy="4005072"/>
+            <wp:docPr id="3" name="Picture 3" descr="Near a boundary: At 5: none. At 6 and 7: A. → Valid extremes: 0: none. 20: A, because first-fit order remains fixed. → Invalid inputs: 21 and blank require clarification, not ordinary search. → Coverage record: Record each user condition tested; do not invent unrun outcomes."/>
+            <wp:cNvGraphicFramePr>
+              <a:graphicFrameLocks noChangeAspect="1"/>
+            </wp:cNvGraphicFramePr>
+            <a:graphic>
+              <a:graphicData uri="http://schemas.openxmlformats.org/drawingml/2006/picture">
+                <pic:pic>
+                  <pic:nvPicPr>
+                    <pic:cNvPr id="0" name="academy-story-ai-1-34-02.png"/>
+                    <pic:cNvPicPr/>
+                  </pic:nvPicPr>
+                  <pic:blipFill>
+                    <a:blip r:embed="rId11"/>
+                    <a:stretch>
+                      <a:fillRect/>
+                    </a:stretch>
+                  </pic:blipFill>
+                  <pic:spPr>
+                    <a:xfrm>
+                      <a:off x="0" y="0"/>
+                      <a:ext cx="5486400" cy="4005072"/>
+                    </a:xfrm>
+                    <a:prstGeom prst="rect"/>
+                  </pic:spPr>
+                </pic:pic>
+              </a:graphicData>
+            </a:graphic>
+          </wp:inline>
+        </w:drawing>
+      </w:r>
+    </w:p>
+    <w:p>
+      <w:pPr>
+        <w:spacing w:line="336" w:lineRule="auto" w:after="180"/>
+      </w:pPr>
+      <w:r>
+        <w:rPr>
+          <w:b w:val="0"/>
+        </w:rPr>
+        <w:t xml:space="preserve">Near a </w:t>
+      </w:r>
+      <w:r>
+        <w:rPr>
+          <w:b/>
+        </w:rPr>
+        <w:t>boundary</w:t>
+      </w:r>
+      <w:r>
+        <w:rPr>
+          <w:b w:val="0"/>
+        </w:rPr>
+        <w:t>: At 5: none.</w:t>
+      </w:r>
+    </w:p>
+    <w:p>
+      <w:pPr>
+        <w:spacing w:line="336" w:lineRule="auto" w:after="180"/>
+      </w:pPr>
+      <w:r>
+        <w:rPr>
+          <w:b w:val="0"/>
+        </w:rPr>
+        <w:t xml:space="preserve">At 6 and 7: A. → Valid extremes: 0: none. 20: A, because first-fit order remains fixed. → </w:t>
+      </w:r>
+      <w:r>
+        <w:rPr>
+          <w:b/>
+        </w:rPr>
+        <w:t>Invalid input</w:t>
+      </w:r>
+      <w:r>
+        <w:rPr>
+          <w:b w:val="0"/>
+        </w:rPr>
+        <w:t>s: 21 and blank require clarification, not ordinary search. → Coverage record: Record each user condition tested; do not invent unrun outcomes.</w:t>
+      </w:r>
+    </w:p>
+    <w:p>
+      <w:pPr>
+        <w:spacing w:line="336" w:lineRule="auto" w:after="180"/>
+        <w:shd w:fill="F5F1FB"/>
+      </w:pPr>
+      <w:r>
+        <w:rPr>
+          <w:b w:val="0"/>
+        </w:rPr>
+        <w:t xml:space="preserve">Point to each numbered stage and explain which recorded </w:t>
+      </w:r>
+      <w:r>
+        <w:rPr>
+          <w:b/>
+        </w:rPr>
+        <w:t>input</w:t>
+      </w:r>
+      <w:r>
+        <w:rPr>
+          <w:b w:val="0"/>
+        </w:rPr>
+        <w:t xml:space="preserve"> it uses.</w:t>
+      </w:r>
+    </w:p>
+    <w:p>
+      <w:pPr>
+        <w:pStyle w:val="Heading3"/>
+      </w:pPr>
+      <w:r>
+        <w:t>My picture explanation, deciding evidence and one limit</w:t>
+      </w:r>
+    </w:p>
+    <w:p>
+      <w:r>
+        <w:t>________________________________________________________________</w:t>
+      </w:r>
+    </w:p>
+    <w:p>
+      <w:r>
+        <w:t>________________________________________________________________</w:t>
+      </w:r>
+    </w:p>
+    <w:p>
+      <w:r>
+        <w:t>________________________________________________________________</w:t>
+      </w:r>
+    </w:p>
+    <w:p>
+      <w:r>
+        <w:t>________________________________________________________________</w:t>
+      </w:r>
+    </w:p>
+    <w:p>
+      <w:pPr>
+        <w:pStyle w:val="Heading3"/>
+      </w:pPr>
+      <w:r>
+        <w:t>03. Three requests around ten minutes</w:t>
+      </w:r>
+    </w:p>
+    <w:p>
+      <w:r>
+        <w:drawing>
+          <wp:inline xmlns:a="http://schemas.openxmlformats.org/drawingml/2006/main" xmlns:pic="http://schemas.openxmlformats.org/drawingml/2006/picture">
+            <wp:extent cx="5486400" cy="2834640"/>
+            <wp:docPr id="4" name="Picture 4" descr="Three requests around ten minutes. 9 minutes | 10 is too long | No match in catalogue B. 10 minutes | 10 fits exactly | Suggest B1. 11 minutes | 10 fits with time left | Suggest B1"/>
+            <wp:cNvGraphicFramePr>
+              <a:graphicFrameLocks noChangeAspect="1"/>
+            </wp:cNvGraphicFramePr>
+            <a:graphic>
+              <a:graphicData uri="http://schemas.openxmlformats.org/drawingml/2006/picture">
+                <pic:pic>
+                  <pic:nvPicPr>
+                    <pic:cNvPr id="0" name="academy-story-ai-1-34-03.png"/>
+                    <pic:cNvPicPr/>
+                  </pic:nvPicPr>
+                  <pic:blipFill>
+                    <a:blip r:embed="rId12"/>
+                    <a:stretch>
+                      <a:fillRect/>
+                    </a:stretch>
+                  </pic:blipFill>
+                  <pic:spPr>
+                    <a:xfrm>
+                      <a:off x="0" y="0"/>
+                      <a:ext cx="5486400" cy="2834640"/>
+                    </a:xfrm>
+                    <a:prstGeom prst="rect"/>
+                  </pic:spPr>
+                </pic:pic>
+              </a:graphicData>
+            </a:graphic>
+          </wp:inline>
+        </w:drawing>
+      </w:r>
+    </w:p>
+    <w:p>
+      <w:pPr>
+        <w:spacing w:line="336" w:lineRule="auto" w:after="180"/>
+      </w:pPr>
+      <w:r>
+        <w:rPr>
+          <w:b w:val="0"/>
+        </w:rPr>
+        <w:t>Three requests around ten minutes. 9 minutes | 10 is too long | No match in catalogue B. 10 minutes | 10 fits exactly | Suggest B1. 11 minutes | 10 fits with time left | Suggest B1</w:t>
+      </w:r>
+    </w:p>
+    <w:p>
+      <w:pPr>
+        <w:spacing w:line="336" w:lineRule="auto" w:after="180"/>
+        <w:shd w:fill="F5F1FB"/>
+      </w:pPr>
+      <w:r>
+        <w:rPr>
+          <w:b w:val="0"/>
+        </w:rPr>
+        <w:t>Read the labels and values. Explain the relationship the model shows.</w:t>
+      </w:r>
+    </w:p>
+    <w:p>
+      <w:pPr>
+        <w:pStyle w:val="Heading3"/>
+      </w:pPr>
+      <w:r>
+        <w:t>My picture explanation, deciding evidence and one limit</w:t>
+      </w:r>
+    </w:p>
+    <w:p>
+      <w:r>
+        <w:t>________________________________________________________________</w:t>
+      </w:r>
+    </w:p>
+    <w:p>
+      <w:r>
+        <w:t>________________________________________________________________</w:t>
+      </w:r>
+    </w:p>
+    <w:p>
+      <w:r>
+        <w:t>________________________________________________________________</w:t>
+      </w:r>
+    </w:p>
+    <w:p>
+      <w:r>
+        <w:t>________________________________________________________________</w:t>
+      </w:r>
+    </w:p>
+    <w:p>
+      <w:pPr>
+        <w:pStyle w:val="Heading3"/>
+      </w:pPr>
+      <w:r>
+        <w:t>04. Change one thing. Trace what follows.</w:t>
+      </w:r>
+    </w:p>
+    <w:p>
+      <w:r>
+        <w:drawing>
+          <wp:inline xmlns:a="http://schemas.openxmlformats.org/drawingml/2006/main" xmlns:pic="http://schemas.openxmlformats.org/drawingml/2006/picture">
+            <wp:extent cx="5486400" cy="3026664"/>
+            <wp:docPr id="5" name="Picture 5" descr="Original case: Record each user condition tested; do not invent unrun outcomes. Changed condition: Faulty code uses duration strictly below available time. Expected result: Request 6 now wrongly returns none. Reason: A’s duration equals the available time and should be eligible under at most."/>
+            <wp:cNvGraphicFramePr>
+              <a:graphicFrameLocks noChangeAspect="1"/>
+            </wp:cNvGraphicFramePr>
+            <a:graphic>
+              <a:graphicData uri="http://schemas.openxmlformats.org/drawingml/2006/picture">
+                <pic:pic>
+                  <pic:nvPicPr>
+                    <pic:cNvPr id="0" name="academy-story-ai-1-34-04.png"/>
+                    <pic:cNvPicPr/>
+                  </pic:nvPicPr>
+                  <pic:blipFill>
+                    <a:blip r:embed="rId13"/>
+                    <a:stretch>
+                      <a:fillRect/>
+                    </a:stretch>
+                  </pic:blipFill>
+                  <pic:spPr>
+                    <a:xfrm>
+                      <a:off x="0" y="0"/>
+                      <a:ext cx="5486400" cy="3026664"/>
+                    </a:xfrm>
+                    <a:prstGeom prst="rect"/>
+                  </pic:spPr>
+                </pic:pic>
+              </a:graphicData>
+            </a:graphic>
+          </wp:inline>
+        </w:drawing>
+      </w:r>
+    </w:p>
+    <w:p>
+      <w:pPr>
+        <w:spacing w:line="336" w:lineRule="auto" w:after="180"/>
+      </w:pPr>
+      <w:r>
+        <w:rPr>
+          <w:b w:val="0"/>
+        </w:rPr>
+        <w:t>Original case: Record each user condition tested; do not invent unrun outcomes. Changed condition: Faulty code uses duration strictly below available time. Expected result: Request 6 now wrongly returns none.</w:t>
+      </w:r>
+    </w:p>
+    <w:p>
+      <w:pPr>
+        <w:spacing w:line="336" w:lineRule="auto" w:after="180"/>
+      </w:pPr>
+      <w:r>
+        <w:rPr>
+          <w:b w:val="0"/>
+        </w:rPr>
+        <w:t>Reason: A’s duration equals the available time and should be eligible under at most.</w:t>
+      </w:r>
+    </w:p>
+    <w:p>
+      <w:pPr>
+        <w:spacing w:line="336" w:lineRule="auto" w:after="180"/>
+        <w:shd w:fill="F5F1FB"/>
+      </w:pPr>
+      <w:r>
+        <w:rPr>
+          <w:b w:val="0"/>
+        </w:rPr>
+        <w:t>Predict before checking the worked changed-case result. Name what changed and what the supplied facts allow you to conclude.</w:t>
+      </w:r>
+    </w:p>
+    <w:p>
+      <w:pPr>
+        <w:pStyle w:val="Heading3"/>
+      </w:pPr>
+      <w:r>
+        <w:t>My picture explanation, deciding evidence and one limit</w:t>
+      </w:r>
+    </w:p>
+    <w:p>
+      <w:r>
+        <w:t>________________________________________________________________</w:t>
+      </w:r>
+    </w:p>
+    <w:p>
+      <w:r>
+        <w:t>________________________________________________________________</w:t>
+      </w:r>
+    </w:p>
+    <w:p>
+      <w:r>
+        <w:t>________________________________________________________________</w:t>
+      </w:r>
+    </w:p>
+    <w:p>
+      <w:r>
+        <w:t>________________________________________________________________</w:t>
+      </w:r>
+    </w:p>
+    <w:p>
+      <w:pPr>
+        <w:pStyle w:val="Heading3"/>
+      </w:pPr>
+      <w:r>
+        <w:t>05. Connect the explanation to its limit</w:t>
+      </w:r>
+    </w:p>
+    <w:p>
+      <w:r>
+        <w:drawing>
+          <wp:inline xmlns:a="http://schemas.openxmlformats.org/drawingml/2006/main" xmlns:pic="http://schemas.openxmlformats.org/drawingml/2006/picture">
+            <wp:extent cx="5486400" cy="2834640"/>
+            <wp:docPr id="6" name="Picture 6" descr="Adjacent values below, at and above 6 expose an accidental strict inequality. Zero is valid even though no activity fits. The top valid input does not require selecting the longest activity: catalogue order still controls selection. Coverage also asks whose conditions were tested, which cannot be inferred from these numbers alone. Limit: Equal written rules do not prove equally good outcomes for every group; actual condition-specific evidence is still needed."/>
+            <wp:cNvGraphicFramePr>
+              <a:graphicFrameLocks noChangeAspect="1"/>
+            </wp:cNvGraphicFramePr>
+            <a:graphic>
+              <a:graphicData uri="http://schemas.openxmlformats.org/drawingml/2006/picture">
+                <pic:pic>
+                  <pic:nvPicPr>
+                    <pic:cNvPr id="0" name="academy-story-ai-1-34-05.png"/>
+                    <pic:cNvPicPr/>
+                  </pic:nvPicPr>
+                  <pic:blipFill>
+                    <a:blip r:embed="rId14"/>
+                    <a:stretch>
+                      <a:fillRect/>
+                    </a:stretch>
+                  </pic:blipFill>
+                  <pic:spPr>
+                    <a:xfrm>
+                      <a:off x="0" y="0"/>
+                      <a:ext cx="5486400" cy="2834640"/>
+                    </a:xfrm>
+                    <a:prstGeom prst="rect"/>
+                  </pic:spPr>
+                </pic:pic>
+              </a:graphicData>
+            </a:graphic>
+          </wp:inline>
+        </w:drawing>
+      </w:r>
+    </w:p>
+    <w:p>
+      <w:pPr>
+        <w:spacing w:line="336" w:lineRule="auto" w:after="180"/>
+      </w:pPr>
+      <w:r>
+        <w:rPr>
+          <w:b w:val="0"/>
+        </w:rPr>
+        <w:t>Adjacent values below, at and above 6 expose an accidental strict inequality. Zero is valid even though no activity fits.</w:t>
+      </w:r>
+    </w:p>
+    <w:p>
+      <w:pPr>
+        <w:spacing w:line="336" w:lineRule="auto" w:after="180"/>
+      </w:pPr>
+      <w:r>
+        <w:rPr>
+          <w:b w:val="0"/>
+        </w:rPr>
+        <w:t xml:space="preserve">The top valid </w:t>
+      </w:r>
+      <w:r>
+        <w:rPr>
+          <w:b/>
+        </w:rPr>
+        <w:t>input</w:t>
+      </w:r>
+      <w:r>
+        <w:rPr>
+          <w:b w:val="0"/>
+        </w:rPr>
+        <w:t xml:space="preserve"> does not require selecting the longest activity: catalogue order still controls selection. Coverage also asks whose conditions were tested, which cannot be inferred from these numbers alone.</w:t>
+      </w:r>
+    </w:p>
+    <w:p>
+      <w:pPr>
+        <w:spacing w:line="336" w:lineRule="auto" w:after="180"/>
+      </w:pPr>
+      <w:r>
+        <w:rPr>
+          <w:b w:val="0"/>
+        </w:rPr>
+        <w:t xml:space="preserve">Limit: Equal </w:t>
+      </w:r>
+      <w:r>
+        <w:rPr>
+          <w:b/>
+        </w:rPr>
+        <w:t>written rule</w:t>
+      </w:r>
+      <w:r>
+        <w:rPr>
+          <w:b w:val="0"/>
+        </w:rPr>
+        <w:t xml:space="preserve">s do not prove equally good outcomes for every group; actual condition-specific </w:t>
+      </w:r>
+      <w:r>
+        <w:rPr>
+          <w:b/>
+        </w:rPr>
+        <w:t>evidence</w:t>
+      </w:r>
+      <w:r>
+        <w:rPr>
+          <w:b w:val="0"/>
+        </w:rPr>
+        <w:t xml:space="preserve"> is still needed.</w:t>
+      </w:r>
+    </w:p>
+    <w:p>
+      <w:pPr>
+        <w:spacing w:line="336" w:lineRule="auto" w:after="180"/>
+        <w:shd w:fill="F5F1FB"/>
+      </w:pPr>
+      <w:r>
+        <w:rPr>
+          <w:b w:val="0"/>
+        </w:rPr>
+        <w:t>Explain the case, then point to a limit on the claim.</w:t>
+      </w:r>
+    </w:p>
+    <w:p>
+      <w:pPr>
+        <w:pStyle w:val="Heading3"/>
+      </w:pPr>
+      <w:r>
+        <w:t>My picture explanation, deciding evidence and one limit</w:t>
+      </w:r>
+    </w:p>
+    <w:p>
+      <w:r>
+        <w:t>________________________________________________________________</w:t>
+      </w:r>
+    </w:p>
+    <w:p>
+      <w:r>
+        <w:t>________________________________________________________________</w:t>
+      </w:r>
+    </w:p>
+    <w:p>
+      <w:r>
+        <w:t>________________________________________________________________</w:t>
+      </w:r>
+    </w:p>
+    <w:p>
+      <w:r>
+        <w:t>________________________________________________________________</w:t>
+      </w:r>
+    </w:p>
+    <w:p>
+      <w:pPr>
+        <w:pStyle w:val="Heading3"/>
+      </w:pPr>
+      <w:r>
+        <w:t>06. Make the idea visible in your project</w:t>
+      </w:r>
+    </w:p>
+    <w:p>
+      <w:r>
+        <w:drawing>
+          <wp:inline xmlns:a="http://schemas.openxmlformats.org/drawingml/2006/main" xmlns:pic="http://schemas.openxmlformats.org/drawingml/2006/picture">
+            <wp:extent cx="5486400" cy="3380232"/>
+            <wp:docPr id="7" name="Picture 7" descr="Add sorter boundary cases, missing fields and relevant user conditions to the test plan before making fairness claims. Draw your input, deciding step, result and limit. Supported question: Which single boundary run most directly detects the strict-comparison bug, and why?"/>
+            <wp:cNvGraphicFramePr>
+              <a:graphicFrameLocks noChangeAspect="1"/>
+            </wp:cNvGraphicFramePr>
+            <a:graphic>
+              <a:graphicData uri="http://schemas.openxmlformats.org/drawingml/2006/picture">
+                <pic:pic>
+                  <pic:nvPicPr>
+                    <pic:cNvPr id="0" name="academy-story-ai-1-34-06.png"/>
+                    <pic:cNvPicPr/>
+                  </pic:nvPicPr>
+                  <pic:blipFill>
+                    <a:blip r:embed="rId15"/>
+                    <a:stretch>
+                      <a:fillRect/>
+                    </a:stretch>
+                  </pic:blipFill>
+                  <pic:spPr>
+                    <a:xfrm>
+                      <a:off x="0" y="0"/>
+                      <a:ext cx="5486400" cy="3380232"/>
+                    </a:xfrm>
+                    <a:prstGeom prst="rect"/>
+                  </pic:spPr>
+                </pic:pic>
+              </a:graphicData>
+            </a:graphic>
+          </wp:inline>
+        </w:drawing>
+      </w:r>
+    </w:p>
+    <w:p>
+      <w:pPr>
+        <w:spacing w:line="336" w:lineRule="auto" w:after="180"/>
+      </w:pPr>
+      <w:r>
+        <w:rPr>
+          <w:b w:val="0"/>
+        </w:rPr>
+        <w:t xml:space="preserve">Add sorter </w:t>
+      </w:r>
+      <w:r>
+        <w:rPr>
+          <w:b/>
+        </w:rPr>
+        <w:t>boundary</w:t>
+      </w:r>
+      <w:r>
+        <w:rPr>
+          <w:b w:val="0"/>
+        </w:rPr>
+        <w:t xml:space="preserve"> cases, missing fields and relevant user conditions to the test plan before making fairness claims. Draw your </w:t>
+      </w:r>
+      <w:r>
+        <w:rPr>
+          <w:b/>
+        </w:rPr>
+        <w:t>input</w:t>
+      </w:r>
+      <w:r>
+        <w:rPr>
+          <w:b w:val="0"/>
+        </w:rPr>
+        <w:t>, deciding step, result and limit.</w:t>
+      </w:r>
+    </w:p>
+    <w:p>
+      <w:pPr>
+        <w:spacing w:line="336" w:lineRule="auto" w:after="180"/>
+      </w:pPr>
+      <w:r>
+        <w:rPr>
+          <w:b w:val="0"/>
+        </w:rPr>
+        <w:t xml:space="preserve">Supported question: Which single </w:t>
+      </w:r>
+      <w:r>
+        <w:rPr>
+          <w:b/>
+        </w:rPr>
+        <w:t>boundary</w:t>
+      </w:r>
+      <w:r>
+        <w:rPr>
+          <w:b w:val="0"/>
+        </w:rPr>
+        <w:t xml:space="preserve"> run most directly detects the strict-comparison bug, and why?</w:t>
+      </w:r>
+    </w:p>
+    <w:p>
+      <w:pPr>
+        <w:spacing w:line="336" w:lineRule="auto" w:after="180"/>
+        <w:shd w:fill="F5F1FB"/>
+      </w:pPr>
+      <w:r>
+        <w:rPr>
+          <w:b w:val="0"/>
+        </w:rPr>
+        <w:t xml:space="preserve">Draw your project trace and justify the deciding step using </w:t>
+      </w:r>
+      <w:r>
+        <w:rPr>
+          <w:b/>
+        </w:rPr>
+        <w:t>evidence</w:t>
+      </w:r>
+      <w:r>
+        <w:rPr>
+          <w:b w:val="0"/>
+        </w:rPr>
+        <w:t>.</w:t>
+      </w:r>
+    </w:p>
+    <w:p>
+      <w:pPr>
+        <w:pStyle w:val="Heading3"/>
+      </w:pPr>
+      <w:r>
+        <w:t>My picture explanation, deciding evidence and one limit</w:t>
       </w:r>
     </w:p>
     <w:p>

--- a/downloads/workbook/ai-1-week-34.docx
+++ b/downloads/workbook/ai-1-week-34.docx
@@ -25,50 +25,216 @@
         <w:pStyle w:val="Heading1"/>
       </w:pPr>
       <w:r>
-        <w:t>01. Recall and choose your starting point</w:t>
-      </w:r>
-    </w:p>
-    <w:p>
-      <w:r>
-        <w:t>Record your starting explanation for Test Edge Cases and Fairness before opening notes. Show any later correction separately.</w:t>
-      </w:r>
-    </w:p>
-    <w:p>
-      <w:pPr>
-        <w:spacing w:line="336" w:lineRule="auto" w:after="180"/>
-      </w:pPr>
-      <w:r>
-        <w:rPr>
-          <w:b w:val="0"/>
-        </w:rPr>
+        <w:t>One connected edge-test and coverage record.</w:t>
+      </w:r>
+    </w:p>
+    <w:p>
+      <w:r>
+        <w:t>Probe equality, classify invalid input, run the third-row variation and audit the independent capacity boundary.</w:t>
+      </w:r>
+    </w:p>
+    <w:p>
+      <w:r>
+        <w:t>Keep catalogue versions, expected search paths, actual traces and untested conditions visible.</w:t>
+      </w:r>
+    </w:p>
+    <w:p>
+      <w:pPr>
+        <w:pStyle w:val="Heading1"/>
+      </w:pPr>
+      <w:r>
+        <w:t>01. Recall: reconnect earlier ideas</w:t>
+      </w:r>
+    </w:p>
+    <w:p>
+      <w:r>
+        <w:t>Retrieve before opening notes.</w:t>
+      </w:r>
+    </w:p>
+    <w:p>
+      <w:pPr>
+        <w:pStyle w:val="Heading2"/>
+      </w:pPr>
+      <w:r>
+        <w:t>Retrieve and explain</w:t>
+      </w:r>
+    </w:p>
+    <w:p>
+      <w:pPr>
+        <w:pStyle w:val="ListBullet"/>
+      </w:pPr>
+      <w:r>
         <w:t>Try the recall before opening notes. Then use a different colour or a labelled second line to correct your explanation.</w:t>
       </w:r>
     </w:p>
     <w:p>
       <w:pPr>
+        <w:pStyle w:val="ListBullet"/>
+      </w:pPr>
+      <w:r>
+        <w:t>Without opening the old lesson, explain one key idea from Test Normal Cases. Give an example and a mistake that the idea helps you avoid.</w:t>
+      </w:r>
+    </w:p>
+    <w:p>
+      <w:pPr>
         <w:pStyle w:val="Heading3"/>
       </w:pPr>
       <w:r>
+        <w:t>My remembered idea, example and correction</w:t>
+      </w:r>
+    </w:p>
+    <w:p>
+      <w:r>
+        <w:t>________________________________________________________________</w:t>
+      </w:r>
+    </w:p>
+    <w:p>
+      <w:r>
+        <w:t>________________________________________________________________</w:t>
+      </w:r>
+    </w:p>
+    <w:p>
+      <w:r>
+        <w:t>________________________________________________________________</w:t>
+      </w:r>
+    </w:p>
+    <w:p>
+      <w:pPr>
+        <w:pStyle w:val="ListBullet"/>
+      </w:pPr>
+      <w:r>
+        <w:t>Without opening the old lesson, explain one key idea from Design the Decision Process. Give an example and a mistake that the idea helps you avoid.</w:t>
+      </w:r>
+    </w:p>
+    <w:p>
+      <w:pPr>
+        <w:pStyle w:val="Heading3"/>
+      </w:pPr>
+      <w:r>
+        <w:t>My remembered idea, example and correction</w:t>
+      </w:r>
+    </w:p>
+    <w:p>
+      <w:r>
+        <w:t>________________________________________________________________</w:t>
+      </w:r>
+    </w:p>
+    <w:p>
+      <w:r>
+        <w:t>________________________________________________________________</w:t>
+      </w:r>
+    </w:p>
+    <w:p>
+      <w:r>
+        <w:t>________________________________________________________________</w:t>
+      </w:r>
+    </w:p>
+    <w:p>
+      <w:pPr>
+        <w:pStyle w:val="ListBullet"/>
+      </w:pPr>
+      <w:r>
+        <w:t>Without opening the old lesson, explain one key idea from Humans Set Boundaries. Give an example and a mistake that the idea helps you avoid.</w:t>
+      </w:r>
+    </w:p>
+    <w:p>
+      <w:pPr>
+        <w:pStyle w:val="Heading3"/>
+      </w:pPr>
+      <w:r>
+        <w:t>My remembered idea, example and correction</w:t>
+      </w:r>
+    </w:p>
+    <w:p>
+      <w:r>
+        <w:t>________________________________________________________________</w:t>
+      </w:r>
+    </w:p>
+    <w:p>
+      <w:r>
+        <w:t>________________________________________________________________</w:t>
+      </w:r>
+    </w:p>
+    <w:p>
+      <w:r>
+        <w:t>________________________________________________________________</w:t>
+      </w:r>
+    </w:p>
+    <w:p>
+      <w:pPr>
+        <w:pStyle w:val="Heading2"/>
+      </w:pPr>
+      <w:r>
+        <w:t>Earlier wording, alternatives and picture transcripts · reference / check after trying</w:t>
+      </w:r>
+    </w:p>
+    <w:p>
+      <w:pPr>
+        <w:pStyle w:val="Heading3"/>
+      </w:pPr>
+      <w:r>
         <w:t>Test Normal Cases</w:t>
       </w:r>
     </w:p>
     <w:p>
       <w:pPr>
-        <w:spacing w:line="336" w:lineRule="auto" w:after="180"/>
-      </w:pPr>
-      <w:r>
-        <w:rPr>
-          <w:b w:val="0"/>
-        </w:rPr>
-        <w:t>Without opening the old lesson, explain one key idea from Test Normal Cases. Give an example and a mistake that the idea helps you avoid.</w:t>
-      </w:r>
-    </w:p>
-    <w:p>
-      <w:pPr>
         <w:pStyle w:val="Heading3"/>
       </w:pPr>
       <w:r>
-        <w:t>My remembered idea, example and correction</w:t>
+        <w:t>Design the Decision Process</w:t>
+      </w:r>
+    </w:p>
+    <w:p>
+      <w:pPr>
+        <w:pStyle w:val="Heading3"/>
+      </w:pPr>
+      <w:r>
+        <w:t>Humans Set Boundaries</w:t>
+      </w:r>
+    </w:p>
+    <w:p>
+      <w:pPr>
+        <w:pStyle w:val="Heading1"/>
+      </w:pPr>
+      <w:r>
+        <w:t>12. W1 · Isolate the time-equality boundary</w:t>
+      </w:r>
+    </w:p>
+    <w:p>
+      <w:r>
+        <w:t>Keep catalogue and quiet requirement fixed for adjacent values.</w:t>
+      </w:r>
+    </w:p>
+    <w:p>
+      <w:pPr>
+        <w:pStyle w:val="Heading2"/>
+      </w:pPr>
+      <w:r>
+        <w:t>Your evidence record</w:t>
+      </w:r>
+    </w:p>
+    <w:p>
+      <w:pPr>
+        <w:pStyle w:val="ListBullet"/>
+      </w:pPr>
+      <w:r>
+        <w:t>Activity reference: B version 1 in order is B1 Bookmark drawing (10 min, quiet Yes), B2 Story circle (8 min, quiet No), B3 Pattern puzzle (12 min, quiet Yes), B4 Tower challenge (15 min, quiet No). Valid whole minutes 0–30; Quiet required Yes/No. Require time≤minutes AND (quiet not required OR activity quiet), select first fit, no match after all fail; clarify invalid/missing fields before search. P1 resets each run. S0 changes only ≤ to &lt; for time. B version 2 changes only B1 duration to 20. B version 3 uses durations 20,18,17,15 for B1–B4, preserving order and quiet labels. Keep copies separately labelled.</w:t>
+      </w:r>
+    </w:p>
+    <w:p>
+      <w:pPr>
+        <w:pStyle w:val="ListBullet"/>
+      </w:pPr>
+      <w:r>
+        <w:t>For catalogue B version 1, write expected outputs and reasons for 9 Yes, 10 Yes and 11 Yes. Explain why keeping quiet and catalogue fixed helps examine the time boundary. Predict what the faulty strictly-less-than S comparison does for 10 Yes.</w:t>
+      </w:r>
+    </w:p>
+    <w:p>
+      <w:pPr>
+        <w:pStyle w:val="Heading3"/>
+      </w:pPr>
+      <w:r>
+        <w:t>My reasoning and evidence</w:t>
       </w:r>
     </w:p>
     <w:p>
@@ -87,34 +253,114 @@
       </w:r>
     </w:p>
     <w:p>
+      <w:r>
+        <w:t>________________________________________________________________</w:t>
+      </w:r>
+    </w:p>
+    <w:p>
+      <w:r>
+        <w:t>________________________________________________________________</w:t>
+      </w:r>
+    </w:p>
+    <w:p>
+      <w:r>
+        <w:t>________________________________________________________________</w:t>
+      </w:r>
+    </w:p>
+    <w:p>
+      <w:pPr>
+        <w:pStyle w:val="Heading1"/>
+      </w:pPr>
+      <w:r>
+        <w:t>13. W2 · Check validation before search</w:t>
+      </w:r>
+    </w:p>
+    <w:p>
+      <w:r>
+        <w:t>Distinguish accepted zero from blank, fractional and invalid inputs.</w:t>
+      </w:r>
+    </w:p>
+    <w:p>
+      <w:pPr>
+        <w:pStyle w:val="Heading2"/>
+      </w:pPr>
+      <w:r>
+        <w:t>Your evidence record</w:t>
+      </w:r>
+    </w:p>
+    <w:p>
+      <w:pPr>
+        <w:pStyle w:val="ListBullet"/>
+      </w:pPr>
+      <w:r>
+        <w:t>Classify these requests before searching: 0 Yes, 30 Yes, 31 Yes, blank minutes with Yes, 10.5 Yes, and 10 Maybe. Give each expected output or clarification and explain whether any candidate should be checked. Why must zero not be treated like a blank?</w:t>
+      </w:r>
+    </w:p>
+    <w:p>
       <w:pPr>
         <w:pStyle w:val="Heading3"/>
       </w:pPr>
       <w:r>
-        <w:t>Design the Decision Process</w:t>
-      </w:r>
-    </w:p>
-    <w:p>
-      <w:pPr>
-        <w:spacing w:line="336" w:lineRule="auto" w:after="180"/>
-      </w:pPr>
-      <w:r>
-        <w:rPr>
-          <w:b w:val="0"/>
-        </w:rPr>
-        <w:t xml:space="preserve">Without opening the old lesson, explain one key idea from Design the Decision </w:t>
-      </w:r>
-      <w:r>
-        <w:rPr>
-          <w:b/>
-        </w:rPr>
-        <w:t>Process</w:t>
-      </w:r>
-      <w:r>
-        <w:rPr>
-          <w:b w:val="0"/>
-        </w:rPr>
-        <w:t>. Give an example and a mistake that the idea helps you avoid.</w:t>
+        <w:t>My reasoning and evidence</w:t>
+      </w:r>
+    </w:p>
+    <w:p>
+      <w:r>
+        <w:t>________________________________________________________________</w:t>
+      </w:r>
+    </w:p>
+    <w:p>
+      <w:r>
+        <w:t>________________________________________________________________</w:t>
+      </w:r>
+    </w:p>
+    <w:p>
+      <w:r>
+        <w:t>________________________________________________________________</w:t>
+      </w:r>
+    </w:p>
+    <w:p>
+      <w:r>
+        <w:t>________________________________________________________________</w:t>
+      </w:r>
+    </w:p>
+    <w:p>
+      <w:r>
+        <w:t>________________________________________________________________</w:t>
+      </w:r>
+    </w:p>
+    <w:p>
+      <w:r>
+        <w:t>________________________________________________________________</w:t>
+      </w:r>
+    </w:p>
+    <w:p>
+      <w:pPr>
+        <w:pStyle w:val="Heading1"/>
+      </w:pPr>
+      <w:r>
+        <w:t>14. W3 · Run the labelled third-row variation</w:t>
+      </w:r>
+    </w:p>
+    <w:p>
+      <w:r>
+        <w:t>Use B version 2 consistently for both methods and expectations.</w:t>
+      </w:r>
+    </w:p>
+    <w:p>
+      <w:pPr>
+        <w:pStyle w:val="Heading2"/>
+      </w:pPr>
+      <w:r>
+        <w:t>Your evidence record</w:t>
+      </w:r>
+    </w:p>
+    <w:p>
+      <w:pPr>
+        <w:pStyle w:val="ListBullet"/>
+      </w:pPr>
+      <w:r>
+        <w:t>Copy B version 1 and change only B1’s duration to 20, labelling it B version 2. Write the expected result for 12 Yes, then run your saved P1 and the manual baseline on this copy. Record the actual traces separately. Explain why an answer checked against B version 1 would not be a fair judgement of this run.</w:t>
       </w:r>
     </w:p>
     <w:p>
@@ -122,7 +368,7 @@
         <w:pStyle w:val="Heading3"/>
       </w:pPr>
       <w:r>
-        <w:t>My remembered idea, example and correction</w:t>
+        <w:t>My reasoning and evidence</w:t>
       </w:r>
     </w:p>
     <w:p>
@@ -141,30 +387,63 @@
       </w:r>
     </w:p>
     <w:p>
+      <w:r>
+        <w:t>________________________________________________________________</w:t>
+      </w:r>
+    </w:p>
+    <w:p>
+      <w:r>
+        <w:t>________________________________________________________________</w:t>
+      </w:r>
+    </w:p>
+    <w:p>
+      <w:r>
+        <w:t>________________________________________________________________</w:t>
+      </w:r>
+    </w:p>
+    <w:p>
+      <w:pPr>
+        <w:pStyle w:val="Heading1"/>
+      </w:pPr>
+      <w:r>
+        <w:t>16. W5 · Audit the catalogue-version label</w:t>
+      </w:r>
+    </w:p>
+    <w:p>
+      <w:r>
+        <w:t>Use the supplied B version 3 reference and preserve what actually ran.</w:t>
+      </w:r>
+    </w:p>
+    <w:p>
+      <w:pPr>
+        <w:pStyle w:val="Heading2"/>
+      </w:pPr>
+      <w:r>
+        <w:t>Your evidence record</w:t>
+      </w:r>
+    </w:p>
+    <w:p>
+      <w:pPr>
+        <w:pStyle w:val="ListBullet"/>
+      </w:pPr>
+      <w:r>
+        <w:t>For W5, B version 3 has durations B1=20, B2=18, B3=17, B4=15 minutes, with original quiet labels Yes,No,Yes,No and original order. B version 1 remains 10,8,12,15. Both use the same input and first-fit contract.</w:t>
+      </w:r>
+    </w:p>
+    <w:p>
+      <w:pPr>
+        <w:pStyle w:val="ListBullet"/>
+      </w:pPr>
+      <w:r>
+        <w:t>A team runs 15 No on B version 3, gets B4, but records “B version 1” and calls B4 correct. Explain the documentation error and the expected result under each catalogue. State what must stay the same in a fair prototype-versus-baseline comparison and why a test not yet run cannot be counted as a pass.</w:t>
+      </w:r>
+    </w:p>
+    <w:p>
       <w:pPr>
         <w:pStyle w:val="Heading3"/>
       </w:pPr>
       <w:r>
-        <w:t>Humans Set Boundaries</w:t>
-      </w:r>
-    </w:p>
-    <w:p>
-      <w:pPr>
-        <w:spacing w:line="336" w:lineRule="auto" w:after="180"/>
-      </w:pPr>
-      <w:r>
-        <w:rPr>
-          <w:b w:val="0"/>
-        </w:rPr>
-        <w:t>Without opening the old lesson, explain one key idea from Humans Set Boundaries. Give an example and a mistake that the idea helps you avoid.</w:t>
-      </w:r>
-    </w:p>
-    <w:p>
-      <w:pPr>
-        <w:pStyle w:val="Heading3"/>
-      </w:pPr>
-      <w:r>
-        <w:t>My remembered idea, example and correction</w:t>
+        <w:t>My reasoning and evidence</w:t>
       </w:r>
     </w:p>
     <w:p>
@@ -183,238 +462,39 @@
       </w:r>
     </w:p>
     <w:p>
+      <w:r>
+        <w:t>________________________________________________________________</w:t>
+      </w:r>
+    </w:p>
+    <w:p>
+      <w:r>
+        <w:t>________________________________________________________________</w:t>
+      </w:r>
+    </w:p>
+    <w:p>
+      <w:r>
+        <w:t>________________________________________________________________</w:t>
+      </w:r>
+    </w:p>
+    <w:p>
       <w:pPr>
         <w:pStyle w:val="Heading1"/>
       </w:pPr>
       <w:r>
-        <w:t>02. Practise with fading help</w:t>
-      </w:r>
-    </w:p>
-    <w:p>
-      <w:r>
-        <w:t>Complete the supported Test Edge Cases and Fairness trace and record the first step you can explain without help.</w:t>
-      </w:r>
-    </w:p>
-    <w:p>
-      <w:pPr>
-        <w:spacing w:line="336" w:lineRule="auto" w:after="180"/>
-      </w:pPr>
-      <w:r>
-        <w:rPr>
-          <w:b w:val="0"/>
-        </w:rPr>
-        <w:t xml:space="preserve">Use W2: Check the validation </w:t>
-      </w:r>
-      <w:r>
-        <w:rPr>
-          <w:b/>
-        </w:rPr>
-        <w:t>boundary</w:t>
-      </w:r>
-      <w:r>
-        <w:rPr>
-          <w:b w:val="0"/>
-        </w:rPr>
-        <w:t xml:space="preserve"> for Testing boundaries and varied conditions. Record the answer once; the lesson and workbook refer to the same attempt.</w:t>
-      </w:r>
-    </w:p>
-    <w:tbl>
-      <w:tblPr>
-        <w:tblStyle w:val="LightShading-Accent1"/>
-        <w:tblW w:type="auto" w:w="0"/>
-        <w:tblLook w:firstColumn="1" w:firstRow="1" w:lastColumn="0" w:lastRow="0" w:noHBand="0" w:noVBand="1" w:val="04A0"/>
-      </w:tblPr>
-      <w:tblGrid>
-        <w:gridCol w:w="2556"/>
-        <w:gridCol w:w="2556"/>
-        <w:gridCol w:w="2556"/>
-        <w:gridCol w:w="2556"/>
-      </w:tblGrid>
-      <w:tr>
-        <w:trPr>
-          <w:tblHeader/>
-        </w:trPr>
-        <w:tc>
-          <w:tcPr>
-            <w:tcW w:type="dxa" w:w="2556"/>
-          </w:tcPr>
-          <w:p>
-            <w:r>
-              <w:t>Given inputs</w:t>
-            </w:r>
-          </w:p>
-        </w:tc>
-        <w:tc>
-          <w:tcPr>
-            <w:tcW w:type="dxa" w:w="2556"/>
-          </w:tcPr>
-          <w:p>
-            <w:r>
-              <w:t>Procedure I chose</w:t>
-            </w:r>
-          </w:p>
-        </w:tc>
-        <w:tc>
-          <w:tcPr>
-            <w:tcW w:type="dxa" w:w="2556"/>
-          </w:tcPr>
-          <w:p>
-            <w:r>
-              <w:t>Middle steps</w:t>
-            </w:r>
-          </w:p>
-        </w:tc>
-        <w:tc>
-          <w:tcPr>
-            <w:tcW w:type="dxa" w:w="2556"/>
-          </w:tcPr>
-          <w:p>
-            <w:r>
-              <w:t>Result and check</w:t>
-            </w:r>
-          </w:p>
-        </w:tc>
-      </w:tr>
-      <w:tr>
-        <w:tc>
-          <w:tcPr>
-            <w:tcW w:type="dxa" w:w="2556"/>
-          </w:tcPr>
-          <w:p>
-            <w:r/>
-          </w:p>
-        </w:tc>
-        <w:tc>
-          <w:tcPr>
-            <w:tcW w:type="dxa" w:w="2556"/>
-          </w:tcPr>
-          <w:p>
-            <w:r/>
-          </w:p>
-        </w:tc>
-        <w:tc>
-          <w:tcPr>
-            <w:tcW w:type="dxa" w:w="2556"/>
-          </w:tcPr>
-          <w:p>
-            <w:r/>
-          </w:p>
-        </w:tc>
-        <w:tc>
-          <w:tcPr>
-            <w:tcW w:type="dxa" w:w="2556"/>
-          </w:tcPr>
-          <w:p>
-            <w:r/>
-          </w:p>
-        </w:tc>
-      </w:tr>
-    </w:tbl>
-    <w:p>
-      <w:pPr>
-        <w:pStyle w:val="Heading3"/>
-      </w:pPr>
-      <w:r>
-        <w:t>The step I completed without help, and the hint I needed</w:t>
-      </w:r>
-    </w:p>
-    <w:p>
-      <w:r>
-        <w:t>________________________________________________________________</w:t>
-      </w:r>
-    </w:p>
-    <w:p>
-      <w:r>
-        <w:t>________________________________________________________________</w:t>
-      </w:r>
-    </w:p>
-    <w:p>
-      <w:r>
-        <w:t>________________________________________________________________</w:t>
-      </w:r>
-    </w:p>
-    <w:p>
-      <w:pPr>
-        <w:pStyle w:val="Heading1"/>
-      </w:pPr>
-      <w:r>
-        <w:t>03. Individual reasoning check</w:t>
-      </w:r>
-    </w:p>
-    <w:p>
-      <w:r>
-        <w:t>Check the proposed Test Edge Cases and Fairness explanation against the supplied facts before discussing it.</w:t>
-      </w:r>
-    </w:p>
-    <w:p>
-      <w:pPr>
-        <w:spacing w:line="336" w:lineRule="auto" w:after="180"/>
-      </w:pPr>
-      <w:r>
-        <w:rPr>
-          <w:b w:val="0"/>
-        </w:rPr>
-        <w:t>Use the worked case for Testing boundaries and varied conditions. Proposed explanation: “At the limit means outside the rule”. Decide whether this explanation is supported.</w:t>
-      </w:r>
-    </w:p>
-    <w:p>
-      <w:pPr>
-        <w:spacing w:line="336" w:lineRule="auto" w:after="180"/>
-      </w:pPr>
-      <w:r>
-        <w:rPr>
-          <w:b w:val="0"/>
-        </w:rPr>
-        <w:t>Point to the step or supplied fact that decides; explain your repair if needed.</w:t>
-      </w:r>
-    </w:p>
-    <w:p>
-      <w:pPr>
-        <w:pStyle w:val="Heading3"/>
-      </w:pPr>
-      <w:r>
-        <w:t>My explanation before partner discussion</w:t>
-      </w:r>
-    </w:p>
-    <w:p>
-      <w:r>
-        <w:t>________________________________________________________________</w:t>
-      </w:r>
-    </w:p>
-    <w:p>
-      <w:r>
-        <w:t>________________________________________________________________</w:t>
-      </w:r>
-    </w:p>
-    <w:p>
-      <w:r>
-        <w:t>________________________________________________________________</w:t>
-      </w:r>
-    </w:p>
-    <w:p>
-      <w:r>
-        <w:t>________________________________________________________________</w:t>
-      </w:r>
-    </w:p>
-    <w:p>
-      <w:pPr>
-        <w:pStyle w:val="Heading1"/>
-      </w:pPr>
-      <w:r>
-        <w:t>04. Independent transfer case</w:t>
-      </w:r>
-    </w:p>
-    <w:p>
-      <w:r>
-        <w:t>Write one first attempt at the reserved independent case before feedback. Repeated copies of that case refer to the same recorded attempt.</w:t>
-      </w:r>
-    </w:p>
-    <w:p>
-      <w:pPr>
-        <w:pStyle w:val="Heading3"/>
-      </w:pPr>
-      <w:r>
-        <w:t>Independent case: Find an independent capacity boundary</w:t>
+        <w:t>04. W4 · Find an independent capacity boundary</w:t>
+      </w:r>
+    </w:p>
+    <w:p>
+      <w:r>
+        <w:t>Keep one first attempt before hints or feedback.</w:t>
+      </w:r>
+    </w:p>
+    <w:p>
+      <w:pPr>
+        <w:pStyle w:val="Heading2"/>
+      </w:pPr>
+      <w:r>
+        <w:t>Read and explain independently</w:t>
       </w:r>
     </w:p>
     <w:p>
@@ -519,6 +599,14 @@
     </w:p>
     <w:p>
       <w:pPr>
+        <w:pStyle w:val="Heading2"/>
+      </w:pPr>
+      <w:r>
+        <w:t>Keep a fair record</w:t>
+      </w:r>
+    </w:p>
+    <w:p>
+      <w:pPr>
         <w:spacing w:line="336" w:lineRule="auto" w:after="180"/>
       </w:pPr>
       <w:r>
@@ -530,15 +618,39 @@
     </w:p>
     <w:p>
       <w:pPr>
+        <w:pStyle w:val="Heading2"/>
+      </w:pPr>
+      <w:r>
+        <w:t>Earlier wording, alternatives and picture transcripts · reference / check after trying</w:t>
+      </w:r>
+    </w:p>
+    <w:p>
+      <w:pPr>
+        <w:pStyle w:val="Heading3"/>
+      </w:pPr>
+      <w:r>
+        <w:t>Independent case: Find an independent capacity boundary</w:t>
+      </w:r>
+    </w:p>
+    <w:p>
+      <w:pPr>
         <w:pStyle w:val="Heading1"/>
       </w:pPr>
       <w:r>
-        <w:t>05. Your learning target</w:t>
-      </w:r>
-    </w:p>
-    <w:p>
-      <w:r>
-        <w:t>Connect the Test Edge Cases and Fairness target to a trace and a justified conclusion.</w:t>
+        <w:t>09. Project · Keep the decision and its evidence</w:t>
+      </w:r>
+    </w:p>
+    <w:p>
+      <w:r>
+        <w:t>Add this week’s change to your existing project record.</w:t>
+      </w:r>
+    </w:p>
+    <w:p>
+      <w:pPr>
+        <w:pStyle w:val="Heading2"/>
+      </w:pPr>
+      <w:r>
+        <w:t>Your evidence record</w:t>
       </w:r>
     </w:p>
     <w:p>
@@ -549,20 +661,7 @@
         <w:rPr>
           <w:b w:val="0"/>
         </w:rPr>
-        <w:t>Before testing, define outcomes for clean paper, metal foil, mixed packaging and an unreadable card. The team later changes mixed packaging's expected result to match its sorter. Explain the evaluation problem.</w:t>
-      </w:r>
-    </w:p>
-    <w:p>
-      <w:pPr>
-        <w:pStyle w:val="Heading1"/>
-      </w:pPr>
-      <w:r>
-        <w:t>06. Solve the given case</w:t>
-      </w:r>
-    </w:p>
-    <w:p>
-      <w:r>
-        <w:t>Solve the supplied Test Edge Cases and Fairness case and show the deciding evidence.</w:t>
+        <w:t>Expand the sorter test suite with edge, missing-data, and fairness cases plus expected safe behavior.</w:t>
       </w:r>
     </w:p>
     <w:p>
@@ -573,29 +672,7 @@
         <w:rPr>
           <w:b w:val="0"/>
         </w:rPr>
-        <w:t>A sorter handles clean paper but fails on crumpled paper and mixed packaging.</w:t>
-      </w:r>
-    </w:p>
-    <w:p>
-      <w:pPr>
-        <w:spacing w:line="336" w:lineRule="auto" w:after="180"/>
-      </w:pPr>
-      <w:r>
-        <w:rPr>
-          <w:b w:val="0"/>
-        </w:rPr>
-        <w:t>Design revealing tests.</w:t>
-      </w:r>
-    </w:p>
-    <w:p>
-      <w:pPr>
-        <w:spacing w:line="336" w:lineRule="auto" w:after="180"/>
-      </w:pPr>
-      <w:r>
-        <w:rPr>
-          <w:b w:val="0"/>
-        </w:rPr>
-        <w:t xml:space="preserve">Show your trace, calculation or </w:t>
+        <w:t xml:space="preserve">The project change and </w:t>
       </w:r>
       <w:r>
         <w:rPr>
@@ -603,321 +680,6 @@
         </w:rPr>
         <w:t>evidence</w:t>
       </w:r>
-    </w:p>
-    <w:p>
-      <w:pPr>
-        <w:pStyle w:val="Heading3"/>
-      </w:pPr>
-      <w:r>
-        <w:t>Write or draw your reasoning and evidence.</w:t>
-      </w:r>
-    </w:p>
-    <w:p>
-      <w:r>
-        <w:t>________________________________________________________________</w:t>
-      </w:r>
-    </w:p>
-    <w:p>
-      <w:r>
-        <w:t>________________________________________________________________</w:t>
-      </w:r>
-    </w:p>
-    <w:p>
-      <w:r>
-        <w:t>________________________________________________________________</w:t>
-      </w:r>
-    </w:p>
-    <w:p>
-      <w:r>
-        <w:t>________________________________________________________________</w:t>
-      </w:r>
-    </w:p>
-    <w:p>
-      <w:r>
-        <w:t>________________________________________________________________</w:t>
-      </w:r>
-    </w:p>
-    <w:p>
-      <w:pPr>
-        <w:pStyle w:val="Heading1"/>
-      </w:pPr>
-      <w:r>
-        <w:t>07. Check a changed case</w:t>
-      </w:r>
-    </w:p>
-    <w:p>
-      <w:r>
-        <w:t>Apply the procedure to the changed case and record why the conclusion follows.</w:t>
-      </w:r>
-    </w:p>
-    <w:p>
-      <w:pPr>
-        <w:spacing w:line="336" w:lineRule="auto" w:after="180"/>
-        <w:shd w:fill="F5F1FB"/>
-      </w:pPr>
-      <w:r>
-        <w:rPr>
-          <w:b w:val="0"/>
-        </w:rPr>
-        <w:t>A sorter works on clear photos. Test a blurred pencil, a dim book and an unfamiliar lunch box. What makes these useful tests?</w:t>
-      </w:r>
-    </w:p>
-    <w:p>
-      <w:pPr>
-        <w:spacing w:line="336" w:lineRule="auto" w:after="180"/>
-      </w:pPr>
-      <w:r>
-        <w:rPr>
-          <w:b w:val="0"/>
-        </w:rPr>
-        <w:t>My independent answer and reason</w:t>
-      </w:r>
-    </w:p>
-    <w:p>
-      <w:pPr>
-        <w:pStyle w:val="Heading3"/>
-      </w:pPr>
-      <w:r>
-        <w:t>Write or draw your reasoning and evidence.</w:t>
-      </w:r>
-    </w:p>
-    <w:p>
-      <w:r>
-        <w:t>________________________________________________________________</w:t>
-      </w:r>
-    </w:p>
-    <w:p>
-      <w:r>
-        <w:t>________________________________________________________________</w:t>
-      </w:r>
-    </w:p>
-    <w:p>
-      <w:r>
-        <w:t>________________________________________________________________</w:t>
-      </w:r>
-    </w:p>
-    <w:p>
-      <w:r>
-        <w:t>________________________________________________________________</w:t>
-      </w:r>
-    </w:p>
-    <w:p>
-      <w:r>
-        <w:t>________________________________________________________________</w:t>
-      </w:r>
-    </w:p>
-    <w:p>
-      <w:pPr>
-        <w:pStyle w:val="Heading3"/>
-      </w:pPr>
-      <w:r>
-        <w:t>Week 34 Test and reflect</w:t>
-      </w:r>
-    </w:p>
-    <w:p>
-      <w:pPr>
-        <w:pStyle w:val="Heading1"/>
-      </w:pPr>
-      <w:r>
-        <w:t>08. Design a revealing test</w:t>
-      </w:r>
-    </w:p>
-    <w:p>
-      <w:r>
-        <w:t>Specify a changed input, expected result and observation separately.</w:t>
-      </w:r>
-    </w:p>
-    <w:p>
-      <w:pPr>
-        <w:spacing w:line="336" w:lineRule="auto" w:after="180"/>
-      </w:pPr>
-      <w:r>
-        <w:rPr>
-          <w:b w:val="0"/>
-        </w:rPr>
-        <w:t xml:space="preserve">Create a changed </w:t>
-      </w:r>
-      <w:r>
-        <w:rPr>
-          <w:b/>
-        </w:rPr>
-        <w:t>input</w:t>
-      </w:r>
-      <w:r>
-        <w:rPr>
-          <w:b w:val="0"/>
-        </w:rPr>
-        <w:t xml:space="preserve">, </w:t>
-      </w:r>
-      <w:r>
-        <w:rPr>
-          <w:b/>
-        </w:rPr>
-        <w:t>boundary</w:t>
-      </w:r>
-      <w:r>
-        <w:rPr>
-          <w:b w:val="0"/>
-        </w:rPr>
-        <w:t xml:space="preserve"> case or missing-information case. Write the expected answer or safe response before testing.</w:t>
-      </w:r>
-    </w:p>
-    <w:tbl>
-      <w:tblPr>
-        <w:tblStyle w:val="LightShading-Accent1"/>
-        <w:tblW w:type="auto" w:w="0"/>
-        <w:tblLook w:firstColumn="1" w:firstRow="1" w:lastColumn="0" w:lastRow="0" w:noHBand="0" w:noVBand="1" w:val="04A0"/>
-      </w:tblPr>
-      <w:tblGrid>
-        <w:gridCol w:w="5112"/>
-        <w:gridCol w:w="5112"/>
-      </w:tblGrid>
-      <w:tr>
-        <w:trPr>
-          <w:tblHeader/>
-        </w:trPr>
-        <w:tc>
-          <w:tcPr>
-            <w:tcW w:type="dxa" w:w="5112"/>
-          </w:tcPr>
-          <w:p>
-            <w:r>
-              <w:t>Test record</w:t>
-            </w:r>
-          </w:p>
-        </w:tc>
-        <w:tc>
-          <w:tcPr>
-            <w:tcW w:type="dxa" w:w="5112"/>
-          </w:tcPr>
-          <w:p>
-            <w:r>
-              <w:t>My evidence</w:t>
-            </w:r>
-          </w:p>
-        </w:tc>
-      </w:tr>
-      <w:tr>
-        <w:tc>
-          <w:tcPr>
-            <w:tcW w:type="dxa" w:w="5112"/>
-          </w:tcPr>
-          <w:p>
-            <w:r>
-              <w:t>Changed input or condition</w:t>
-            </w:r>
-          </w:p>
-        </w:tc>
-        <w:tc>
-          <w:tcPr>
-            <w:tcW w:type="dxa" w:w="5112"/>
-          </w:tcPr>
-          <w:p>
-            <w:r/>
-          </w:p>
-        </w:tc>
-      </w:tr>
-      <w:tr>
-        <w:tc>
-          <w:tcPr>
-            <w:tcW w:type="dxa" w:w="5112"/>
-          </w:tcPr>
-          <w:p>
-            <w:r>
-              <w:t>Expected answer or fallback</w:t>
-            </w:r>
-          </w:p>
-        </w:tc>
-        <w:tc>
-          <w:tcPr>
-            <w:tcW w:type="dxa" w:w="5112"/>
-          </w:tcPr>
-          <w:p>
-            <w:r/>
-          </w:p>
-        </w:tc>
-      </w:tr>
-      <w:tr>
-        <w:tc>
-          <w:tcPr>
-            <w:tcW w:type="dxa" w:w="5112"/>
-          </w:tcPr>
-          <w:p>
-            <w:r>
-              <w:t>Observed result</w:t>
-            </w:r>
-          </w:p>
-        </w:tc>
-        <w:tc>
-          <w:tcPr>
-            <w:tcW w:type="dxa" w:w="5112"/>
-          </w:tcPr>
-          <w:p>
-            <w:r/>
-          </w:p>
-        </w:tc>
-      </w:tr>
-      <w:tr>
-        <w:tc>
-          <w:tcPr>
-            <w:tcW w:type="dxa" w:w="5112"/>
-          </w:tcPr>
-          <w:p>
-            <w:r>
-              <w:t>Why the result occurred</w:t>
-            </w:r>
-          </w:p>
-        </w:tc>
-        <w:tc>
-          <w:tcPr>
-            <w:tcW w:type="dxa" w:w="5112"/>
-          </w:tcPr>
-          <w:p>
-            <w:r/>
-          </w:p>
-        </w:tc>
-      </w:tr>
-    </w:tbl>
-    <w:p>
-      <w:pPr>
-        <w:pStyle w:val="Heading1"/>
-      </w:pPr>
-      <w:r>
-        <w:t>09. Project checkpoint</w:t>
-      </w:r>
-    </w:p>
-    <w:p>
-      <w:r>
-        <w:t>Justify what Test Edge Cases and Fairness adds to Helpful Classroom Sorter and keep the evidence.</w:t>
-      </w:r>
-    </w:p>
-    <w:p>
-      <w:pPr>
-        <w:spacing w:line="336" w:lineRule="auto" w:after="180"/>
-      </w:pPr>
-      <w:r>
-        <w:rPr>
-          <w:b w:val="0"/>
-        </w:rPr>
-        <w:t>Expand the sorter test suite with edge, missing-data, and fairness cases plus expected safe behavior.</w:t>
-      </w:r>
-    </w:p>
-    <w:p>
-      <w:pPr>
-        <w:spacing w:line="336" w:lineRule="auto" w:after="180"/>
-      </w:pPr>
-      <w:r>
-        <w:rPr>
-          <w:b w:val="0"/>
-        </w:rPr>
-        <w:t xml:space="preserve">The project change and </w:t>
-      </w:r>
-      <w:r>
-        <w:rPr>
-          <w:b/>
-        </w:rPr>
-        <w:t>evidence</w:t>
-      </w:r>
       <w:r>
         <w:rPr>
           <w:b w:val="0"/>
@@ -963,599 +725,20 @@
         <w:pStyle w:val="Heading1"/>
       </w:pPr>
       <w:r>
-        <w:t>10. Self check</w:t>
-      </w:r>
-    </w:p>
-    <w:p>
-      <w:r>
-        <w:t>Judge explanation, evidence, transfer and limits separately; attach the work behind your judgement.</w:t>
-      </w:r>
-    </w:p>
-    <w:p>
-      <w:pPr>
-        <w:pStyle w:val="ListBullet"/>
-      </w:pPr>
-      <w:r>
-        <w:t>I can explain the mechanism.</w:t>
-      </w:r>
-    </w:p>
-    <w:p>
-      <w:pPr>
-        <w:pStyle w:val="ListBullet"/>
-      </w:pPr>
-      <w:r>
-        <w:t>I can show evidence.</w:t>
-      </w:r>
-    </w:p>
-    <w:p>
-      <w:pPr>
-        <w:pStyle w:val="ListBullet"/>
-      </w:pPr>
-      <w:r>
-        <w:t>I can handle a changed case.</w:t>
-      </w:r>
-    </w:p>
-    <w:p>
-      <w:pPr>
-        <w:pStyle w:val="ListBullet"/>
-      </w:pPr>
-      <w:r>
-        <w:t>I can name a limit.</w:t>
-      </w:r>
-    </w:p>
-    <w:p>
-      <w:r>
-        <w:t>Mark each as not yet, with help or independently, and attach supporting work.</w:t>
-      </w:r>
-    </w:p>
-    <w:p>
-      <w:pPr>
-        <w:spacing w:line="336" w:lineRule="auto" w:after="180"/>
-      </w:pPr>
-      <w:r>
-        <w:rPr>
-          <w:b w:val="0"/>
-        </w:rPr>
-        <w:t>Teacher review ____________________  Next step ____________________</w:t>
-      </w:r>
-    </w:p>
-    <w:p>
-      <w:pPr>
-        <w:pStyle w:val="Heading1"/>
-      </w:pPr>
-      <w:r>
-        <w:t>11. Transfer practice from the original programme</w:t>
-      </w:r>
-    </w:p>
-    <w:p>
-      <w:r>
-        <w:t>Use this earlier case as transfer practice. A case already discussed with feedback is not fresh assessment evidence.</w:t>
-      </w:r>
-    </w:p>
-    <w:p>
-      <w:pPr>
-        <w:spacing w:line="336" w:lineRule="auto" w:after="180"/>
-      </w:pPr>
-      <w:r>
-        <w:rPr>
-          <w:b w:val="0"/>
-        </w:rPr>
-        <w:t>Before testing, define outcomes for clean paper, metal foil, mixed packaging and an unreadable card. The team later changes mixed packaging's expected result to match its sorter. Explain the evaluation problem.</w:t>
-      </w:r>
-    </w:p>
-    <w:p>
-      <w:pPr>
-        <w:pStyle w:val="Heading3"/>
-      </w:pPr>
-      <w:r>
-        <w:t>My independently reasoned answer</w:t>
-      </w:r>
-    </w:p>
-    <w:p>
-      <w:r>
-        <w:t>________________________________________________________________</w:t>
-      </w:r>
-    </w:p>
-    <w:p>
-      <w:r>
-        <w:t>________________________________________________________________</w:t>
-      </w:r>
-    </w:p>
-    <w:p>
-      <w:r>
-        <w:t>________________________________________________________________</w:t>
-      </w:r>
-    </w:p>
-    <w:p>
-      <w:r>
-        <w:t>________________________________________________________________</w:t>
-      </w:r>
-    </w:p>
-    <w:p>
-      <w:r>
-        <w:t>________________________________________________________________</w:t>
-      </w:r>
-    </w:p>
-    <w:p>
-      <w:r>
-        <w:t>________________________________________________________________</w:t>
-      </w:r>
-    </w:p>
-    <w:p>
-      <w:r>
-        <w:t>________________________________________________________________</w:t>
-      </w:r>
-    </w:p>
-    <w:p>
-      <w:pPr>
-        <w:spacing w:line="336" w:lineRule="auto" w:after="180"/>
-      </w:pPr>
-      <w:r>
-        <w:rPr>
-          <w:b w:val="0"/>
-        </w:rPr>
-        <w:t>Record support used: none, hint or teacher explanation.</w:t>
-      </w:r>
-    </w:p>
-    <w:p>
-      <w:pPr>
-        <w:pStyle w:val="Heading1"/>
-      </w:pPr>
-      <w:r>
-        <w:t>12. W1 Plan the equality tests</w:t>
-      </w:r>
-    </w:p>
-    <w:p>
-      <w:r>
-        <w:t>Plan the equality tests. Apply the supplied Test Edge Cases and Fairness facts and keep your reasoning.</w:t>
-      </w:r>
-    </w:p>
-    <w:p>
-      <w:pPr>
-        <w:spacing w:line="336" w:lineRule="auto" w:after="180"/>
-      </w:pPr>
-      <w:r>
-        <w:rPr>
-          <w:b w:val="0"/>
-        </w:rPr>
-        <w:t xml:space="preserve">For catalogue B version 1, write expected </w:t>
-      </w:r>
-      <w:r>
-        <w:rPr>
-          <w:b/>
-        </w:rPr>
-        <w:t>output</w:t>
-      </w:r>
-      <w:r>
-        <w:rPr>
-          <w:b w:val="0"/>
-        </w:rPr>
-        <w:t xml:space="preserve">s and reasons for 9 Yes, 10 Yes and 11 Yes. Explain why keeping quiet and catalogue fixed helps examine the time </w:t>
-      </w:r>
-      <w:r>
-        <w:rPr>
-          <w:b/>
-        </w:rPr>
-        <w:t>boundary</w:t>
-      </w:r>
-      <w:r>
-        <w:rPr>
-          <w:b w:val="0"/>
-        </w:rPr>
-        <w:t>.</w:t>
-      </w:r>
-    </w:p>
-    <w:p>
-      <w:pPr>
-        <w:spacing w:line="336" w:lineRule="auto" w:after="180"/>
-      </w:pPr>
-      <w:r>
-        <w:rPr>
-          <w:b w:val="0"/>
-        </w:rPr>
-        <w:t>Predict what the faulty strictly-less-than S comparison does for 10 Yes.</w:t>
-      </w:r>
-    </w:p>
-    <w:p>
-      <w:pPr>
-        <w:pStyle w:val="Heading3"/>
-      </w:pPr>
-      <w:r>
-        <w:t>My reasoning and evidence</w:t>
-      </w:r>
-    </w:p>
-    <w:p>
-      <w:r>
-        <w:t>________________________________________________________________</w:t>
-      </w:r>
-    </w:p>
-    <w:p>
-      <w:r>
-        <w:t>________________________________________________________________</w:t>
-      </w:r>
-    </w:p>
-    <w:p>
-      <w:r>
-        <w:t>________________________________________________________________</w:t>
-      </w:r>
-    </w:p>
-    <w:p>
-      <w:r>
-        <w:t>________________________________________________________________</w:t>
-      </w:r>
-    </w:p>
-    <w:p>
-      <w:r>
-        <w:t>________________________________________________________________</w:t>
-      </w:r>
-    </w:p>
-    <w:p>
-      <w:r>
-        <w:t>________________________________________________________________</w:t>
-      </w:r>
-    </w:p>
-    <w:p>
-      <w:pPr>
-        <w:pStyle w:val="Heading1"/>
-      </w:pPr>
-      <w:r>
-        <w:t>13. W2 Check the validation boundary</w:t>
-      </w:r>
-    </w:p>
-    <w:p>
-      <w:r>
-        <w:t>Check the validation boundary. Apply the supplied Test Edge Cases and Fairness facts and keep your reasoning.</w:t>
-      </w:r>
-    </w:p>
-    <w:p>
-      <w:pPr>
-        <w:spacing w:line="336" w:lineRule="auto" w:after="180"/>
-        <w:shd w:fill="F5F1FB"/>
-      </w:pPr>
-      <w:r>
-        <w:rPr>
-          <w:b w:val="0"/>
-        </w:rPr>
-        <w:t xml:space="preserve">Classify these requests before searching: 0 Yes, 30 Yes, 31 Yes, blank minutes with Yes, 10.5 Yes, and 10 Maybe. Give each expected </w:t>
-      </w:r>
-      <w:r>
-        <w:rPr>
-          <w:b/>
-        </w:rPr>
-        <w:t>output</w:t>
-      </w:r>
-      <w:r>
-        <w:rPr>
-          <w:b w:val="0"/>
-        </w:rPr>
-        <w:t xml:space="preserve"> or clarification and explain whether any candidate should be checked.</w:t>
-      </w:r>
-    </w:p>
-    <w:p>
-      <w:pPr>
-        <w:spacing w:line="336" w:lineRule="auto" w:after="180"/>
-        <w:shd w:fill="F5F1FB"/>
-      </w:pPr>
-      <w:r>
-        <w:rPr>
-          <w:b w:val="0"/>
-        </w:rPr>
-        <w:t>Why must zero not be treated like a blank?</w:t>
-      </w:r>
-    </w:p>
-    <w:p>
-      <w:pPr>
-        <w:pStyle w:val="Heading3"/>
-      </w:pPr>
-      <w:r>
-        <w:t>My reasoning and evidence</w:t>
-      </w:r>
-    </w:p>
-    <w:p>
-      <w:r>
-        <w:t>________________________________________________________________</w:t>
-      </w:r>
-    </w:p>
-    <w:p>
-      <w:r>
-        <w:t>________________________________________________________________</w:t>
-      </w:r>
-    </w:p>
-    <w:p>
-      <w:r>
-        <w:t>________________________________________________________________</w:t>
-      </w:r>
-    </w:p>
-    <w:p>
-      <w:r>
-        <w:t>________________________________________________________________</w:t>
-      </w:r>
-    </w:p>
-    <w:p>
-      <w:r>
-        <w:t>________________________________________________________________</w:t>
-      </w:r>
-    </w:p>
-    <w:p>
-      <w:r>
-        <w:t>________________________________________________________________</w:t>
-      </w:r>
-    </w:p>
-    <w:p>
-      <w:pPr>
-        <w:pStyle w:val="Heading1"/>
-      </w:pPr>
-      <w:r>
-        <w:t>14. W3 Run a labelled catalogue variation</w:t>
-      </w:r>
-    </w:p>
-    <w:p>
-      <w:r>
-        <w:t>Run a labelled catalogue variation. Apply the supplied Test Edge Cases and Fairness facts and keep your reasoning.</w:t>
-      </w:r>
-    </w:p>
-    <w:p>
-      <w:pPr>
-        <w:spacing w:line="336" w:lineRule="auto" w:after="180"/>
-      </w:pPr>
-      <w:r>
-        <w:rPr>
-          <w:b w:val="0"/>
-        </w:rPr>
-        <w:t>Copy B version 1 and change only B1’s duration to 20, labelling it B version 2. Write the expected result for 12 Yes, then run your saved P1 and the manual baseline on this copy. Record the actual traces separately.</w:t>
-      </w:r>
-    </w:p>
-    <w:p>
-      <w:pPr>
-        <w:spacing w:line="336" w:lineRule="auto" w:after="180"/>
-      </w:pPr>
-      <w:r>
-        <w:rPr>
-          <w:b w:val="0"/>
-        </w:rPr>
-        <w:t>Explain why an answer checked against B version 1 would not be a fair judgement of this run.</w:t>
-      </w:r>
-    </w:p>
-    <w:p>
-      <w:pPr>
-        <w:pStyle w:val="Heading3"/>
-      </w:pPr>
-      <w:r>
-        <w:t>My reasoning and evidence</w:t>
-      </w:r>
-    </w:p>
-    <w:p>
-      <w:r>
-        <w:t>________________________________________________________________</w:t>
-      </w:r>
-    </w:p>
-    <w:p>
-      <w:r>
-        <w:t>________________________________________________________________</w:t>
-      </w:r>
-    </w:p>
-    <w:p>
-      <w:r>
-        <w:t>________________________________________________________________</w:t>
-      </w:r>
-    </w:p>
-    <w:p>
-      <w:r>
-        <w:t>________________________________________________________________</w:t>
-      </w:r>
-    </w:p>
-    <w:p>
-      <w:r>
-        <w:t>________________________________________________________________</w:t>
-      </w:r>
-    </w:p>
-    <w:p>
-      <w:r>
-        <w:t>________________________________________________________________</w:t>
-      </w:r>
-    </w:p>
-    <w:p>
-      <w:pPr>
-        <w:pStyle w:val="Heading1"/>
-      </w:pPr>
-      <w:r>
-        <w:t>15. W4 Find an independent capacity boundary</w:t>
-      </w:r>
-    </w:p>
-    <w:p>
-      <w:r>
-        <w:t>Attempt before feedback. If this repeats the selected independent case, reuse that first attempt; otherwise keep a separate record. Find an independent capacity boundary. Apply the supplied Test Edge Cases and Fairness facts and keep your reasoning.</w:t>
-      </w:r>
-    </w:p>
-    <w:p>
-      <w:pPr>
-        <w:spacing w:line="336" w:lineRule="auto" w:after="180"/>
-      </w:pPr>
-      <w:r>
-        <w:rPr>
-          <w:b w:val="0"/>
-        </w:rPr>
-        <w:t>A new equipment selector lists E1 first, capacity 4; E2 second, capacity 8. Valid group size is a whole number from 1 to 10.</w:t>
-      </w:r>
-    </w:p>
-    <w:p>
-      <w:pPr>
-        <w:spacing w:line="336" w:lineRule="auto" w:after="180"/>
-      </w:pPr>
-      <w:r>
-        <w:rPr>
-          <w:b w:val="0"/>
-        </w:rPr>
-        <w:t xml:space="preserve">Choose the first item whose capacity is at least the group size, or no match; </w:t>
-      </w:r>
-      <w:r>
-        <w:rPr>
-          <w:b/>
-        </w:rPr>
-        <w:t>invalid input</w:t>
-      </w:r>
-      <w:r>
-        <w:rPr>
-          <w:b w:val="0"/>
-        </w:rPr>
-        <w:t xml:space="preserve"> needs clarification. A faulty version uses capacity strictly greater than group size.</w:t>
-      </w:r>
-    </w:p>
-    <w:p>
-      <w:pPr>
-        <w:spacing w:line="336" w:lineRule="auto" w:after="180"/>
-      </w:pPr>
-      <w:r>
-        <w:rPr>
-          <w:b w:val="0"/>
-        </w:rPr>
-        <w:t xml:space="preserve">Independently give correct and faulty </w:t>
-      </w:r>
-      <w:r>
-        <w:rPr>
-          <w:b/>
-        </w:rPr>
-        <w:t>output</w:t>
-      </w:r>
-      <w:r>
-        <w:rPr>
-          <w:b w:val="0"/>
-        </w:rPr>
-        <w:t>s for groups 3, 4 and 5, then for group 8. Explain the defect and give the correct response to group 0. No booking occurs.</w:t>
-      </w:r>
-    </w:p>
-    <w:p>
-      <w:pPr>
-        <w:pStyle w:val="Heading3"/>
-      </w:pPr>
-      <w:r>
-        <w:t>My reasoning and evidence</w:t>
-      </w:r>
-    </w:p>
-    <w:p>
-      <w:r>
-        <w:t>________________________________________________________________</w:t>
-      </w:r>
-    </w:p>
-    <w:p>
-      <w:r>
-        <w:t>________________________________________________________________</w:t>
-      </w:r>
-    </w:p>
-    <w:p>
-      <w:r>
-        <w:t>________________________________________________________________</w:t>
-      </w:r>
-    </w:p>
-    <w:p>
-      <w:r>
-        <w:t>________________________________________________________________</w:t>
-      </w:r>
-    </w:p>
-    <w:p>
-      <w:r>
-        <w:t>________________________________________________________________</w:t>
-      </w:r>
-    </w:p>
-    <w:p>
-      <w:r>
-        <w:t>________________________________________________________________</w:t>
-      </w:r>
-    </w:p>
-    <w:p>
-      <w:r>
-        <w:t>________________________________________________________________</w:t>
-      </w:r>
-    </w:p>
-    <w:p>
-      <w:r>
-        <w:t>________________________________________________________________</w:t>
-      </w:r>
-    </w:p>
-    <w:p>
-      <w:pPr>
-        <w:pStyle w:val="Heading1"/>
-      </w:pPr>
-      <w:r>
-        <w:t>16. W5 Audit what changed in the test</w:t>
-      </w:r>
-    </w:p>
-    <w:p>
-      <w:r>
-        <w:t>Audit what changed in the test. Apply the supplied Test Edge Cases and Fairness facts and keep your reasoning.</w:t>
-      </w:r>
-    </w:p>
-    <w:p>
-      <w:pPr>
-        <w:spacing w:line="336" w:lineRule="auto" w:after="180"/>
-      </w:pPr>
-      <w:r>
-        <w:rPr>
-          <w:b w:val="0"/>
-        </w:rPr>
-        <w:t>A team runs 15 No on B version 3, gets B4, but records “B version 1” and calls B4 correct. Explain the documentation error and the expected result under each catalogue.</w:t>
-      </w:r>
-    </w:p>
-    <w:p>
-      <w:pPr>
-        <w:spacing w:line="336" w:lineRule="auto" w:after="180"/>
-      </w:pPr>
-      <w:r>
-        <w:rPr>
-          <w:b w:val="0"/>
-        </w:rPr>
-        <w:t>State what must stay the same in a fair prototype-versus-baseline comparison and why a test not yet run cannot be counted as a pass.</w:t>
-      </w:r>
-    </w:p>
-    <w:p>
-      <w:pPr>
-        <w:pStyle w:val="Heading3"/>
-      </w:pPr>
-      <w:r>
-        <w:t>My reasoning and evidence</w:t>
-      </w:r>
-    </w:p>
-    <w:p>
-      <w:r>
-        <w:t>________________________________________________________________</w:t>
-      </w:r>
-    </w:p>
-    <w:p>
-      <w:r>
-        <w:t>________________________________________________________________</w:t>
-      </w:r>
-    </w:p>
-    <w:p>
-      <w:r>
-        <w:t>________________________________________________________________</w:t>
-      </w:r>
-    </w:p>
-    <w:p>
-      <w:r>
-        <w:t>________________________________________________________________</w:t>
-      </w:r>
-    </w:p>
-    <w:p>
-      <w:r>
-        <w:t>________________________________________________________________</w:t>
-      </w:r>
-    </w:p>
-    <w:p>
-      <w:r>
-        <w:t>________________________________________________________________</w:t>
-      </w:r>
-    </w:p>
-    <w:p>
-      <w:pPr>
-        <w:pStyle w:val="Heading1"/>
-      </w:pPr>
-      <w:r>
-        <w:t>17. Feedback, return check and learning record</w:t>
-      </w:r>
-    </w:p>
-    <w:p>
-      <w:r>
-        <w:t>Record the first repaired step and a different case to revisit after a delay.</w:t>
+        <w:t>17. Feedback · Repair and return</w:t>
+      </w:r>
+    </w:p>
+    <w:p>
+      <w:r>
+        <w:t>Keep the first attempt, the repair and a changed-case return.</w:t>
+      </w:r>
+    </w:p>
+    <w:p>
+      <w:pPr>
+        <w:pStyle w:val="Heading2"/>
+      </w:pPr>
+      <w:r>
+        <w:t>Your evidence record</w:t>
       </w:r>
     </w:p>
     <w:tbl>
@@ -1710,12 +893,920 @@
         <w:pStyle w:val="Heading1"/>
       </w:pPr>
       <w:r>
-        <w:t>18. Pictorial case practice: Test Edge Cases and Fairness</w:t>
-      </w:r>
-    </w:p>
-    <w:p>
-      <w:r>
-        <w:t>A fictional craft-book chooser accepts requests for whole available minutes from 0 to 20. Explain the labelled step before checking the changed condition.</w:t>
+        <w:t>10. Finish · Judge the evidence in your work</w:t>
+      </w:r>
+    </w:p>
+    <w:p>
+      <w:r>
+        <w:t>Point to work that supports your confidence level.</w:t>
+      </w:r>
+    </w:p>
+    <w:p>
+      <w:pPr>
+        <w:pStyle w:val="Heading2"/>
+      </w:pPr>
+      <w:r>
+        <w:t>Your evidence record</w:t>
+      </w:r>
+    </w:p>
+    <w:p>
+      <w:pPr>
+        <w:pStyle w:val="ListBullet"/>
+      </w:pPr>
+      <w:r>
+        <w:t>I can explain the mechanism.</w:t>
+      </w:r>
+    </w:p>
+    <w:p>
+      <w:pPr>
+        <w:pStyle w:val="ListBullet"/>
+      </w:pPr>
+      <w:r>
+        <w:t>I can show evidence.</w:t>
+      </w:r>
+    </w:p>
+    <w:p>
+      <w:pPr>
+        <w:pStyle w:val="ListBullet"/>
+      </w:pPr>
+      <w:r>
+        <w:t>I can handle a changed case.</w:t>
+      </w:r>
+    </w:p>
+    <w:p>
+      <w:pPr>
+        <w:pStyle w:val="ListBullet"/>
+      </w:pPr>
+      <w:r>
+        <w:t>I can name a limit.</w:t>
+      </w:r>
+    </w:p>
+    <w:p>
+      <w:r>
+        <w:t>Mark each as not yet, with help or independently, and attach supporting work.</w:t>
+      </w:r>
+    </w:p>
+    <w:p>
+      <w:pPr>
+        <w:spacing w:line="336" w:lineRule="auto" w:after="180"/>
+      </w:pPr>
+      <w:r>
+        <w:rPr>
+          <w:b w:val="0"/>
+        </w:rPr>
+        <w:t>Teacher review ____________________  Next step ____________________</w:t>
+      </w:r>
+    </w:p>
+    <w:p>
+      <w:pPr>
+        <w:pStyle w:val="Heading1"/>
+      </w:pPr>
+      <w:r>
+        <w:t>Reference bank and extra practice</w:t>
+      </w:r>
+    </w:p>
+    <w:p>
+      <w:pPr>
+        <w:pStyle w:val="Heading1"/>
+      </w:pPr>
+      <w:r>
+        <w:t>02. Reference · Supported W2 record</w:t>
+      </w:r>
+    </w:p>
+    <w:p>
+      <w:r>
+        <w:t>This is the same W2 attempt. Keep one response record.</w:t>
+      </w:r>
+    </w:p>
+    <w:p>
+      <w:pPr>
+        <w:pStyle w:val="Heading2"/>
+      </w:pPr>
+      <w:r>
+        <w:t>Use this when helpful</w:t>
+      </w:r>
+    </w:p>
+    <w:p>
+      <w:pPr>
+        <w:spacing w:line="336" w:lineRule="auto" w:after="180"/>
+      </w:pPr>
+      <w:r>
+        <w:rPr>
+          <w:b w:val="0"/>
+        </w:rPr>
+        <w:t xml:space="preserve">Use W2: Check the validation </w:t>
+      </w:r>
+      <w:r>
+        <w:rPr>
+          <w:b/>
+        </w:rPr>
+        <w:t>boundary</w:t>
+      </w:r>
+      <w:r>
+        <w:rPr>
+          <w:b w:val="0"/>
+        </w:rPr>
+        <w:t xml:space="preserve"> for Testing boundaries and varied conditions. Record the answer once; the lesson and workbook refer to the same attempt.</w:t>
+      </w:r>
+    </w:p>
+    <w:tbl>
+      <w:tblPr>
+        <w:tblStyle w:val="LightShading-Accent1"/>
+        <w:tblW w:type="auto" w:w="0"/>
+        <w:tblLook w:firstColumn="1" w:firstRow="1" w:lastColumn="0" w:lastRow="0" w:noHBand="0" w:noVBand="1" w:val="04A0"/>
+      </w:tblPr>
+      <w:tblGrid>
+        <w:gridCol w:w="2556"/>
+        <w:gridCol w:w="2556"/>
+        <w:gridCol w:w="2556"/>
+        <w:gridCol w:w="2556"/>
+      </w:tblGrid>
+      <w:tr>
+        <w:trPr>
+          <w:tblHeader/>
+        </w:trPr>
+        <w:tc>
+          <w:tcPr>
+            <w:tcW w:type="dxa" w:w="2556"/>
+          </w:tcPr>
+          <w:p>
+            <w:r>
+              <w:t>Given inputs</w:t>
+            </w:r>
+          </w:p>
+        </w:tc>
+        <w:tc>
+          <w:tcPr>
+            <w:tcW w:type="dxa" w:w="2556"/>
+          </w:tcPr>
+          <w:p>
+            <w:r>
+              <w:t>Procedure I chose</w:t>
+            </w:r>
+          </w:p>
+        </w:tc>
+        <w:tc>
+          <w:tcPr>
+            <w:tcW w:type="dxa" w:w="2556"/>
+          </w:tcPr>
+          <w:p>
+            <w:r>
+              <w:t>Middle steps</w:t>
+            </w:r>
+          </w:p>
+        </w:tc>
+        <w:tc>
+          <w:tcPr>
+            <w:tcW w:type="dxa" w:w="2556"/>
+          </w:tcPr>
+          <w:p>
+            <w:r>
+              <w:t>Result and check</w:t>
+            </w:r>
+          </w:p>
+        </w:tc>
+      </w:tr>
+      <w:tr>
+        <w:tc>
+          <w:tcPr>
+            <w:tcW w:type="dxa" w:w="2556"/>
+          </w:tcPr>
+          <w:p>
+            <w:r/>
+          </w:p>
+        </w:tc>
+        <w:tc>
+          <w:tcPr>
+            <w:tcW w:type="dxa" w:w="2556"/>
+          </w:tcPr>
+          <w:p>
+            <w:r/>
+          </w:p>
+        </w:tc>
+        <w:tc>
+          <w:tcPr>
+            <w:tcW w:type="dxa" w:w="2556"/>
+          </w:tcPr>
+          <w:p>
+            <w:r/>
+          </w:p>
+        </w:tc>
+        <w:tc>
+          <w:tcPr>
+            <w:tcW w:type="dxa" w:w="2556"/>
+          </w:tcPr>
+          <w:p>
+            <w:r/>
+          </w:p>
+        </w:tc>
+      </w:tr>
+    </w:tbl>
+    <w:p>
+      <w:pPr>
+        <w:pStyle w:val="Heading3"/>
+      </w:pPr>
+      <w:r>
+        <w:t>The step I completed without help, and the hint I needed</w:t>
+      </w:r>
+    </w:p>
+    <w:p>
+      <w:r>
+        <w:t>________________________________________________________________</w:t>
+      </w:r>
+    </w:p>
+    <w:p>
+      <w:r>
+        <w:t>________________________________________________________________</w:t>
+      </w:r>
+    </w:p>
+    <w:p>
+      <w:r>
+        <w:t>________________________________________________________________</w:t>
+      </w:r>
+    </w:p>
+    <w:p>
+      <w:pPr>
+        <w:pStyle w:val="Heading1"/>
+      </w:pPr>
+      <w:r>
+        <w:t>03. Extra practice · Repair the explanation</w:t>
+      </w:r>
+    </w:p>
+    <w:p>
+      <w:r>
+        <w:t>Explain the deciding fact before discussing the answer.</w:t>
+      </w:r>
+    </w:p>
+    <w:p>
+      <w:pPr>
+        <w:pStyle w:val="Heading2"/>
+      </w:pPr>
+      <w:r>
+        <w:t>Use this when helpful</w:t>
+      </w:r>
+    </w:p>
+    <w:p>
+      <w:pPr>
+        <w:spacing w:line="336" w:lineRule="auto" w:after="180"/>
+      </w:pPr>
+      <w:r>
+        <w:rPr>
+          <w:b w:val="0"/>
+        </w:rPr>
+        <w:t>Use the worked case for Testing boundaries and varied conditions. Proposed explanation: “At the limit means outside the rule”. Decide whether this explanation is supported.</w:t>
+      </w:r>
+    </w:p>
+    <w:p>
+      <w:pPr>
+        <w:spacing w:line="336" w:lineRule="auto" w:after="180"/>
+      </w:pPr>
+      <w:r>
+        <w:rPr>
+          <w:b w:val="0"/>
+        </w:rPr>
+        <w:t>Point to the step or supplied fact that decides; explain your repair if needed.</w:t>
+      </w:r>
+    </w:p>
+    <w:p>
+      <w:pPr>
+        <w:pStyle w:val="Heading3"/>
+      </w:pPr>
+      <w:r>
+        <w:t>My explanation before partner discussion</w:t>
+      </w:r>
+    </w:p>
+    <w:p>
+      <w:r>
+        <w:t>________________________________________________________________</w:t>
+      </w:r>
+    </w:p>
+    <w:p>
+      <w:r>
+        <w:t>________________________________________________________________</w:t>
+      </w:r>
+    </w:p>
+    <w:p>
+      <w:r>
+        <w:t>________________________________________________________________</w:t>
+      </w:r>
+    </w:p>
+    <w:p>
+      <w:r>
+        <w:t>________________________________________________________________</w:t>
+      </w:r>
+    </w:p>
+    <w:p>
+      <w:pPr>
+        <w:pStyle w:val="Heading1"/>
+      </w:pPr>
+      <w:r>
+        <w:t>05. Reference · Original learning target</w:t>
+      </w:r>
+    </w:p>
+    <w:p>
+      <w:r>
+        <w:t>Use this target to inspect an explanation.</w:t>
+      </w:r>
+    </w:p>
+    <w:p>
+      <w:pPr>
+        <w:pStyle w:val="Heading2"/>
+      </w:pPr>
+      <w:r>
+        <w:t>Use this when helpful</w:t>
+      </w:r>
+    </w:p>
+    <w:p>
+      <w:pPr>
+        <w:spacing w:line="336" w:lineRule="auto" w:after="180"/>
+      </w:pPr>
+      <w:r>
+        <w:rPr>
+          <w:b w:val="0"/>
+        </w:rPr>
+        <w:t>Before testing, define outcomes for clean paper, metal foil, mixed packaging and an unreadable card. The team later changes mixed packaging's expected result to match its sorter. Explain the evaluation problem.</w:t>
+      </w:r>
+    </w:p>
+    <w:p>
+      <w:pPr>
+        <w:pStyle w:val="Heading1"/>
+      </w:pPr>
+      <w:r>
+        <w:t>06. Extra practice · A complete case</w:t>
+      </w:r>
+    </w:p>
+    <w:p>
+      <w:r>
+        <w:t>Try the question before checking the worked explanation.</w:t>
+      </w:r>
+    </w:p>
+    <w:p>
+      <w:pPr>
+        <w:pStyle w:val="Heading2"/>
+      </w:pPr>
+      <w:r>
+        <w:t>Use this when helpful</w:t>
+      </w:r>
+    </w:p>
+    <w:p>
+      <w:pPr>
+        <w:spacing w:line="336" w:lineRule="auto" w:after="180"/>
+      </w:pPr>
+      <w:r>
+        <w:rPr>
+          <w:b w:val="0"/>
+        </w:rPr>
+        <w:t>A sorter handles clean paper but fails on crumpled paper and mixed packaging.</w:t>
+      </w:r>
+    </w:p>
+    <w:p>
+      <w:pPr>
+        <w:spacing w:line="336" w:lineRule="auto" w:after="180"/>
+      </w:pPr>
+      <w:r>
+        <w:rPr>
+          <w:b w:val="0"/>
+        </w:rPr>
+        <w:t>Design revealing tests.</w:t>
+      </w:r>
+    </w:p>
+    <w:p>
+      <w:pPr>
+        <w:spacing w:line="336" w:lineRule="auto" w:after="180"/>
+      </w:pPr>
+      <w:r>
+        <w:rPr>
+          <w:b w:val="0"/>
+        </w:rPr>
+        <w:t xml:space="preserve">Show your trace, calculation or </w:t>
+      </w:r>
+      <w:r>
+        <w:rPr>
+          <w:b/>
+        </w:rPr>
+        <w:t>evidence</w:t>
+      </w:r>
+    </w:p>
+    <w:p>
+      <w:pPr>
+        <w:pStyle w:val="Heading3"/>
+      </w:pPr>
+      <w:r>
+        <w:t>Write or draw your reasoning and evidence.</w:t>
+      </w:r>
+    </w:p>
+    <w:p>
+      <w:r>
+        <w:t>________________________________________________________________</w:t>
+      </w:r>
+    </w:p>
+    <w:p>
+      <w:r>
+        <w:t>________________________________________________________________</w:t>
+      </w:r>
+    </w:p>
+    <w:p>
+      <w:r>
+        <w:t>________________________________________________________________</w:t>
+      </w:r>
+    </w:p>
+    <w:p>
+      <w:r>
+        <w:t>________________________________________________________________</w:t>
+      </w:r>
+    </w:p>
+    <w:p>
+      <w:r>
+        <w:t>________________________________________________________________</w:t>
+      </w:r>
+    </w:p>
+    <w:p>
+      <w:pPr>
+        <w:pStyle w:val="Heading1"/>
+      </w:pPr>
+      <w:r>
+        <w:t>07. Extra practice · A changed case</w:t>
+      </w:r>
+    </w:p>
+    <w:p>
+      <w:r>
+        <w:t>Keep this practice separate from the reserved independent attempt.</w:t>
+      </w:r>
+    </w:p>
+    <w:p>
+      <w:pPr>
+        <w:pStyle w:val="Heading2"/>
+      </w:pPr>
+      <w:r>
+        <w:t>Use this when helpful</w:t>
+      </w:r>
+    </w:p>
+    <w:p>
+      <w:pPr>
+        <w:spacing w:line="336" w:lineRule="auto" w:after="180"/>
+      </w:pPr>
+      <w:r>
+        <w:rPr>
+          <w:b w:val="0"/>
+        </w:rPr>
+        <w:t>A sorter works on clear photos. Test a blurred pencil, a dim book and an unfamiliar lunch box. What makes these useful tests?</w:t>
+      </w:r>
+    </w:p>
+    <w:p>
+      <w:pPr>
+        <w:spacing w:line="336" w:lineRule="auto" w:after="180"/>
+      </w:pPr>
+      <w:r>
+        <w:rPr>
+          <w:b w:val="0"/>
+        </w:rPr>
+        <w:t>My practice answer and reason</w:t>
+      </w:r>
+    </w:p>
+    <w:p>
+      <w:pPr>
+        <w:pStyle w:val="Heading3"/>
+      </w:pPr>
+      <w:r>
+        <w:t>Write or draw your reasoning and evidence.</w:t>
+      </w:r>
+    </w:p>
+    <w:p>
+      <w:r>
+        <w:t>________________________________________________________________</w:t>
+      </w:r>
+    </w:p>
+    <w:p>
+      <w:r>
+        <w:t>________________________________________________________________</w:t>
+      </w:r>
+    </w:p>
+    <w:p>
+      <w:r>
+        <w:t>________________________________________________________________</w:t>
+      </w:r>
+    </w:p>
+    <w:p>
+      <w:r>
+        <w:t>________________________________________________________________</w:t>
+      </w:r>
+    </w:p>
+    <w:p>
+      <w:r>
+        <w:t>________________________________________________________________</w:t>
+      </w:r>
+    </w:p>
+    <w:p>
+      <w:pPr>
+        <w:pStyle w:val="Heading3"/>
+      </w:pPr>
+      <w:r>
+        <w:t>Week 34 Test and reflect</w:t>
+      </w:r>
+    </w:p>
+    <w:p>
+      <w:pPr>
+        <w:pStyle w:val="Heading1"/>
+      </w:pPr>
+      <w:r>
+        <w:t>08. Extra practice · Design a revealing test</w:t>
+      </w:r>
+    </w:p>
+    <w:p>
+      <w:r>
+        <w:t>Predict before tracing or testing.</w:t>
+      </w:r>
+    </w:p>
+    <w:p>
+      <w:pPr>
+        <w:pStyle w:val="Heading2"/>
+      </w:pPr>
+      <w:r>
+        <w:t>Use this when helpful</w:t>
+      </w:r>
+    </w:p>
+    <w:p>
+      <w:pPr>
+        <w:spacing w:line="336" w:lineRule="auto" w:after="180"/>
+      </w:pPr>
+      <w:r>
+        <w:rPr>
+          <w:b w:val="0"/>
+        </w:rPr>
+        <w:t xml:space="preserve">Create a changed </w:t>
+      </w:r>
+      <w:r>
+        <w:rPr>
+          <w:b/>
+        </w:rPr>
+        <w:t>input</w:t>
+      </w:r>
+      <w:r>
+        <w:rPr>
+          <w:b w:val="0"/>
+        </w:rPr>
+        <w:t xml:space="preserve">, </w:t>
+      </w:r>
+      <w:r>
+        <w:rPr>
+          <w:b/>
+        </w:rPr>
+        <w:t>boundary</w:t>
+      </w:r>
+      <w:r>
+        <w:rPr>
+          <w:b w:val="0"/>
+        </w:rPr>
+        <w:t xml:space="preserve"> case or missing-information case. Write the expected answer or safe response before testing.</w:t>
+      </w:r>
+    </w:p>
+    <w:tbl>
+      <w:tblPr>
+        <w:tblStyle w:val="LightShading-Accent1"/>
+        <w:tblW w:type="auto" w:w="0"/>
+        <w:tblLook w:firstColumn="1" w:firstRow="1" w:lastColumn="0" w:lastRow="0" w:noHBand="0" w:noVBand="1" w:val="04A0"/>
+      </w:tblPr>
+      <w:tblGrid>
+        <w:gridCol w:w="5112"/>
+        <w:gridCol w:w="5112"/>
+      </w:tblGrid>
+      <w:tr>
+        <w:trPr>
+          <w:tblHeader/>
+        </w:trPr>
+        <w:tc>
+          <w:tcPr>
+            <w:tcW w:type="dxa" w:w="5112"/>
+          </w:tcPr>
+          <w:p>
+            <w:r>
+              <w:t>Test record</w:t>
+            </w:r>
+          </w:p>
+        </w:tc>
+        <w:tc>
+          <w:tcPr>
+            <w:tcW w:type="dxa" w:w="5112"/>
+          </w:tcPr>
+          <w:p>
+            <w:r>
+              <w:t>My evidence</w:t>
+            </w:r>
+          </w:p>
+        </w:tc>
+      </w:tr>
+      <w:tr>
+        <w:tc>
+          <w:tcPr>
+            <w:tcW w:type="dxa" w:w="5112"/>
+          </w:tcPr>
+          <w:p>
+            <w:r>
+              <w:t>Changed input or condition</w:t>
+            </w:r>
+          </w:p>
+        </w:tc>
+        <w:tc>
+          <w:tcPr>
+            <w:tcW w:type="dxa" w:w="5112"/>
+          </w:tcPr>
+          <w:p>
+            <w:r/>
+          </w:p>
+        </w:tc>
+      </w:tr>
+      <w:tr>
+        <w:tc>
+          <w:tcPr>
+            <w:tcW w:type="dxa" w:w="5112"/>
+          </w:tcPr>
+          <w:p>
+            <w:r>
+              <w:t>Expected answer or fallback</w:t>
+            </w:r>
+          </w:p>
+        </w:tc>
+        <w:tc>
+          <w:tcPr>
+            <w:tcW w:type="dxa" w:w="5112"/>
+          </w:tcPr>
+          <w:p>
+            <w:r/>
+          </w:p>
+        </w:tc>
+      </w:tr>
+      <w:tr>
+        <w:tc>
+          <w:tcPr>
+            <w:tcW w:type="dxa" w:w="5112"/>
+          </w:tcPr>
+          <w:p>
+            <w:r>
+              <w:t>Observed result</w:t>
+            </w:r>
+          </w:p>
+        </w:tc>
+        <w:tc>
+          <w:tcPr>
+            <w:tcW w:type="dxa" w:w="5112"/>
+          </w:tcPr>
+          <w:p>
+            <w:r/>
+          </w:p>
+        </w:tc>
+      </w:tr>
+      <w:tr>
+        <w:tc>
+          <w:tcPr>
+            <w:tcW w:type="dxa" w:w="5112"/>
+          </w:tcPr>
+          <w:p>
+            <w:r>
+              <w:t>Why the result occurred</w:t>
+            </w:r>
+          </w:p>
+        </w:tc>
+        <w:tc>
+          <w:tcPr>
+            <w:tcW w:type="dxa" w:w="5112"/>
+          </w:tcPr>
+          <w:p>
+            <w:r/>
+          </w:p>
+        </w:tc>
+      </w:tr>
+    </w:tbl>
+    <w:p>
+      <w:pPr>
+        <w:pStyle w:val="Heading1"/>
+      </w:pPr>
+      <w:r>
+        <w:t>11. Reference · Original target response space</w:t>
+      </w:r>
+    </w:p>
+    <w:p>
+      <w:r>
+        <w:t>This teaching case is practice rather than a fresh assessment.</w:t>
+      </w:r>
+    </w:p>
+    <w:p>
+      <w:pPr>
+        <w:pStyle w:val="Heading2"/>
+      </w:pPr>
+      <w:r>
+        <w:t>Use this when helpful</w:t>
+      </w:r>
+    </w:p>
+    <w:p>
+      <w:pPr>
+        <w:spacing w:line="336" w:lineRule="auto" w:after="180"/>
+      </w:pPr>
+      <w:r>
+        <w:rPr>
+          <w:b w:val="0"/>
+        </w:rPr>
+        <w:t>Before testing, define outcomes for clean paper, metal foil, mixed packaging and an unreadable card. The team later changes mixed packaging's expected result to match its sorter. Explain the evaluation problem.</w:t>
+      </w:r>
+    </w:p>
+    <w:p>
+      <w:pPr>
+        <w:pStyle w:val="Heading3"/>
+      </w:pPr>
+      <w:r>
+        <w:t>My explanation after practice</w:t>
+      </w:r>
+    </w:p>
+    <w:p>
+      <w:r>
+        <w:t>________________________________________________________________</w:t>
+      </w:r>
+    </w:p>
+    <w:p>
+      <w:r>
+        <w:t>________________________________________________________________</w:t>
+      </w:r>
+    </w:p>
+    <w:p>
+      <w:r>
+        <w:t>________________________________________________________________</w:t>
+      </w:r>
+    </w:p>
+    <w:p>
+      <w:r>
+        <w:t>________________________________________________________________</w:t>
+      </w:r>
+    </w:p>
+    <w:p>
+      <w:r>
+        <w:t>________________________________________________________________</w:t>
+      </w:r>
+    </w:p>
+    <w:p>
+      <w:r>
+        <w:t>________________________________________________________________</w:t>
+      </w:r>
+    </w:p>
+    <w:p>
+      <w:r>
+        <w:t>________________________________________________________________</w:t>
+      </w:r>
+    </w:p>
+    <w:p>
+      <w:pPr>
+        <w:spacing w:line="336" w:lineRule="auto" w:after="180"/>
+      </w:pPr>
+      <w:r>
+        <w:rPr>
+          <w:b w:val="0"/>
+        </w:rPr>
+        <w:t>Record support used: none, hint or teacher explanation.</w:t>
+      </w:r>
+    </w:p>
+    <w:p>
+      <w:pPr>
+        <w:pStyle w:val="Heading1"/>
+      </w:pPr>
+      <w:r>
+        <w:t>15. Reference · Independent-case response copy</w:t>
+      </w:r>
+    </w:p>
+    <w:p>
+      <w:r>
+        <w:t>This duplicates W4. Reuse the same first-attempt record.</w:t>
+      </w:r>
+    </w:p>
+    <w:p>
+      <w:pPr>
+        <w:pStyle w:val="Heading2"/>
+      </w:pPr>
+      <w:r>
+        <w:t>Use this when helpful</w:t>
+      </w:r>
+    </w:p>
+    <w:p>
+      <w:pPr>
+        <w:spacing w:line="336" w:lineRule="auto" w:after="180"/>
+      </w:pPr>
+      <w:r>
+        <w:rPr>
+          <w:b w:val="0"/>
+        </w:rPr>
+        <w:t>A new equipment selector lists E1 first, capacity 4; E2 second, capacity 8. Valid group size is a whole number from 1 to 10.</w:t>
+      </w:r>
+    </w:p>
+    <w:p>
+      <w:pPr>
+        <w:spacing w:line="336" w:lineRule="auto" w:after="180"/>
+      </w:pPr>
+      <w:r>
+        <w:rPr>
+          <w:b w:val="0"/>
+        </w:rPr>
+        <w:t xml:space="preserve">Choose the first item whose capacity is at least the group size, or no match; </w:t>
+      </w:r>
+      <w:r>
+        <w:rPr>
+          <w:b/>
+        </w:rPr>
+        <w:t>invalid input</w:t>
+      </w:r>
+      <w:r>
+        <w:rPr>
+          <w:b w:val="0"/>
+        </w:rPr>
+        <w:t xml:space="preserve"> needs clarification. A faulty version uses capacity strictly greater than group size.</w:t>
+      </w:r>
+    </w:p>
+    <w:p>
+      <w:pPr>
+        <w:spacing w:line="336" w:lineRule="auto" w:after="180"/>
+      </w:pPr>
+      <w:r>
+        <w:rPr>
+          <w:b w:val="0"/>
+        </w:rPr>
+        <w:t xml:space="preserve">Independently give correct and faulty </w:t>
+      </w:r>
+      <w:r>
+        <w:rPr>
+          <w:b/>
+        </w:rPr>
+        <w:t>output</w:t>
+      </w:r>
+      <w:r>
+        <w:rPr>
+          <w:b w:val="0"/>
+        </w:rPr>
+        <w:t>s for groups 3, 4 and 5, then for group 8. Explain the defect and give the correct response to group 0. No booking occurs.</w:t>
+      </w:r>
+    </w:p>
+    <w:p>
+      <w:pPr>
+        <w:pStyle w:val="Heading3"/>
+      </w:pPr>
+      <w:r>
+        <w:t>My reasoning and evidence</w:t>
+      </w:r>
+    </w:p>
+    <w:p>
+      <w:r>
+        <w:t>________________________________________________________________</w:t>
+      </w:r>
+    </w:p>
+    <w:p>
+      <w:r>
+        <w:t>________________________________________________________________</w:t>
+      </w:r>
+    </w:p>
+    <w:p>
+      <w:r>
+        <w:t>________________________________________________________________</w:t>
+      </w:r>
+    </w:p>
+    <w:p>
+      <w:r>
+        <w:t>________________________________________________________________</w:t>
+      </w:r>
+    </w:p>
+    <w:p>
+      <w:r>
+        <w:t>________________________________________________________________</w:t>
+      </w:r>
+    </w:p>
+    <w:p>
+      <w:r>
+        <w:t>________________________________________________________________</w:t>
+      </w:r>
+    </w:p>
+    <w:p>
+      <w:r>
+        <w:t>________________________________________________________________</w:t>
+      </w:r>
+    </w:p>
+    <w:p>
+      <w:r>
+        <w:t>________________________________________________________________</w:t>
+      </w:r>
+    </w:p>
+    <w:p>
+      <w:pPr>
+        <w:pStyle w:val="Heading1"/>
+      </w:pPr>
+      <w:r>
+        <w:t>18. Extra practice · Use the worked picture</w:t>
+      </w:r>
+    </w:p>
+    <w:p>
+      <w:r>
+        <w:t>Keep the explanation and the support you used.</w:t>
+      </w:r>
+    </w:p>
+    <w:p>
+      <w:pPr>
+        <w:pStyle w:val="Heading2"/>
+      </w:pPr>
+      <w:r>
+        <w:t>Use this when helpful</w:t>
       </w:r>
     </w:p>
     <w:p>
@@ -1790,7 +1881,6 @@
     <w:p>
       <w:pPr>
         <w:spacing w:line="336" w:lineRule="auto" w:after="180"/>
-        <w:shd w:fill="F5F1FB"/>
       </w:pPr>
       <w:r>
         <w:rPr>
@@ -1851,16 +1941,7 @@
     </w:p>
     <w:p>
       <w:pPr>
-        <w:pStyle w:val="Heading3"/>
-      </w:pPr>
-      <w:r>
-        <w:t>Record the help used</w:t>
-      </w:r>
-    </w:p>
-    <w:p>
-      <w:pPr>
         <w:spacing w:line="336" w:lineRule="auto" w:after="180"/>
-        <w:shd w:fill="F1F6F8"/>
       </w:pPr>
       <w:r>
         <w:rPr>
@@ -1909,12 +1990,20 @@
         <w:pStyle w:val="Heading1"/>
       </w:pPr>
       <w:r>
-        <w:t>19. Project portfolio milestone</w:t>
-      </w:r>
-    </w:p>
-    <w:p>
-      <w:r>
-        <w:t>Keep this week’s input, deciding step, result and limit together in the Helpful Classroom Sorter record.</w:t>
+        <w:t>19. Reference · Project portfolio record</w:t>
+      </w:r>
+    </w:p>
+    <w:p>
+      <w:r>
+        <w:t>Extend your main project response when helpful.</w:t>
+      </w:r>
+    </w:p>
+    <w:p>
+      <w:pPr>
+        <w:pStyle w:val="Heading2"/>
+      </w:pPr>
+      <w:r>
+        <w:t>Use this when helpful</w:t>
       </w:r>
     </w:p>
     <w:p>
@@ -2128,12 +2217,463 @@
         <w:pStyle w:val="Heading1"/>
       </w:pPr>
       <w:r>
-        <w:t>20. Supported practice and learning evidence</w:t>
-      </w:r>
-    </w:p>
-    <w:p>
-      <w:r>
-        <w:t>Try the supported questions before comparing with hints and feedback. Record what you repaired and the evidence you retained.</w:t>
+        <w:t>20. Extra practice: pictures, repair and feedback</w:t>
+      </w:r>
+    </w:p>
+    <w:p>
+      <w:r>
+        <w:t>Attempt each question before opening its explanation. Use one browser or paper copy.</w:t>
+      </w:r>
+    </w:p>
+    <w:p>
+      <w:pPr>
+        <w:pStyle w:val="Heading2"/>
+      </w:pPr>
+      <w:r>
+        <w:t>First supported question</w:t>
+      </w:r>
+    </w:p>
+    <w:p>
+      <w:pPr>
+        <w:pStyle w:val="ListBullet"/>
+      </w:pPr>
+      <w:r>
+        <w:t>A fictional craft-book chooser accepts requests for whole available minutes from 0 to 20.</w:t>
+      </w:r>
+    </w:p>
+    <w:p>
+      <w:pPr>
+        <w:pStyle w:val="Heading3"/>
+      </w:pPr>
+      <w:r>
+        <w:t>Practice 1: explain the deciding evidence</w:t>
+      </w:r>
+    </w:p>
+    <w:p>
+      <w:pPr>
+        <w:pStyle w:val="ListBullet"/>
+      </w:pPr>
+      <w:r>
+        <w:t>Which labelled step matches this detail? Record each user condition tested; do not invent unrun outcomes.</w:t>
+      </w:r>
+    </w:p>
+    <w:p>
+      <w:pPr>
+        <w:pStyle w:val="ListBullet"/>
+      </w:pPr>
+      <w:r>
+        <w:t>1. Near a boundary</w:t>
+      </w:r>
+    </w:p>
+    <w:p>
+      <w:pPr>
+        <w:pStyle w:val="ListBullet"/>
+      </w:pPr>
+      <w:r>
+        <w:t>2. Invalid inputs</w:t>
+      </w:r>
+    </w:p>
+    <w:p>
+      <w:pPr>
+        <w:pStyle w:val="ListBullet"/>
+      </w:pPr>
+      <w:r>
+        <w:t>3. Coverage record</w:t>
+      </w:r>
+    </w:p>
+    <w:p>
+      <w:pPr>
+        <w:pStyle w:val="ListBullet"/>
+      </w:pPr>
+      <w:r>
+        <w:t>4. Valid extremes</w:t>
+      </w:r>
+    </w:p>
+    <w:p>
+      <w:pPr>
+        <w:pStyle w:val="Heading3"/>
+      </w:pPr>
+      <w:r>
+        <w:t>My selected conclusion, deciding fact and explanation</w:t>
+      </w:r>
+    </w:p>
+    <w:p>
+      <w:r>
+        <w:t>________________________________________________________________</w:t>
+      </w:r>
+    </w:p>
+    <w:p>
+      <w:r>
+        <w:t>________________________________________________________________</w:t>
+      </w:r>
+    </w:p>
+    <w:p>
+      <w:r>
+        <w:t>________________________________________________________________</w:t>
+      </w:r>
+    </w:p>
+    <w:p>
+      <w:r>
+        <w:t>________________________________________________________________</w:t>
+      </w:r>
+    </w:p>
+    <w:p>
+      <w:r>
+        <w:t>________________________________________________________________</w:t>
+      </w:r>
+    </w:p>
+    <w:p>
+      <w:pPr>
+        <w:pStyle w:val="ListBullet"/>
+      </w:pPr>
+      <w:r>
+        <w:t>Hint if needed: Read the steps in the pictorial case. Match the supplied detail to the stage that performs or records it.</w:t>
+      </w:r>
+    </w:p>
+    <w:p>
+      <w:pPr>
+        <w:pStyle w:val="Heading2"/>
+      </w:pPr>
+      <w:r>
+        <w:t>Check the first explanation · reference / check after trying</w:t>
+      </w:r>
+    </w:p>
+    <w:p>
+      <w:pPr>
+        <w:spacing w:line="336" w:lineRule="auto" w:after="180"/>
+      </w:pPr>
+      <w:r>
+        <w:rPr>
+          <w:b w:val="0"/>
+        </w:rPr>
+        <w:t>After your attempt, compare with the supported explanation: Coverage record Record each user condition tested; do not invent unrun outcomes. Adjacent values below, at and above 6 expose an accidental strict inequality.</w:t>
+      </w:r>
+    </w:p>
+    <w:p>
+      <w:pPr>
+        <w:spacing w:line="336" w:lineRule="auto" w:after="180"/>
+      </w:pPr>
+      <w:r>
+        <w:rPr>
+          <w:b w:val="0"/>
+        </w:rPr>
+        <w:t xml:space="preserve">Zero is valid even though no activity fits. The top valid </w:t>
+      </w:r>
+      <w:r>
+        <w:rPr>
+          <w:b/>
+        </w:rPr>
+        <w:t>input</w:t>
+      </w:r>
+      <w:r>
+        <w:rPr>
+          <w:b w:val="0"/>
+        </w:rPr>
+        <w:t xml:space="preserve"> does not require selecting the longest activity: catalogue order still controls selection.</w:t>
+      </w:r>
+    </w:p>
+    <w:p>
+      <w:pPr>
+        <w:spacing w:line="336" w:lineRule="auto" w:after="180"/>
+      </w:pPr>
+      <w:r>
+        <w:rPr>
+          <w:b w:val="0"/>
+        </w:rPr>
+        <w:t>Coverage also asks whose conditions were tested, which cannot be inferred from these numbers alone.</w:t>
+      </w:r>
+    </w:p>
+    <w:p>
+      <w:pPr>
+        <w:pStyle w:val="Heading2"/>
+      </w:pPr>
+      <w:r>
+        <w:t>Changed-case question</w:t>
+      </w:r>
+    </w:p>
+    <w:p>
+      <w:pPr>
+        <w:pStyle w:val="Heading3"/>
+      </w:pPr>
+      <w:r>
+        <w:t>Practice 2: explain the deciding evidence</w:t>
+      </w:r>
+    </w:p>
+    <w:p>
+      <w:pPr>
+        <w:pStyle w:val="ListBullet"/>
+      </w:pPr>
+      <w:r>
+        <w:t>Changed-case practice: Faulty code uses duration strictly below available time. Which conclusion is supported by the supplied facts?</w:t>
+      </w:r>
+    </w:p>
+    <w:p>
+      <w:pPr>
+        <w:pStyle w:val="ListBullet"/>
+      </w:pPr>
+      <w:r>
+        <w:t>1. This one example guarantees correct results for every future input.</w:t>
+      </w:r>
+    </w:p>
+    <w:p>
+      <w:pPr>
+        <w:pStyle w:val="ListBullet"/>
+      </w:pPr>
+      <w:r>
+        <w:t>2. We can decide the result without examining the changed input or the procedure.</w:t>
+      </w:r>
+    </w:p>
+    <w:p>
+      <w:pPr>
+        <w:pStyle w:val="ListBullet"/>
+      </w:pPr>
+      <w:r>
+        <w:t>3. Request 6 now wrongly returns none.</w:t>
+      </w:r>
+    </w:p>
+    <w:p>
+      <w:pPr>
+        <w:pStyle w:val="Heading3"/>
+      </w:pPr>
+      <w:r>
+        <w:t>My selected conclusion, deciding fact and explanation</w:t>
+      </w:r>
+    </w:p>
+    <w:p>
+      <w:r>
+        <w:t>________________________________________________________________</w:t>
+      </w:r>
+    </w:p>
+    <w:p>
+      <w:r>
+        <w:t>________________________________________________________________</w:t>
+      </w:r>
+    </w:p>
+    <w:p>
+      <w:r>
+        <w:t>________________________________________________________________</w:t>
+      </w:r>
+    </w:p>
+    <w:p>
+      <w:r>
+        <w:t>________________________________________________________________</w:t>
+      </w:r>
+    </w:p>
+    <w:p>
+      <w:r>
+        <w:t>________________________________________________________________</w:t>
+      </w:r>
+    </w:p>
+    <w:p>
+      <w:pPr>
+        <w:pStyle w:val="ListBullet"/>
+      </w:pPr>
+      <w:r>
+        <w:t>Hint if needed: Use the changed condition and the deciding step in the pictorial trace. The answer must say what follows from those facts.</w:t>
+      </w:r>
+    </w:p>
+    <w:p>
+      <w:pPr>
+        <w:pStyle w:val="Heading2"/>
+      </w:pPr>
+      <w:r>
+        <w:t>Check the changed case · reference / check after trying</w:t>
+      </w:r>
+    </w:p>
+    <w:p>
+      <w:pPr>
+        <w:spacing w:line="336" w:lineRule="auto" w:after="180"/>
+      </w:pPr>
+      <w:r>
+        <w:rPr>
+          <w:b w:val="0"/>
+        </w:rPr>
+        <w:t>After your attempt, compare with the supported explanation: Request 6 now wrongly returns none. A’s duration equals the available time and should be eligible under at most.</w:t>
+      </w:r>
+    </w:p>
+    <w:p>
+      <w:pPr>
+        <w:pStyle w:val="Heading2"/>
+      </w:pPr>
+      <w:r>
+        <w:t>Repair and save your work</w:t>
+      </w:r>
+    </w:p>
+    <w:p>
+      <w:pPr>
+        <w:spacing w:line="336" w:lineRule="auto" w:after="180"/>
+      </w:pPr>
+      <w:r>
+        <w:rPr>
+          <w:b w:val="0"/>
+        </w:rPr>
+        <w:t>Review Test Normal Cases (ai-1/33). Goal: Plan routine cases with expected results derived from the requirements. Short practice: Why is none correct for 8 but incorrect for 6? Use both capacity cards..</w:t>
+      </w:r>
+    </w:p>
+    <w:p>
+      <w:pPr>
+        <w:spacing w:line="336" w:lineRule="auto" w:after="180"/>
+      </w:pPr>
+      <w:r>
+        <w:rPr>
+          <w:b w:val="0"/>
+        </w:rPr>
+        <w:t>Return to this week and explain what you changed.</w:t>
+      </w:r>
+    </w:p>
+    <w:p>
+      <w:pPr>
+        <w:spacing w:line="336" w:lineRule="auto" w:after="180"/>
+      </w:pPr>
+      <w:r>
+        <w:rPr>
+          <w:b w:val="0"/>
+        </w:rPr>
+        <w:t xml:space="preserve">Review Design the Decision </w:t>
+      </w:r>
+      <w:r>
+        <w:rPr>
+          <w:b/>
+        </w:rPr>
+        <w:t>Process</w:t>
+      </w:r>
+      <w:r>
+        <w:rPr>
+          <w:b w:val="0"/>
+        </w:rPr>
+        <w:t xml:space="preserve"> (ai-1/31). Goal: Design a decision </w:t>
+      </w:r>
+      <w:r>
+        <w:rPr>
+          <w:b/>
+        </w:rPr>
+        <w:t>process</w:t>
+      </w:r>
+      <w:r>
+        <w:rPr>
+          <w:b w:val="0"/>
+        </w:rPr>
+        <w:t xml:space="preserve"> that covers valid, invalid and no-match requests.</w:t>
+      </w:r>
+    </w:p>
+    <w:p>
+      <w:pPr>
+        <w:spacing w:line="336" w:lineRule="auto" w:after="180"/>
+      </w:pPr>
+      <w:r>
+        <w:rPr>
+          <w:b w:val="0"/>
+        </w:rPr>
+        <w:t>Short practice: Where does the first original rejection occur, and why is K3 not originally selected?. Return to this week and explain what you changed.</w:t>
+      </w:r>
+    </w:p>
+    <w:p>
+      <w:pPr>
+        <w:spacing w:line="336" w:lineRule="auto" w:after="180"/>
+      </w:pPr>
+      <w:r>
+        <w:rPr>
+          <w:b w:val="0"/>
+        </w:rPr>
+        <w:t xml:space="preserve">Review Humans Set Boundaries (ai-1/28). Goal: Distinguish a system’s capability, the correctness of its </w:t>
+      </w:r>
+      <w:r>
+        <w:rPr>
+          <w:b/>
+        </w:rPr>
+        <w:t>output</w:t>
+      </w:r>
+      <w:r>
+        <w:rPr>
+          <w:b w:val="0"/>
+        </w:rPr>
+        <w:t xml:space="preserve"> and permission to take an action. Short practice: Which original proposal is authorised?</w:t>
+      </w:r>
+    </w:p>
+    <w:p>
+      <w:pPr>
+        <w:spacing w:line="336" w:lineRule="auto" w:after="180"/>
+      </w:pPr>
+      <w:r>
+        <w:rPr>
+          <w:b w:val="0"/>
+        </w:rPr>
+        <w:t>Why do the other two need separate approval?. Return to this week and explain what you changed.</w:t>
+      </w:r>
+    </w:p>
+    <w:p>
+      <w:pPr>
+        <w:spacing w:line="336" w:lineRule="auto" w:after="180"/>
+      </w:pPr>
+      <w:r>
+        <w:rPr>
+          <w:b w:val="0"/>
+        </w:rPr>
+        <w:t xml:space="preserve">Use Download completed work in the hosted lesson to export your answers, reflections, practice feedback and code-run </w:t>
+      </w:r>
+      <w:r>
+        <w:rPr>
+          <w:b/>
+        </w:rPr>
+        <w:t>evidence</w:t>
+      </w:r>
+      <w:r>
+        <w:rPr>
+          <w:b w:val="0"/>
+        </w:rPr>
+        <w:t>. Open the HTML copy to read or print it.</w:t>
+      </w:r>
+    </w:p>
+    <w:p>
+      <w:pPr>
+        <w:spacing w:line="336" w:lineRule="auto" w:after="180"/>
+      </w:pPr>
+      <w:r>
+        <w:rPr>
+          <w:b w:val="0"/>
+        </w:rPr>
+        <w:t>Drafts stay in this browser when storage is available; clear drafts on a shared device.</w:t>
+      </w:r>
+    </w:p>
+    <w:p>
+      <w:pPr>
+        <w:pStyle w:val="Heading3"/>
+      </w:pPr>
+      <w:r>
+        <w:t>What I repaired, the evidence I kept and the next test</w:t>
+      </w:r>
+    </w:p>
+    <w:p>
+      <w:r>
+        <w:t>________________________________________________________________</w:t>
+      </w:r>
+    </w:p>
+    <w:p>
+      <w:r>
+        <w:t>________________________________________________________________</w:t>
+      </w:r>
+    </w:p>
+    <w:p>
+      <w:r>
+        <w:t>________________________________________________________________</w:t>
+      </w:r>
+    </w:p>
+    <w:p>
+      <w:r>
+        <w:t>________________________________________________________________</w:t>
+      </w:r>
+    </w:p>
+    <w:p>
+      <w:r>
+        <w:t>________________________________________________________________</w:t>
+      </w:r>
+    </w:p>
+    <w:p>
+      <w:pPr>
+        <w:pStyle w:val="Heading2"/>
+      </w:pPr>
+      <w:r>
+        <w:t>Earlier wording, alternatives and picture transcripts · reference / check after trying</w:t>
       </w:r>
     </w:p>
     <w:p>
@@ -2149,98 +2689,10 @@
     </w:p>
     <w:p>
       <w:pPr>
-        <w:spacing w:line="336" w:lineRule="auto" w:after="180"/>
-      </w:pPr>
-      <w:r>
-        <w:rPr>
-          <w:b w:val="0"/>
-        </w:rPr>
-        <w:t>A fictional craft-book chooser accepts requests for whole available minutes from 0 to 20.</w:t>
-      </w:r>
-    </w:p>
-    <w:p>
-      <w:pPr>
         <w:pStyle w:val="Heading3"/>
       </w:pPr>
       <w:r>
-        <w:t>Practice 1: explain the deciding evidence</w:t>
-      </w:r>
-    </w:p>
-    <w:p>
-      <w:pPr>
-        <w:spacing w:line="336" w:lineRule="auto" w:after="180"/>
-      </w:pPr>
-      <w:r>
-        <w:rPr>
-          <w:b w:val="0"/>
-        </w:rPr>
-        <w:t>Which labelled step matches this detail? Record each user condition tested; do not invent unrun outcomes.</w:t>
-      </w:r>
-    </w:p>
-    <w:p>
-      <w:pPr>
-        <w:spacing w:line="336" w:lineRule="auto" w:after="180"/>
-        <w:shd w:fill="F4F9FC"/>
-      </w:pPr>
-      <w:r>
-        <w:rPr>
-          <w:b w:val="0"/>
-        </w:rPr>
-        <w:t xml:space="preserve">1. Near a </w:t>
-      </w:r>
-      <w:r>
-        <w:rPr>
-          <w:b/>
-        </w:rPr>
-        <w:t>boundary</w:t>
-      </w:r>
-    </w:p>
-    <w:p>
-      <w:pPr>
-        <w:spacing w:line="336" w:lineRule="auto" w:after="180"/>
-        <w:shd w:fill="F4F9FC"/>
-      </w:pPr>
-      <w:r>
-        <w:rPr>
-          <w:b w:val="0"/>
-        </w:rPr>
-        <w:t xml:space="preserve">2. </w:t>
-      </w:r>
-      <w:r>
-        <w:rPr>
-          <w:b/>
-        </w:rPr>
-        <w:t>Invalid input</w:t>
-      </w:r>
-      <w:r>
-        <w:rPr>
-          <w:b w:val="0"/>
-        </w:rPr>
-        <w:t>s</w:t>
-      </w:r>
-    </w:p>
-    <w:p>
-      <w:pPr>
-        <w:spacing w:line="336" w:lineRule="auto" w:after="180"/>
-        <w:shd w:fill="F4F9FC"/>
-      </w:pPr>
-      <w:r>
-        <w:rPr>
-          <w:b w:val="0"/>
-        </w:rPr>
-        <w:t>3. Coverage record</w:t>
-      </w:r>
-    </w:p>
-    <w:p>
-      <w:pPr>
-        <w:spacing w:line="336" w:lineRule="auto" w:after="180"/>
-        <w:shd w:fill="F4F9FC"/>
-      </w:pPr>
-      <w:r>
-        <w:rPr>
-          <w:b w:val="0"/>
-        </w:rPr>
-        <w:t>4. Valid extremes</w:t>
+        <w:t>Repair a missing building block</w:t>
       </w:r>
     </w:p>
     <w:p>
@@ -2248,472 +2700,25 @@
         <w:pStyle w:val="Heading3"/>
       </w:pPr>
       <w:r>
-        <w:t>My selected conclusion, deciding fact and explanation</w:t>
-      </w:r>
-    </w:p>
-    <w:p>
-      <w:r>
-        <w:t>________________________________________________________________</w:t>
-      </w:r>
-    </w:p>
-    <w:p>
-      <w:r>
-        <w:t>________________________________________________________________</w:t>
-      </w:r>
-    </w:p>
-    <w:p>
-      <w:r>
-        <w:t>________________________________________________________________</w:t>
-      </w:r>
-    </w:p>
-    <w:p>
-      <w:r>
-        <w:t>________________________________________________________________</w:t>
-      </w:r>
-    </w:p>
-    <w:p>
-      <w:r>
-        <w:t>________________________________________________________________</w:t>
-      </w:r>
-    </w:p>
-    <w:p>
-      <w:pPr>
-        <w:pStyle w:val="Heading3"/>
-      </w:pPr>
-      <w:r>
-        <w:t>Hint · try first</w:t>
-      </w:r>
-    </w:p>
-    <w:p>
-      <w:pPr>
-        <w:spacing w:line="336" w:lineRule="auto" w:after="180"/>
-        <w:shd w:fill="F1F6F8"/>
-      </w:pPr>
-      <w:r>
-        <w:rPr>
-          <w:b w:val="0"/>
-        </w:rPr>
-        <w:t>Hint if needed: Read the steps in the pictorial case. Match the supplied detail to the stage that performs or records it.</w:t>
-      </w:r>
-    </w:p>
-    <w:p>
-      <w:pPr>
-        <w:pStyle w:val="Heading3"/>
-      </w:pPr>
-      <w:r>
-        <w:t>Feedback · compare after trying</w:t>
-      </w:r>
-    </w:p>
-    <w:p>
-      <w:pPr>
-        <w:spacing w:line="336" w:lineRule="auto" w:after="180"/>
-        <w:shd w:fill="F1F6FC"/>
-      </w:pPr>
-      <w:r>
-        <w:rPr>
-          <w:b w:val="0"/>
-        </w:rPr>
-        <w:t>After your attempt, compare with the supported explanation: Coverage record Record each user condition tested; do not invent unrun outcomes. Adjacent values below, at and above 6 expose an accidental strict inequality.</w:t>
-      </w:r>
-    </w:p>
-    <w:p>
-      <w:pPr>
-        <w:spacing w:line="336" w:lineRule="auto" w:after="180"/>
-        <w:shd w:fill="F1F6FC"/>
-      </w:pPr>
-      <w:r>
-        <w:rPr>
-          <w:b w:val="0"/>
-        </w:rPr>
-        <w:t xml:space="preserve">Zero is valid even though no activity fits. The top valid </w:t>
-      </w:r>
-      <w:r>
-        <w:rPr>
-          <w:b/>
-        </w:rPr>
-        <w:t>input</w:t>
-      </w:r>
-      <w:r>
-        <w:rPr>
-          <w:b w:val="0"/>
-        </w:rPr>
-        <w:t xml:space="preserve"> does not require selecting the longest activity: catalogue order still controls selection.</w:t>
-      </w:r>
-    </w:p>
-    <w:p>
-      <w:pPr>
-        <w:spacing w:line="336" w:lineRule="auto" w:after="180"/>
-        <w:shd w:fill="F1F6FC"/>
-      </w:pPr>
-      <w:r>
-        <w:rPr>
-          <w:b w:val="0"/>
-        </w:rPr>
-        <w:t>Coverage also asks whose conditions were tested, which cannot be inferred from these numbers alone.</w:t>
-      </w:r>
-    </w:p>
-    <w:p>
-      <w:pPr>
-        <w:pStyle w:val="Heading3"/>
-      </w:pPr>
-      <w:r>
-        <w:t>Practice 2: explain the deciding evidence</w:t>
-      </w:r>
-    </w:p>
-    <w:p>
-      <w:pPr>
-        <w:pStyle w:val="Heading3"/>
-      </w:pPr>
-      <w:r>
-        <w:t>Changed case · predict first</w:t>
-      </w:r>
-    </w:p>
-    <w:p>
-      <w:pPr>
-        <w:spacing w:line="336" w:lineRule="auto" w:after="180"/>
-        <w:shd w:fill="F5F1FB"/>
-      </w:pPr>
-      <w:r>
-        <w:rPr>
-          <w:b w:val="0"/>
-        </w:rPr>
-        <w:t>Changed-case practice: Faulty code uses duration strictly below available time. Which conclusion is supported by the supplied facts?</w:t>
-      </w:r>
-    </w:p>
-    <w:p>
-      <w:pPr>
-        <w:spacing w:line="336" w:lineRule="auto" w:after="180"/>
-        <w:shd w:fill="F4F9FC"/>
-      </w:pPr>
-      <w:r>
-        <w:rPr>
-          <w:b w:val="0"/>
-        </w:rPr>
-        <w:t xml:space="preserve">1. This one example guarantees correct results for every future </w:t>
-      </w:r>
-      <w:r>
-        <w:rPr>
-          <w:b/>
-        </w:rPr>
-        <w:t>input</w:t>
-      </w:r>
-      <w:r>
-        <w:rPr>
-          <w:b w:val="0"/>
-        </w:rPr>
-        <w:t>.</w:t>
-      </w:r>
-    </w:p>
-    <w:p>
-      <w:pPr>
-        <w:spacing w:line="336" w:lineRule="auto" w:after="180"/>
-        <w:shd w:fill="F4F9FC"/>
-      </w:pPr>
-      <w:r>
-        <w:rPr>
-          <w:b w:val="0"/>
-        </w:rPr>
-        <w:t xml:space="preserve">2. We can decide the result without examining the changed </w:t>
-      </w:r>
-      <w:r>
-        <w:rPr>
-          <w:b/>
-        </w:rPr>
-        <w:t>input</w:t>
-      </w:r>
-      <w:r>
-        <w:rPr>
-          <w:b w:val="0"/>
-        </w:rPr>
-        <w:t xml:space="preserve"> or the procedure.</w:t>
-      </w:r>
-    </w:p>
-    <w:p>
-      <w:pPr>
-        <w:spacing w:line="336" w:lineRule="auto" w:after="180"/>
-        <w:shd w:fill="F4F9FC"/>
-      </w:pPr>
-      <w:r>
-        <w:rPr>
-          <w:b w:val="0"/>
-        </w:rPr>
-        <w:t>3. Request 6 now wrongly returns none.</w:t>
-      </w:r>
-    </w:p>
-    <w:p>
-      <w:pPr>
-        <w:pStyle w:val="Heading3"/>
-      </w:pPr>
-      <w:r>
-        <w:t>My selected conclusion, deciding fact and explanation</w:t>
-      </w:r>
-    </w:p>
-    <w:p>
-      <w:r>
-        <w:t>________________________________________________________________</w:t>
-      </w:r>
-    </w:p>
-    <w:p>
-      <w:r>
-        <w:t>________________________________________________________________</w:t>
-      </w:r>
-    </w:p>
-    <w:p>
-      <w:r>
-        <w:t>________________________________________________________________</w:t>
-      </w:r>
-    </w:p>
-    <w:p>
-      <w:r>
-        <w:t>________________________________________________________________</w:t>
-      </w:r>
-    </w:p>
-    <w:p>
-      <w:r>
-        <w:t>________________________________________________________________</w:t>
-      </w:r>
-    </w:p>
-    <w:p>
-      <w:pPr>
-        <w:pStyle w:val="Heading3"/>
-      </w:pPr>
-      <w:r>
-        <w:t>Hint · try first</w:t>
-      </w:r>
-    </w:p>
-    <w:p>
-      <w:pPr>
-        <w:spacing w:line="336" w:lineRule="auto" w:after="180"/>
-        <w:shd w:fill="F1F6F8"/>
-      </w:pPr>
-      <w:r>
-        <w:rPr>
-          <w:b w:val="0"/>
-        </w:rPr>
-        <w:t>Hint if needed: Use the changed condition and the deciding step in the pictorial trace. The answer must say what follows from those facts.</w:t>
-      </w:r>
-    </w:p>
-    <w:p>
-      <w:pPr>
-        <w:pStyle w:val="Heading3"/>
-      </w:pPr>
-      <w:r>
-        <w:t>Feedback · compare after trying</w:t>
-      </w:r>
-    </w:p>
-    <w:p>
-      <w:pPr>
-        <w:spacing w:line="336" w:lineRule="auto" w:after="180"/>
-        <w:shd w:fill="F1F6FC"/>
-      </w:pPr>
-      <w:r>
-        <w:rPr>
-          <w:b w:val="0"/>
-        </w:rPr>
-        <w:t>After your attempt, compare with the supported explanation: Request 6 now wrongly returns none. A’s duration equals the available time and should be eligible under at most.</w:t>
-      </w:r>
-    </w:p>
-    <w:p>
-      <w:pPr>
-        <w:pStyle w:val="Heading3"/>
-      </w:pPr>
-      <w:r>
-        <w:t>Repair a missing building block</w:t>
-      </w:r>
-    </w:p>
-    <w:p>
-      <w:pPr>
-        <w:spacing w:line="336" w:lineRule="auto" w:after="180"/>
-      </w:pPr>
-      <w:r>
-        <w:rPr>
-          <w:b w:val="0"/>
-        </w:rPr>
-        <w:t>Review Test Normal Cases (ai-1/33). Goal: Plan routine cases with expected results derived from the requirements. Short practice: Why is none correct for 8 but incorrect for 6? Use both capacity cards..</w:t>
-      </w:r>
-    </w:p>
-    <w:p>
-      <w:pPr>
-        <w:spacing w:line="336" w:lineRule="auto" w:after="180"/>
-      </w:pPr>
-      <w:r>
-        <w:rPr>
-          <w:b w:val="0"/>
-        </w:rPr>
-        <w:t>Return to this week and explain what you changed.</w:t>
-      </w:r>
-    </w:p>
-    <w:p>
-      <w:pPr>
-        <w:spacing w:line="336" w:lineRule="auto" w:after="180"/>
-      </w:pPr>
-      <w:r>
-        <w:rPr>
-          <w:b w:val="0"/>
-        </w:rPr>
-        <w:t xml:space="preserve">Review Design the Decision </w:t>
-      </w:r>
-      <w:r>
-        <w:rPr>
-          <w:b/>
-        </w:rPr>
-        <w:t>Process</w:t>
-      </w:r>
-      <w:r>
-        <w:rPr>
-          <w:b w:val="0"/>
-        </w:rPr>
-        <w:t xml:space="preserve"> (ai-1/31). Goal: Design a decision </w:t>
-      </w:r>
-      <w:r>
-        <w:rPr>
-          <w:b/>
-        </w:rPr>
-        <w:t>process</w:t>
-      </w:r>
-      <w:r>
-        <w:rPr>
-          <w:b w:val="0"/>
-        </w:rPr>
-        <w:t xml:space="preserve"> that covers valid, invalid and no-match requests.</w:t>
-      </w:r>
-    </w:p>
-    <w:p>
-      <w:pPr>
-        <w:spacing w:line="336" w:lineRule="auto" w:after="180"/>
-      </w:pPr>
-      <w:r>
-        <w:rPr>
-          <w:b w:val="0"/>
-        </w:rPr>
-        <w:t>Short practice: Where does the first original rejection occur, and why is K3 not originally selected?. Return to this week and explain what you changed.</w:t>
-      </w:r>
-    </w:p>
-    <w:p>
-      <w:pPr>
-        <w:spacing w:line="336" w:lineRule="auto" w:after="180"/>
-      </w:pPr>
-      <w:r>
-        <w:rPr>
-          <w:b w:val="0"/>
-        </w:rPr>
-        <w:t xml:space="preserve">Review Humans Set Boundaries (ai-1/28). Goal: Distinguish a system’s capability, the correctness of its </w:t>
-      </w:r>
-      <w:r>
-        <w:rPr>
-          <w:b/>
-        </w:rPr>
-        <w:t>output</w:t>
-      </w:r>
-      <w:r>
-        <w:rPr>
-          <w:b w:val="0"/>
-        </w:rPr>
-        <w:t xml:space="preserve"> and permission to take an action. Short practice: Which original proposal is authorised?</w:t>
-      </w:r>
-    </w:p>
-    <w:p>
-      <w:pPr>
-        <w:spacing w:line="336" w:lineRule="auto" w:after="180"/>
-      </w:pPr>
-      <w:r>
-        <w:rPr>
-          <w:b w:val="0"/>
-        </w:rPr>
-        <w:t>Why do the other two need separate approval?. Return to this week and explain what you changed.</w:t>
-      </w:r>
-    </w:p>
-    <w:p>
-      <w:pPr>
-        <w:pStyle w:val="Heading3"/>
-      </w:pPr>
-      <w:r>
         <w:t>Keep your completed work</w:t>
       </w:r>
     </w:p>
     <w:p>
       <w:pPr>
-        <w:spacing w:line="336" w:lineRule="auto" w:after="180"/>
-      </w:pPr>
-      <w:r>
-        <w:rPr>
-          <w:b w:val="0"/>
-        </w:rPr>
-        <w:t xml:space="preserve">Use Download completed work in the hosted lesson to export your answers, reflections, practice feedback and code-run </w:t>
-      </w:r>
-      <w:r>
-        <w:rPr>
-          <w:b/>
-        </w:rPr>
-        <w:t>evidence</w:t>
-      </w:r>
-      <w:r>
-        <w:rPr>
-          <w:b w:val="0"/>
-        </w:rPr>
-        <w:t>. Open the HTML copy to read or print it.</w:t>
-      </w:r>
-    </w:p>
-    <w:p>
-      <w:pPr>
-        <w:spacing w:line="336" w:lineRule="auto" w:after="180"/>
-      </w:pPr>
-      <w:r>
-        <w:rPr>
-          <w:b w:val="0"/>
-        </w:rPr>
-        <w:t>Drafts stay in this browser when storage is available; clear drafts on a shared device.</w:t>
-      </w:r>
-    </w:p>
-    <w:p>
-      <w:pPr>
-        <w:pStyle w:val="Heading3"/>
-      </w:pPr>
-      <w:r>
-        <w:t>What I repaired, the evidence I kept and the next test</w:t>
-      </w:r>
-    </w:p>
-    <w:p>
-      <w:r>
-        <w:t>________________________________________________________________</w:t>
-      </w:r>
-    </w:p>
-    <w:p>
-      <w:r>
-        <w:t>________________________________________________________________</w:t>
-      </w:r>
-    </w:p>
-    <w:p>
-      <w:r>
-        <w:t>________________________________________________________________</w:t>
-      </w:r>
-    </w:p>
-    <w:p>
-      <w:r>
-        <w:t>________________________________________________________________</w:t>
-      </w:r>
-    </w:p>
-    <w:p>
-      <w:r>
-        <w:t>________________________________________________________________</w:t>
-      </w:r>
-    </w:p>
-    <w:p>
-      <w:pPr>
         <w:pStyle w:val="Heading1"/>
       </w:pPr>
       <w:r>
-        <w:t>21. Visual concept journey</w:t>
-      </w:r>
-    </w:p>
-    <w:p>
-      <w:r>
-        <w:t>Explain each Test Edge Cases and Fairness picture from its labels, then record a relevant limit.</w:t>
-      </w:r>
-    </w:p>
-    <w:p>
-      <w:pPr>
-        <w:pStyle w:val="Heading3"/>
+        <w:t>21. Reference · Six-picture response sheets</w:t>
+      </w:r>
+    </w:p>
+    <w:p>
+      <w:r>
+        <w:t>Choose the image that helps rather than repeating all six.</w:t>
+      </w:r>
+    </w:p>
+    <w:p>
+      <w:pPr>
+        <w:pStyle w:val="Heading2"/>
       </w:pPr>
       <w:r>
         <w:t>01. Test Edge Cases and Fairness: the case</w:t>
@@ -2780,7 +2785,6 @@
     <w:p>
       <w:pPr>
         <w:spacing w:line="336" w:lineRule="auto" w:after="180"/>
-        <w:shd w:fill="F5F1FB"/>
       </w:pPr>
       <w:r>
         <w:rPr>
@@ -2819,7 +2823,7 @@
     </w:p>
     <w:p>
       <w:pPr>
-        <w:pStyle w:val="Heading3"/>
+        <w:pStyle w:val="Heading2"/>
       </w:pPr>
       <w:r>
         <w:t>02. Follow the deciding steps</w:t>
@@ -2910,7 +2914,6 @@
     <w:p>
       <w:pPr>
         <w:spacing w:line="336" w:lineRule="auto" w:after="180"/>
-        <w:shd w:fill="F5F1FB"/>
       </w:pPr>
       <w:r>
         <w:rPr>
@@ -2961,7 +2964,7 @@
     </w:p>
     <w:p>
       <w:pPr>
-        <w:pStyle w:val="Heading3"/>
+        <w:pStyle w:val="Heading2"/>
       </w:pPr>
       <w:r>
         <w:t>03. Three requests around ten minutes</w:t>
@@ -3017,7 +3020,6 @@
     <w:p>
       <w:pPr>
         <w:spacing w:line="336" w:lineRule="auto" w:after="180"/>
-        <w:shd w:fill="F5F1FB"/>
       </w:pPr>
       <w:r>
         <w:rPr>
@@ -3056,7 +3058,7 @@
     </w:p>
     <w:p>
       <w:pPr>
-        <w:pStyle w:val="Heading3"/>
+        <w:pStyle w:val="Heading2"/>
       </w:pPr>
       <w:r>
         <w:t>04. Change one thing. Trace what follows.</w:t>
@@ -3123,7 +3125,6 @@
     <w:p>
       <w:pPr>
         <w:spacing w:line="336" w:lineRule="auto" w:after="180"/>
-        <w:shd w:fill="F5F1FB"/>
       </w:pPr>
       <w:r>
         <w:rPr>
@@ -3162,7 +3163,7 @@
     </w:p>
     <w:p>
       <w:pPr>
-        <w:pStyle w:val="Heading3"/>
+        <w:pStyle w:val="Heading2"/>
       </w:pPr>
       <w:r>
         <w:t>05. Connect the explanation to its limit</w:t>
@@ -3276,7 +3277,6 @@
     <w:p>
       <w:pPr>
         <w:spacing w:line="336" w:lineRule="auto" w:after="180"/>
-        <w:shd w:fill="F5F1FB"/>
       </w:pPr>
       <w:r>
         <w:rPr>
@@ -3315,7 +3315,7 @@
     </w:p>
     <w:p>
       <w:pPr>
-        <w:pStyle w:val="Heading3"/>
+        <w:pStyle w:val="Heading2"/>
       </w:pPr>
       <w:r>
         <w:t>06. Make the idea visible in your project</w:t>
@@ -3418,7 +3418,6 @@
     <w:p>
       <w:pPr>
         <w:spacing w:line="336" w:lineRule="auto" w:after="180"/>
-        <w:shd w:fill="F5F1FB"/>
       </w:pPr>
       <w:r>
         <w:rPr>
@@ -3465,6 +3464,62 @@
     <w:p>
       <w:r>
         <w:t>________________________________________________________________</w:t>
+      </w:r>
+    </w:p>
+    <w:p>
+      <w:pPr>
+        <w:pStyle w:val="Heading2"/>
+      </w:pPr>
+      <w:r>
+        <w:t>Earlier wording, alternatives and picture transcripts · reference / check after trying</w:t>
+      </w:r>
+    </w:p>
+    <w:p>
+      <w:pPr>
+        <w:pStyle w:val="Heading3"/>
+      </w:pPr>
+      <w:r>
+        <w:t>01. Test Edge Cases and Fairness: the case</w:t>
+      </w:r>
+    </w:p>
+    <w:p>
+      <w:pPr>
+        <w:pStyle w:val="Heading3"/>
+      </w:pPr>
+      <w:r>
+        <w:t>02. Follow the deciding steps</w:t>
+      </w:r>
+    </w:p>
+    <w:p>
+      <w:pPr>
+        <w:pStyle w:val="Heading3"/>
+      </w:pPr>
+      <w:r>
+        <w:t>03. Three requests around ten minutes</w:t>
+      </w:r>
+    </w:p>
+    <w:p>
+      <w:pPr>
+        <w:pStyle w:val="Heading3"/>
+      </w:pPr>
+      <w:r>
+        <w:t>04. Change one thing. Trace what follows.</w:t>
+      </w:r>
+    </w:p>
+    <w:p>
+      <w:pPr>
+        <w:pStyle w:val="Heading3"/>
+      </w:pPr>
+      <w:r>
+        <w:t>05. Connect the explanation to its limit</w:t>
+      </w:r>
+    </w:p>
+    <w:p>
+      <w:pPr>
+        <w:pStyle w:val="Heading3"/>
+      </w:pPr>
+      <w:r>
+        <w:t>06. Make the idea visible in your project</w:t>
       </w:r>
     </w:p>
     <w:sectPr>
